--- a/ADG/13장/13장_실습문제_정답.docx
+++ b/ADG/13장/13장_실습문제_정답.docx
@@ -34,7 +34,7 @@
           <w:b/>
           <w:sz w:val="21"/>
         </w:rPr>
-        <w:t>[하-01] 정답: ① DG_BROKER_START</w:t>
+        <w:t>[하-01] 정답: ② DG_BROKER_START</w:t>
       </w:r>
     </w:p>
     <w:p>
@@ -53,7 +53,7 @@
           <w:b/>
           <w:sz w:val="21"/>
         </w:rPr>
-        <w:t>[하-02] 정답: ① FALSE</w:t>
+        <w:t>[하-02] 정답: ③ FALSE</w:t>
       </w:r>
     </w:p>
     <w:p>
@@ -72,7 +72,7 @@
           <w:b/>
           <w:sz w:val="21"/>
         </w:rPr>
-        <w:t>[하-03] 정답: ① DMON</w:t>
+        <w:t>[하-03] 정답: ④ DMON</w:t>
       </w:r>
     </w:p>
     <w:p>
@@ -110,7 +110,7 @@
           <w:b/>
           <w:sz w:val="21"/>
         </w:rPr>
-        <w:t>[하-05] 정답: ① 다중화 — 하나가 손상돼도 다른 하나로 복구</w:t>
+        <w:t>[하-05] 정답: ④ 다중화 — 하나가 손상돼도 다른 하나로 복구</w:t>
       </w:r>
     </w:p>
     <w:p>
@@ -129,7 +129,7 @@
           <w:b/>
           <w:sz w:val="21"/>
         </w:rPr>
-        <w:t>[하-06] 정답: ① ORA-16525</w:t>
+        <w:t>[하-06] 정답: ④ ORA-16525</w:t>
       </w:r>
     </w:p>
     <w:p>
@@ -148,7 +148,7 @@
           <w:b/>
           <w:sz w:val="21"/>
         </w:rPr>
-        <w:t>[하-07] 정답: ① ORA-16532</w:t>
+        <w:t>[하-07] 정답: ④ ORA-16532</w:t>
       </w:r>
     </w:p>
     <w:p>
@@ -167,7 +167,7 @@
           <w:b/>
           <w:sz w:val="21"/>
         </w:rPr>
-        <w:t>[하-08] 정답: ① CREATE CONFIGURATION</w:t>
+        <w:t>[하-08] 정답: ② CREATE CONFIGURATION</w:t>
       </w:r>
     </w:p>
     <w:p>
@@ -186,7 +186,7 @@
           <w:b/>
           <w:sz w:val="21"/>
         </w:rPr>
-        <w:t>[하-09] 정답: ① ADD DATABASE</w:t>
+        <w:t>[하-09] 정답: ② ADD DATABASE</w:t>
       </w:r>
     </w:p>
     <w:p>
@@ -243,7 +243,7 @@
           <w:b/>
           <w:sz w:val="21"/>
         </w:rPr>
-        <w:t>[하-12] 정답: ① &lt;db_unique_name&gt;_DGMGRL</w:t>
+        <w:t>[하-12] 정답: ③ &lt;db_unique_name&gt;_DGMGRL</w:t>
       </w:r>
     </w:p>
     <w:p>
@@ -262,7 +262,7 @@
           <w:b/>
           <w:sz w:val="21"/>
         </w:rPr>
-        <w:t>[하-13] 정답: ① ORA-16698</w:t>
+        <w:t>[하-13] 정답: ④ ORA-16698</w:t>
       </w:r>
     </w:p>
     <w:p>
@@ -281,7 +281,7 @@
           <w:b/>
           <w:sz w:val="21"/>
         </w:rPr>
-        <w:t>[하-14] 정답: ① ORA-16905와 (disabled)</w:t>
+        <w:t>[하-14] 정답: ③ ORA-16905와 (disabled)</w:t>
       </w:r>
     </w:p>
     <w:p>
@@ -300,7 +300,7 @@
           <w:b/>
           <w:sz w:val="21"/>
         </w:rPr>
-        <w:t>[하-15] 정답: ① ENABLE CONFIGURATION</w:t>
+        <w:t>[하-15] 정답: ③ ENABLE CONFIGURATION</w:t>
       </w:r>
     </w:p>
     <w:p>
@@ -319,7 +319,7 @@
           <w:b/>
           <w:sz w:val="21"/>
         </w:rPr>
-        <w:t>[하-16] 정답: ① drc&lt;db_unique_name&gt;.log</w:t>
+        <w:t>[하-16] 정답: ③ drc&lt;db_unique_name&gt;.log</w:t>
       </w:r>
     </w:p>
     <w:p>
@@ -338,7 +338,7 @@
           <w:b/>
           <w:sz w:val="21"/>
         </w:rPr>
-        <w:t>[하-17] 정답: ① EDIT DATABASE ... SET STATE='APPLY-OFF'</w:t>
+        <w:t>[하-17] 정답: ③ EDIT DATABASE ... SET STATE='APPLY-OFF'</w:t>
       </w:r>
     </w:p>
     <w:p>
@@ -357,7 +357,7 @@
           <w:b/>
           <w:sz w:val="21"/>
         </w:rPr>
-        <w:t>[하-18] 정답: ① LogXptMode</w:t>
+        <w:t>[하-18] 정답: ④ LogXptMode</w:t>
       </w:r>
     </w:p>
     <w:p>
@@ -376,7 +376,7 @@
           <w:b/>
           <w:sz w:val="21"/>
         </w:rPr>
-        <w:t>[하-19] 정답: ① EDIT CONFIGURATION SET PROTECTION MODE AS ...</w:t>
+        <w:t>[하-19] 정답: ② EDIT CONFIGURATION SET PROTECTION MODE AS ...</w:t>
       </w:r>
     </w:p>
     <w:p>
@@ -422,7 +422,7 @@
           <w:b/>
           <w:sz w:val="21"/>
         </w:rPr>
-        <w:t>[중-01] 정답: ① DMON 프로세스 · 구성 파일 · DGMGRL</w:t>
+        <w:t>[중-01] 정답: ② DMON 프로세스 · 구성 파일 · DGMGRL</w:t>
       </w:r>
     </w:p>
     <w:p>
@@ -479,7 +479,7 @@
           <w:b/>
           <w:sz w:val="21"/>
         </w:rPr>
-        <w:t>[중-04] 정답: ① StaticConnectIdentifier</w:t>
+        <w:t>[중-04] 정답: ② StaticConnectIdentifier</w:t>
       </w:r>
     </w:p>
     <w:p>
@@ -498,7 +498,7 @@
           <w:b/>
           <w:sz w:val="21"/>
         </w:rPr>
-        <w:t>[중-05] 정답: ① Broker는 자기가 관리할 것을 자기가 만들려 하기 때문</w:t>
+        <w:t>[중-05] 정답: ② Broker는 자기가 관리할 것을 자기가 만들려 하기 때문</w:t>
       </w:r>
     </w:p>
     <w:p>
@@ -517,7 +517,7 @@
           <w:b/>
           <w:sz w:val="21"/>
         </w:rPr>
-        <w:t>[중-06] 정답: ① 양쪽의 SERVICE 속성 있는 LOG_ARCHIVE_DEST_n을 비운다</w:t>
+        <w:t>[중-06] 정답: ② 양쪽의 SERVICE 속성 있는 LOG_ARCHIVE_DEST_n을 비운다</w:t>
       </w:r>
     </w:p>
     <w:p>
@@ -536,7 +536,7 @@
           <w:b/>
           <w:sz w:val="21"/>
         </w:rPr>
-        <w:t>[중-07] 정답: ① 목적지를 비우는 단계</w:t>
+        <w:t>[중-07] 정답: ③ 목적지를 비우는 단계</w:t>
       </w:r>
     </w:p>
     <w:p>
@@ -574,7 +574,7 @@
           <w:b/>
           <w:sz w:val="21"/>
         </w:rPr>
-        <w:t>[중-09] 정답: ① (online_logfile, all_roles)</w:t>
+        <w:t>[중-09] 정답: ④ (online_logfile, all_roles)</w:t>
       </w:r>
     </w:p>
     <w:p>
@@ -593,7 +593,7 @@
           <w:b/>
           <w:sz w:val="21"/>
         </w:rPr>
-        <w:t>[중-10] 정답: ① 역할 전환 후에도 목적지가 유효하도록 미리 대비</w:t>
+        <w:t>[중-10] 정답: ④ 역할 전환 후에도 목적지가 유효하도록 미리 대비</w:t>
       </w:r>
     </w:p>
     <w:p>
@@ -612,7 +612,7 @@
           <w:b/>
           <w:sz w:val="21"/>
         </w:rPr>
-        <w:t>[중-11] 정답: ① 속성으로 바꿀 자리를 만들기 위해</w:t>
+        <w:t>[중-11] 정답: ③ 속성으로 바꿀 자리를 만들기 위해</w:t>
       </w:r>
     </w:p>
     <w:p>
@@ -631,7 +631,7 @@
           <w:b/>
           <w:sz w:val="21"/>
         </w:rPr>
-        <w:t>[중-12] 정답: ① 리두 경로</w:t>
+        <w:t>[중-12] 정답: ② 리두 경로</w:t>
       </w:r>
     </w:p>
     <w:p>
@@ -650,7 +650,7 @@
           <w:b/>
           <w:sz w:val="21"/>
         </w:rPr>
-        <w:t>[중-13] 정답: ① Broker 판정은 주기적이며 실시간이 아니다</w:t>
+        <w:t>[중-13] 정답: ③ Broker 판정은 주기적이며 실시간이 아니다</w:t>
       </w:r>
     </w:p>
     <w:p>
@@ -669,7 +669,7 @@
           <w:b/>
           <w:sz w:val="21"/>
         </w:rPr>
-        <w:t>[중-14] 정답: ① Broker가 기억하는 목표 상태</w:t>
+        <w:t>[중-14] 정답: ② Broker가 기억하는 목표 상태</w:t>
       </w:r>
     </w:p>
     <w:p>
@@ -688,7 +688,7 @@
           <w:b/>
           <w:sz w:val="21"/>
         </w:rPr>
-        <w:t>[중-15] 정답: ① APPLY-ON / APPLY-OFF</w:t>
+        <w:t>[중-15] 정답: ② APPLY-ON / APPLY-OFF</w:t>
       </w:r>
     </w:p>
     <w:p>
@@ -707,7 +707,7 @@
           <w:b/>
           <w:sz w:val="21"/>
         </w:rPr>
-        <w:t>[중-16] 정답: ① 9장의 ADG가 동작 중이다</w:t>
+        <w:t>[중-16] 정답: ④ 9장의 ADG가 동작 중이다</w:t>
       </w:r>
     </w:p>
     <w:p>
@@ -726,7 +726,7 @@
           <w:b/>
           <w:sz w:val="21"/>
         </w:rPr>
-        <w:t>[중-17] 정답: ① SUCCESS — Intended State도 함께 바뀌었기 때문</w:t>
+        <w:t>[중-17] 정답: ③ SUCCESS — Intended State도 함께 바뀌었기 때문</w:t>
       </w:r>
     </w:p>
     <w:p>
@@ -783,7 +783,7 @@
           <w:b/>
           <w:sz w:val="21"/>
         </w:rPr>
-        <w:t>[중-20] 정답: ① 보호 모드를 내린 뒤 전송 방식을 바꾼다</w:t>
+        <w:t>[중-20] 정답: ② 보호 모드를 내린 뒤 전송 방식을 바꾼다</w:t>
       </w:r>
     </w:p>
     <w:p>
@@ -848,7 +848,7 @@
           <w:b/>
           <w:sz w:val="21"/>
         </w:rPr>
-        <w:t>[상-03] 정답: ① 아무 속성이나 다시 적용하면 문자열 전체가 재생성된다</w:t>
+        <w:t>[상-03] 정답: ③ 아무 속성이나 다시 적용하면 문자열 전체가 재생성된다</w:t>
       </w:r>
     </w:p>
     <w:p>
@@ -867,7 +867,7 @@
           <w:b/>
           <w:sz w:val="21"/>
         </w:rPr>
-        <w:t>[상-04] 정답: ① chicago_CFG</w:t>
+        <w:t>[상-04] 정답: ④ chicago_CFG</w:t>
       </w:r>
     </w:p>
     <w:p>
@@ -886,7 +886,7 @@
           <w:b/>
           <w:sz w:val="21"/>
         </w:rPr>
-        <w:t>[상-05] 정답: ① Broker가 `ALTER SYSTEM REGISTER`를 실행해 스스로 등록한다</w:t>
+        <w:t>[상-05] 정답: ③ Broker가 `ALTER SYSTEM REGISTER`를 실행해 스스로 등록한다</w:t>
       </w:r>
     </w:p>
     <w:p>
@@ -905,7 +905,7 @@
           <w:b/>
           <w:sz w:val="21"/>
         </w:rPr>
-        <w:t>[상-06] 정답: ① 14</w:t>
+        <w:t>[상-06] 정답: ④ 14</w:t>
       </w:r>
     </w:p>
     <w:p>
@@ -962,7 +962,7 @@
           <w:b/>
           <w:sz w:val="21"/>
         </w:rPr>
-        <w:t>[상-09] 정답: ① 적용이 멈춘 구체적 이유 — 알림 로그를 봐야 한다</w:t>
+        <w:t>[상-09] 정답: ④ 적용이 멈춘 구체적 이유 — 알림 로그를 봐야 한다</w:t>
       </w:r>
     </w:p>
     <w:p>
@@ -981,7 +981,7 @@
           <w:b/>
           <w:sz w:val="21"/>
         </w:rPr>
-        <w:t>[상-10] 정답: ① SCOPE=BOTH로 설정한 DG_BROKER_START와 디스크의 구성 파일</w:t>
+        <w:t>[상-10] 정답: ④ SCOPE=BOTH로 설정한 DG_BROKER_START와 디스크의 구성 파일</w:t>
       </w:r>
     </w:p>
     <w:p>

--- a/ADG/13장/13장_실습문제_정답.docx
+++ b/ADG/13장/13장_실습문제_정답.docx
@@ -43,7 +43,21 @@
           <w:rFonts w:ascii="맑은 고딕" w:hAnsi="맑은 고딕" w:eastAsia="맑은 고딕"/>
           <w:sz w:val="21"/>
         </w:rPr>
-        <w:t>해설: 동적 파라미터이므로 재기동이 필요 없다. `SCOPE=BOTH`로 주어 다음 기동에도 유지되게 한다. 양쪽 모두 켜야 DMON끼리 통신할 수 있다.</w:t>
+        <w:t xml:space="preserve">해설: 동적 파라미터이므로 재기동이 필요 없다. </w:t>
+      </w:r>
+      <w:r>
+        <w:rPr>
+          <w:rFonts w:ascii="Consolas" w:hAnsi="Consolas" w:eastAsia="맑은 고딕"/>
+          <w:sz w:val="21"/>
+        </w:rPr>
+        <w:t xml:space="preserve">SCOPE=BOTH</w:t>
+      </w:r>
+      <w:r>
+        <w:rPr>
+          <w:rFonts w:ascii="맑은 고딕" w:hAnsi="맑은 고딕" w:eastAsia="맑은 고딕"/>
+          <w:sz w:val="21"/>
+        </w:rPr>
+        <w:t xml:space="preserve">로 주어 다음 기동에도 유지되게 한다. 양쪽 모두 켜야 DMON끼리 통신할 수 있다.</w:t>
       </w:r>
     </w:p>
     <w:p>
@@ -62,7 +76,21 @@
           <w:rFonts w:ascii="맑은 고딕" w:hAnsi="맑은 고딕" w:eastAsia="맑은 고딕"/>
           <w:sz w:val="21"/>
         </w:rPr>
-        <w:t>해설: 실측에서 chicago·boston 모두 `FALSE`였다. Broker는 기본적으로 꺼져 있다.</w:t>
+        <w:t xml:space="preserve">해설: 실측에서 chicago·boston 모두 </w:t>
+      </w:r>
+      <w:r>
+        <w:rPr>
+          <w:rFonts w:ascii="Consolas" w:hAnsi="Consolas" w:eastAsia="맑은 고딕"/>
+          <w:sz w:val="21"/>
+        </w:rPr>
+        <w:t xml:space="preserve">FALSE</w:t>
+      </w:r>
+      <w:r>
+        <w:rPr>
+          <w:rFonts w:ascii="맑은 고딕" w:hAnsi="맑은 고딕" w:eastAsia="맑은 고딕"/>
+          <w:sz w:val="21"/>
+        </w:rPr>
+        <w:t xml:space="preserve">였다. Broker는 기본적으로 꺼져 있다.</w:t>
       </w:r>
     </w:p>
     <w:p>
@@ -81,7 +109,77 @@
           <w:rFonts w:ascii="맑은 고딕" w:hAnsi="맑은 고딕" w:eastAsia="맑은 고딕"/>
           <w:sz w:val="21"/>
         </w:rPr>
-        <w:t>해설: OS에서는 `ora_dmon_&lt;SID&gt;`로 보인다. `V$PROCESS`의 `PNAME`이 `DMON`이다. 구성이 활성화되면 `NSV2` 같은 통신용 프로세스도 함께 뜬다.</w:t>
+        <w:t xml:space="preserve">해설: OS에서는 </w:t>
+      </w:r>
+      <w:r>
+        <w:rPr>
+          <w:rFonts w:ascii="Consolas" w:hAnsi="Consolas" w:eastAsia="맑은 고딕"/>
+          <w:sz w:val="21"/>
+        </w:rPr>
+        <w:t xml:space="preserve">ora_dmon_&lt;SID&gt;</w:t>
+      </w:r>
+      <w:r>
+        <w:rPr>
+          <w:rFonts w:ascii="맑은 고딕" w:hAnsi="맑은 고딕" w:eastAsia="맑은 고딕"/>
+          <w:sz w:val="21"/>
+        </w:rPr>
+        <w:t xml:space="preserve">로 보인다. </w:t>
+      </w:r>
+      <w:r>
+        <w:rPr>
+          <w:rFonts w:ascii="Consolas" w:hAnsi="Consolas" w:eastAsia="맑은 고딕"/>
+          <w:sz w:val="21"/>
+        </w:rPr>
+        <w:t xml:space="preserve">V$PROCESS</w:t>
+      </w:r>
+      <w:r>
+        <w:rPr>
+          <w:rFonts w:ascii="맑은 고딕" w:hAnsi="맑은 고딕" w:eastAsia="맑은 고딕"/>
+          <w:sz w:val="21"/>
+        </w:rPr>
+        <w:t xml:space="preserve">의 </w:t>
+      </w:r>
+      <w:r>
+        <w:rPr>
+          <w:rFonts w:ascii="Consolas" w:hAnsi="Consolas" w:eastAsia="맑은 고딕"/>
+          <w:sz w:val="21"/>
+        </w:rPr>
+        <w:t xml:space="preserve">PNAME</w:t>
+      </w:r>
+      <w:r>
+        <w:rPr>
+          <w:rFonts w:ascii="맑은 고딕" w:hAnsi="맑은 고딕" w:eastAsia="맑은 고딕"/>
+          <w:sz w:val="21"/>
+        </w:rPr>
+        <w:t xml:space="preserve">이 </w:t>
+      </w:r>
+      <w:r>
+        <w:rPr>
+          <w:rFonts w:ascii="Consolas" w:hAnsi="Consolas" w:eastAsia="맑은 고딕"/>
+          <w:sz w:val="21"/>
+        </w:rPr>
+        <w:t xml:space="preserve">DMON</w:t>
+      </w:r>
+      <w:r>
+        <w:rPr>
+          <w:rFonts w:ascii="맑은 고딕" w:hAnsi="맑은 고딕" w:eastAsia="맑은 고딕"/>
+          <w:sz w:val="21"/>
+        </w:rPr>
+        <w:t xml:space="preserve">이다. 구성이 활성화되면 </w:t>
+      </w:r>
+      <w:r>
+        <w:rPr>
+          <w:rFonts w:ascii="Consolas" w:hAnsi="Consolas" w:eastAsia="맑은 고딕"/>
+          <w:sz w:val="21"/>
+        </w:rPr>
+        <w:t xml:space="preserve">NSV2</w:t>
+      </w:r>
+      <w:r>
+        <w:rPr>
+          <w:rFonts w:ascii="맑은 고딕" w:hAnsi="맑은 고딕" w:eastAsia="맑은 고딕"/>
+          <w:sz w:val="21"/>
+        </w:rPr>
+        <w:t xml:space="preserve"> 같은 통신용 프로세스도 함께 뜬다.</w:t>
       </w:r>
     </w:p>
     <w:p>
@@ -100,7 +198,77 @@
           <w:rFonts w:ascii="맑은 고딕" w:hAnsi="맑은 고딕" w:eastAsia="맑은 고딕"/>
           <w:sz w:val="21"/>
         </w:rPr>
-        <w:t>해설: chicago에서는 `dr1chicago.dat`·`dr2chicago.dat`, boston에서는 `dr1boston.dat`·`dr2boston.dat`. 기본 경로는 `$ORACLE_HOME/dbs`이며 실측 크기는 8KB였다.</w:t>
+        <w:t xml:space="preserve">해설: chicago에서는 </w:t>
+      </w:r>
+      <w:r>
+        <w:rPr>
+          <w:rFonts w:ascii="Consolas" w:hAnsi="Consolas" w:eastAsia="맑은 고딕"/>
+          <w:sz w:val="21"/>
+        </w:rPr>
+        <w:t xml:space="preserve">dr1chicago.dat</w:t>
+      </w:r>
+      <w:r>
+        <w:rPr>
+          <w:rFonts w:ascii="맑은 고딕" w:hAnsi="맑은 고딕" w:eastAsia="맑은 고딕"/>
+          <w:sz w:val="21"/>
+        </w:rPr>
+        <w:t xml:space="preserve">·</w:t>
+      </w:r>
+      <w:r>
+        <w:rPr>
+          <w:rFonts w:ascii="Consolas" w:hAnsi="Consolas" w:eastAsia="맑은 고딕"/>
+          <w:sz w:val="21"/>
+        </w:rPr>
+        <w:t xml:space="preserve">dr2chicago.dat</w:t>
+      </w:r>
+      <w:r>
+        <w:rPr>
+          <w:rFonts w:ascii="맑은 고딕" w:hAnsi="맑은 고딕" w:eastAsia="맑은 고딕"/>
+          <w:sz w:val="21"/>
+        </w:rPr>
+        <w:t xml:space="preserve">, boston에서는 </w:t>
+      </w:r>
+      <w:r>
+        <w:rPr>
+          <w:rFonts w:ascii="Consolas" w:hAnsi="Consolas" w:eastAsia="맑은 고딕"/>
+          <w:sz w:val="21"/>
+        </w:rPr>
+        <w:t xml:space="preserve">dr1boston.dat</w:t>
+      </w:r>
+      <w:r>
+        <w:rPr>
+          <w:rFonts w:ascii="맑은 고딕" w:hAnsi="맑은 고딕" w:eastAsia="맑은 고딕"/>
+          <w:sz w:val="21"/>
+        </w:rPr>
+        <w:t xml:space="preserve">·</w:t>
+      </w:r>
+      <w:r>
+        <w:rPr>
+          <w:rFonts w:ascii="Consolas" w:hAnsi="Consolas" w:eastAsia="맑은 고딕"/>
+          <w:sz w:val="21"/>
+        </w:rPr>
+        <w:t xml:space="preserve">dr2boston.dat</w:t>
+      </w:r>
+      <w:r>
+        <w:rPr>
+          <w:rFonts w:ascii="맑은 고딕" w:hAnsi="맑은 고딕" w:eastAsia="맑은 고딕"/>
+          <w:sz w:val="21"/>
+        </w:rPr>
+        <w:t xml:space="preserve">. 기본 경로는 </w:t>
+      </w:r>
+      <w:r>
+        <w:rPr>
+          <w:rFonts w:ascii="Consolas" w:hAnsi="Consolas" w:eastAsia="맑은 고딕"/>
+          <w:sz w:val="21"/>
+        </w:rPr>
+        <w:t xml:space="preserve">$ORACLE_HOME/dbs</w:t>
+      </w:r>
+      <w:r>
+        <w:rPr>
+          <w:rFonts w:ascii="맑은 고딕" w:hAnsi="맑은 고딕" w:eastAsia="맑은 고딕"/>
+          <w:sz w:val="21"/>
+        </w:rPr>
+        <w:t xml:space="preserve">이며 실측 크기는 8KB였다.</w:t>
       </w:r>
     </w:p>
     <w:p>
@@ -138,7 +306,35 @@
           <w:rFonts w:ascii="맑은 고딕" w:hAnsi="맑은 고딕" w:eastAsia="맑은 고딕"/>
           <w:sz w:val="21"/>
         </w:rPr>
-        <w:t>해설: `The Oracle Data Guard broker is not yet available`. 접속 자체는 성공(`Connected to "chicago"`)했지만 DMON이 없어 물어볼 상대가 없다.</w:t>
+        <w:t xml:space="preserve">해설: </w:t>
+      </w:r>
+      <w:r>
+        <w:rPr>
+          <w:rFonts w:ascii="Consolas" w:hAnsi="Consolas" w:eastAsia="맑은 고딕"/>
+          <w:sz w:val="21"/>
+        </w:rPr>
+        <w:t xml:space="preserve">The Oracle Data Guard broker is not yet available</w:t>
+      </w:r>
+      <w:r>
+        <w:rPr>
+          <w:rFonts w:ascii="맑은 고딕" w:hAnsi="맑은 고딕" w:eastAsia="맑은 고딕"/>
+          <w:sz w:val="21"/>
+        </w:rPr>
+        <w:t xml:space="preserve">. 접속 자체는 성공(</w:t>
+      </w:r>
+      <w:r>
+        <w:rPr>
+          <w:rFonts w:ascii="Consolas" w:hAnsi="Consolas" w:eastAsia="맑은 고딕"/>
+          <w:sz w:val="21"/>
+        </w:rPr>
+        <w:t xml:space="preserve">Connected to "chicago"</w:t>
+      </w:r>
+      <w:r>
+        <w:rPr>
+          <w:rFonts w:ascii="맑은 고딕" w:hAnsi="맑은 고딕" w:eastAsia="맑은 고딕"/>
+          <w:sz w:val="21"/>
+        </w:rPr>
+        <w:t xml:space="preserve">)했지만 DMON이 없어 물어볼 상대가 없다.</w:t>
       </w:r>
     </w:p>
     <w:p>
@@ -157,7 +353,36 @@
           <w:rFonts w:ascii="맑은 고딕" w:hAnsi="맑은 고딕" w:eastAsia="맑은 고딕"/>
           <w:sz w:val="21"/>
         </w:rPr>
-        <w:t>해설: `broker configuration does not exist`. ORA-16525에서 한 걸음 나아간 상태다. **오류가 바뀌었다는 것 자체가 진전의 신호**다.</w:t>
+        <w:t xml:space="preserve">해설: </w:t>
+      </w:r>
+      <w:r>
+        <w:rPr>
+          <w:rFonts w:ascii="Consolas" w:hAnsi="Consolas" w:eastAsia="맑은 고딕"/>
+          <w:sz w:val="21"/>
+        </w:rPr>
+        <w:t xml:space="preserve">broker configuration does not exist</w:t>
+      </w:r>
+      <w:r>
+        <w:rPr>
+          <w:rFonts w:ascii="맑은 고딕" w:hAnsi="맑은 고딕" w:eastAsia="맑은 고딕"/>
+          <w:sz w:val="21"/>
+        </w:rPr>
+        <w:t xml:space="preserve">. ORA-16525에서 한 걸음 나아간 상태다. </w:t>
+      </w:r>
+      <w:r>
+        <w:rPr>
+          <w:rFonts w:ascii="맑은 고딕" w:hAnsi="맑은 고딕" w:eastAsia="맑은 고딕"/>
+          <w:b/>
+          <w:sz w:val="21"/>
+        </w:rPr>
+        <w:t xml:space="preserve">오류가 바뀌었다는 것 자체가 진전의 신호</w:t>
+      </w:r>
+      <w:r>
+        <w:rPr>
+          <w:rFonts w:ascii="맑은 고딕" w:hAnsi="맑은 고딕" w:eastAsia="맑은 고딕"/>
+          <w:sz w:val="21"/>
+        </w:rPr>
+        <w:t xml:space="preserve">다.</w:t>
       </w:r>
     </w:p>
     <w:p>
@@ -176,7 +401,14 @@
           <w:rFonts w:ascii="맑은 고딕" w:hAnsi="맑은 고딕" w:eastAsia="맑은 고딕"/>
           <w:sz w:val="21"/>
         </w:rPr>
-        <w:t>해설: Primary 하나로 시작한다. `CREATE CONFIGURATION 'dg_chicago' AS PRIMARY DATABASE IS 'chicago' CONNECT IDENTIFIER IS chicago;`</w:t>
+        <w:t xml:space="preserve">해설: Primary 하나로 시작한다. </w:t>
+      </w:r>
+      <w:r>
+        <w:rPr>
+          <w:rFonts w:ascii="Consolas" w:hAnsi="Consolas" w:eastAsia="맑은 고딕"/>
+          <w:sz w:val="21"/>
+        </w:rPr>
+        <w:t xml:space="preserve">CREATE CONFIGURATION 'dg_chicago' AS PRIMARY DATABASE IS 'chicago' CONNECT IDENTIFIER IS chicago;</w:t>
       </w:r>
     </w:p>
     <w:p>
@@ -195,7 +427,21 @@
           <w:rFonts w:ascii="맑은 고딕" w:hAnsi="맑은 고딕" w:eastAsia="맑은 고딕"/>
           <w:sz w:val="21"/>
         </w:rPr>
-        <w:t>해설: `ADD DATABASE 'boston' AS CONNECT IDENTIFIER IS boston;`. Standby임을 따로 적지 않아도 Broker가 알아낸다.</w:t>
+        <w:t xml:space="preserve">해설: </w:t>
+      </w:r>
+      <w:r>
+        <w:rPr>
+          <w:rFonts w:ascii="Consolas" w:hAnsi="Consolas" w:eastAsia="맑은 고딕"/>
+          <w:sz w:val="21"/>
+        </w:rPr>
+        <w:t xml:space="preserve">ADD DATABASE 'boston' AS CONNECT IDENTIFIER IS boston;</w:t>
+      </w:r>
+      <w:r>
+        <w:rPr>
+          <w:rFonts w:ascii="맑은 고딕" w:hAnsi="맑은 고딕" w:eastAsia="맑은 고딕"/>
+          <w:sz w:val="21"/>
+        </w:rPr>
+        <w:t xml:space="preserve">. Standby임을 따로 적지 않아도 Broker가 알아낸다.</w:t>
       </w:r>
     </w:p>
     <w:p>
@@ -214,7 +460,49 @@
           <w:rFonts w:ascii="맑은 고딕" w:hAnsi="맑은 고딕" w:eastAsia="맑은 고딕"/>
           <w:sz w:val="21"/>
         </w:rPr>
-        <w:t>해설: `DB_UNIQUE_NAME`이 아니다. 실습 환경에서는 우연히 같은 이름이라 구별이 안 보이지만, 별칭이 `chicago_dg`였다면 `connect identifier is chicago_dg`로 적어야 한다.</w:t>
+        <w:t xml:space="preserve">해설: </w:t>
+      </w:r>
+      <w:r>
+        <w:rPr>
+          <w:rFonts w:ascii="Consolas" w:hAnsi="Consolas" w:eastAsia="맑은 고딕"/>
+          <w:sz w:val="21"/>
+        </w:rPr>
+        <w:t xml:space="preserve">DB_UNIQUE_NAME</w:t>
+      </w:r>
+      <w:r>
+        <w:rPr>
+          <w:rFonts w:ascii="맑은 고딕" w:hAnsi="맑은 고딕" w:eastAsia="맑은 고딕"/>
+          <w:sz w:val="21"/>
+        </w:rPr>
+        <w:t xml:space="preserve">이 아니다. 실습 환경에서는 우연히 같은 이름이라 구별이 안 보이지만, 별칭이 </w:t>
+      </w:r>
+      <w:r>
+        <w:rPr>
+          <w:rFonts w:ascii="Consolas" w:hAnsi="Consolas" w:eastAsia="맑은 고딕"/>
+          <w:sz w:val="21"/>
+        </w:rPr>
+        <w:t xml:space="preserve">chicago_dg</w:t>
+      </w:r>
+      <w:r>
+        <w:rPr>
+          <w:rFonts w:ascii="맑은 고딕" w:hAnsi="맑은 고딕" w:eastAsia="맑은 고딕"/>
+          <w:sz w:val="21"/>
+        </w:rPr>
+        <w:t xml:space="preserve">였다면 </w:t>
+      </w:r>
+      <w:r>
+        <w:rPr>
+          <w:rFonts w:ascii="Consolas" w:hAnsi="Consolas" w:eastAsia="맑은 고딕"/>
+          <w:sz w:val="21"/>
+        </w:rPr>
+        <w:t xml:space="preserve">connect identifier is chicago_dg</w:t>
+      </w:r>
+      <w:r>
+        <w:rPr>
+          <w:rFonts w:ascii="맑은 고딕" w:hAnsi="맑은 고딕" w:eastAsia="맑은 고딕"/>
+          <w:sz w:val="21"/>
+        </w:rPr>
+        <w:t xml:space="preserve">로 적어야 한다.</w:t>
       </w:r>
     </w:p>
     <w:p>
@@ -252,7 +540,63 @@
           <w:rFonts w:ascii="맑은 고딕" w:hAnsi="맑은 고딕" w:eastAsia="맑은 고딕"/>
           <w:sz w:val="21"/>
         </w:rPr>
-        <w:t>해설: `chicago_DGMGRL`·`boston_DGMGRL`. `lsnrctl status`에서 `status UNKNOWN`으로 보이며 그것이 정적 등록의 표식이다.</w:t>
+        <w:t xml:space="preserve">해설: </w:t>
+      </w:r>
+      <w:r>
+        <w:rPr>
+          <w:rFonts w:ascii="Consolas" w:hAnsi="Consolas" w:eastAsia="맑은 고딕"/>
+          <w:sz w:val="21"/>
+        </w:rPr>
+        <w:t xml:space="preserve">chicago_DGMGRL</w:t>
+      </w:r>
+      <w:r>
+        <w:rPr>
+          <w:rFonts w:ascii="맑은 고딕" w:hAnsi="맑은 고딕" w:eastAsia="맑은 고딕"/>
+          <w:sz w:val="21"/>
+        </w:rPr>
+        <w:t xml:space="preserve">·</w:t>
+      </w:r>
+      <w:r>
+        <w:rPr>
+          <w:rFonts w:ascii="Consolas" w:hAnsi="Consolas" w:eastAsia="맑은 고딕"/>
+          <w:sz w:val="21"/>
+        </w:rPr>
+        <w:t xml:space="preserve">boston_DGMGRL</w:t>
+      </w:r>
+      <w:r>
+        <w:rPr>
+          <w:rFonts w:ascii="맑은 고딕" w:hAnsi="맑은 고딕" w:eastAsia="맑은 고딕"/>
+          <w:sz w:val="21"/>
+        </w:rPr>
+        <w:t xml:space="preserve">. </w:t>
+      </w:r>
+      <w:r>
+        <w:rPr>
+          <w:rFonts w:ascii="Consolas" w:hAnsi="Consolas" w:eastAsia="맑은 고딕"/>
+          <w:sz w:val="21"/>
+        </w:rPr>
+        <w:t xml:space="preserve">lsnrctl status</w:t>
+      </w:r>
+      <w:r>
+        <w:rPr>
+          <w:rFonts w:ascii="맑은 고딕" w:hAnsi="맑은 고딕" w:eastAsia="맑은 고딕"/>
+          <w:sz w:val="21"/>
+        </w:rPr>
+        <w:t xml:space="preserve">에서 </w:t>
+      </w:r>
+      <w:r>
+        <w:rPr>
+          <w:rFonts w:ascii="Consolas" w:hAnsi="Consolas" w:eastAsia="맑은 고딕"/>
+          <w:sz w:val="21"/>
+        </w:rPr>
+        <w:t xml:space="preserve">status UNKNOWN</w:t>
+      </w:r>
+      <w:r>
+        <w:rPr>
+          <w:rFonts w:ascii="맑은 고딕" w:hAnsi="맑은 고딕" w:eastAsia="맑은 고딕"/>
+          <w:sz w:val="21"/>
+        </w:rPr>
+        <w:t xml:space="preserve">으로 보이며 그것이 정적 등록의 표식이다.</w:t>
       </w:r>
     </w:p>
     <w:p>
@@ -271,7 +615,21 @@
           <w:rFonts w:ascii="맑은 고딕" w:hAnsi="맑은 고딕" w:eastAsia="맑은 고딕"/>
           <w:sz w:val="21"/>
         </w:rPr>
-        <w:t>해설: `member has a LOG_ARCHIVE_DEST_n parameter with SERVICE attribute set`. 값이 맞고 틀리고를 따지지 않고 "설정되어 있다"는 사실만으로 거부한다.</w:t>
+        <w:t xml:space="preserve">해설: </w:t>
+      </w:r>
+      <w:r>
+        <w:rPr>
+          <w:rFonts w:ascii="Consolas" w:hAnsi="Consolas" w:eastAsia="맑은 고딕"/>
+          <w:sz w:val="21"/>
+        </w:rPr>
+        <w:t xml:space="preserve">member has a LOG_ARCHIVE_DEST_n parameter with SERVICE attribute set</w:t>
+      </w:r>
+      <w:r>
+        <w:rPr>
+          <w:rFonts w:ascii="맑은 고딕" w:hAnsi="맑은 고딕" w:eastAsia="맑은 고딕"/>
+          <w:sz w:val="21"/>
+        </w:rPr>
+        <w:t xml:space="preserve">. 값이 맞고 틀리고를 따지지 않고 "설정되어 있다"는 사실만으로 거부한다.</w:t>
       </w:r>
     </w:p>
     <w:p>
@@ -290,7 +648,49 @@
           <w:rFonts w:ascii="맑은 고딕" w:hAnsi="맑은 고딕" w:eastAsia="맑은 고딕"/>
           <w:sz w:val="21"/>
         </w:rPr>
-        <w:t>해설: `The member was not enabled yet`. 오류가 아니라 상태 안내다. 이때 `Configuration Status`는 `SUCCESS`이며 구성 상태와 멤버 상태가 따로 판정된다.</w:t>
+        <w:t xml:space="preserve">해설: </w:t>
+      </w:r>
+      <w:r>
+        <w:rPr>
+          <w:rFonts w:ascii="Consolas" w:hAnsi="Consolas" w:eastAsia="맑은 고딕"/>
+          <w:sz w:val="21"/>
+        </w:rPr>
+        <w:t xml:space="preserve">The member was not enabled yet</w:t>
+      </w:r>
+      <w:r>
+        <w:rPr>
+          <w:rFonts w:ascii="맑은 고딕" w:hAnsi="맑은 고딕" w:eastAsia="맑은 고딕"/>
+          <w:sz w:val="21"/>
+        </w:rPr>
+        <w:t xml:space="preserve">. 오류가 아니라 상태 안내다. 이때 </w:t>
+      </w:r>
+      <w:r>
+        <w:rPr>
+          <w:rFonts w:ascii="Consolas" w:hAnsi="Consolas" w:eastAsia="맑은 고딕"/>
+          <w:sz w:val="21"/>
+        </w:rPr>
+        <w:t xml:space="preserve">Configuration Status</w:t>
+      </w:r>
+      <w:r>
+        <w:rPr>
+          <w:rFonts w:ascii="맑은 고딕" w:hAnsi="맑은 고딕" w:eastAsia="맑은 고딕"/>
+          <w:sz w:val="21"/>
+        </w:rPr>
+        <w:t xml:space="preserve">는 </w:t>
+      </w:r>
+      <w:r>
+        <w:rPr>
+          <w:rFonts w:ascii="Consolas" w:hAnsi="Consolas" w:eastAsia="맑은 고딕"/>
+          <w:sz w:val="21"/>
+        </w:rPr>
+        <w:t xml:space="preserve">SUCCESS</w:t>
+      </w:r>
+      <w:r>
+        <w:rPr>
+          <w:rFonts w:ascii="맑은 고딕" w:hAnsi="맑은 고딕" w:eastAsia="맑은 고딕"/>
+          <w:sz w:val="21"/>
+        </w:rPr>
+        <w:t xml:space="preserve">이며 구성 상태와 멤버 상태가 따로 판정된다.</w:t>
       </w:r>
     </w:p>
     <w:p>
@@ -309,7 +709,21 @@
           <w:rFonts w:ascii="맑은 고딕" w:hAnsi="맑은 고딕" w:eastAsia="맑은 고딕"/>
           <w:sz w:val="21"/>
         </w:rPr>
-        <w:t>해설: 출력이 없으면 성공이다. Broker 명령은 대개 조용하며 결과는 `SHOW`로 확인한다.</w:t>
+        <w:t xml:space="preserve">해설: 출력이 없으면 성공이다. Broker 명령은 대개 조용하며 결과는 </w:t>
+      </w:r>
+      <w:r>
+        <w:rPr>
+          <w:rFonts w:ascii="Consolas" w:hAnsi="Consolas" w:eastAsia="맑은 고딕"/>
+          <w:sz w:val="21"/>
+        </w:rPr>
+        <w:t xml:space="preserve">SHOW</w:t>
+      </w:r>
+      <w:r>
+        <w:rPr>
+          <w:rFonts w:ascii="맑은 고딕" w:hAnsi="맑은 고딕" w:eastAsia="맑은 고딕"/>
+          <w:sz w:val="21"/>
+        </w:rPr>
+        <w:t xml:space="preserve">로 확인한다.</w:t>
       </w:r>
     </w:p>
     <w:p>
@@ -328,7 +742,35 @@
           <w:rFonts w:ascii="맑은 고딕" w:hAnsi="맑은 고딕" w:eastAsia="맑은 고딕"/>
           <w:sz w:val="21"/>
         </w:rPr>
-        <w:t>해설: 실측 `drcchicago.log`·`drcboston.log`. 알림 로그와 별개이며 Broker 관련 진단은 이 파일을 먼저 본다.</w:t>
+        <w:t xml:space="preserve">해설: 실측 </w:t>
+      </w:r>
+      <w:r>
+        <w:rPr>
+          <w:rFonts w:ascii="Consolas" w:hAnsi="Consolas" w:eastAsia="맑은 고딕"/>
+          <w:sz w:val="21"/>
+        </w:rPr>
+        <w:t xml:space="preserve">drcchicago.log</w:t>
+      </w:r>
+      <w:r>
+        <w:rPr>
+          <w:rFonts w:ascii="맑은 고딕" w:hAnsi="맑은 고딕" w:eastAsia="맑은 고딕"/>
+          <w:sz w:val="21"/>
+        </w:rPr>
+        <w:t xml:space="preserve">·</w:t>
+      </w:r>
+      <w:r>
+        <w:rPr>
+          <w:rFonts w:ascii="Consolas" w:hAnsi="Consolas" w:eastAsia="맑은 고딕"/>
+          <w:sz w:val="21"/>
+        </w:rPr>
+        <w:t xml:space="preserve">drcboston.log</w:t>
+      </w:r>
+      <w:r>
+        <w:rPr>
+          <w:rFonts w:ascii="맑은 고딕" w:hAnsi="맑은 고딕" w:eastAsia="맑은 고딕"/>
+          <w:sz w:val="21"/>
+        </w:rPr>
+        <w:t xml:space="preserve">. 알림 로그와 별개이며 Broker 관련 진단은 이 파일을 먼저 본다.</w:t>
       </w:r>
     </w:p>
     <w:p>
@@ -347,7 +789,77 @@
           <w:rFonts w:ascii="맑은 고딕" w:hAnsi="맑은 고딕" w:eastAsia="맑은 고딕"/>
           <w:sz w:val="21"/>
         </w:rPr>
-        <w:t>해설: 실행하면 SQL 값들이 그대로 움직인다. `READ ONLY WITH APPLY` → `READ ONLY`, `RECOVERY_MODE` `MANAGED REAL TIME APPLY` → `IDLE`, MRP0 1개 → 0개.</w:t>
+        <w:t xml:space="preserve">해설: 실행하면 SQL 값들이 그대로 움직인다. </w:t>
+      </w:r>
+      <w:r>
+        <w:rPr>
+          <w:rFonts w:ascii="Consolas" w:hAnsi="Consolas" w:eastAsia="맑은 고딕"/>
+          <w:sz w:val="21"/>
+        </w:rPr>
+        <w:t xml:space="preserve">READ ONLY WITH APPLY</w:t>
+      </w:r>
+      <w:r>
+        <w:rPr>
+          <w:rFonts w:ascii="맑은 고딕" w:hAnsi="맑은 고딕" w:eastAsia="맑은 고딕"/>
+          <w:sz w:val="21"/>
+        </w:rPr>
+        <w:t xml:space="preserve"> → </w:t>
+      </w:r>
+      <w:r>
+        <w:rPr>
+          <w:rFonts w:ascii="Consolas" w:hAnsi="Consolas" w:eastAsia="맑은 고딕"/>
+          <w:sz w:val="21"/>
+        </w:rPr>
+        <w:t xml:space="preserve">READ ONLY</w:t>
+      </w:r>
+      <w:r>
+        <w:rPr>
+          <w:rFonts w:ascii="맑은 고딕" w:hAnsi="맑은 고딕" w:eastAsia="맑은 고딕"/>
+          <w:sz w:val="21"/>
+        </w:rPr>
+        <w:t xml:space="preserve">, </w:t>
+      </w:r>
+      <w:r>
+        <w:rPr>
+          <w:rFonts w:ascii="Consolas" w:hAnsi="Consolas" w:eastAsia="맑은 고딕"/>
+          <w:sz w:val="21"/>
+        </w:rPr>
+        <w:t xml:space="preserve">RECOVERY_MODE</w:t>
+      </w:r>
+      <w:r>
+        <w:rPr>
+          <w:rFonts w:ascii="맑은 고딕" w:hAnsi="맑은 고딕" w:eastAsia="맑은 고딕"/>
+          <w:sz w:val="21"/>
+        </w:rPr>
+        <w:t xml:space="preserve"> </w:t>
+      </w:r>
+      <w:r>
+        <w:rPr>
+          <w:rFonts w:ascii="Consolas" w:hAnsi="Consolas" w:eastAsia="맑은 고딕"/>
+          <w:sz w:val="21"/>
+        </w:rPr>
+        <w:t xml:space="preserve">MANAGED REAL TIME APPLY</w:t>
+      </w:r>
+      <w:r>
+        <w:rPr>
+          <w:rFonts w:ascii="맑은 고딕" w:hAnsi="맑은 고딕" w:eastAsia="맑은 고딕"/>
+          <w:sz w:val="21"/>
+        </w:rPr>
+        <w:t xml:space="preserve"> → </w:t>
+      </w:r>
+      <w:r>
+        <w:rPr>
+          <w:rFonts w:ascii="Consolas" w:hAnsi="Consolas" w:eastAsia="맑은 고딕"/>
+          <w:sz w:val="21"/>
+        </w:rPr>
+        <w:t xml:space="preserve">IDLE</w:t>
+      </w:r>
+      <w:r>
+        <w:rPr>
+          <w:rFonts w:ascii="맑은 고딕" w:hAnsi="맑은 고딕" w:eastAsia="맑은 고딕"/>
+          <w:sz w:val="21"/>
+        </w:rPr>
+        <w:t xml:space="preserve">, MRP0 1개 → 0개.</w:t>
       </w:r>
     </w:p>
     <w:p>
@@ -366,7 +878,105 @@
           <w:rFonts w:ascii="맑은 고딕" w:hAnsi="맑은 고딕" w:eastAsia="맑은 고딕"/>
           <w:sz w:val="21"/>
         </w:rPr>
-        <w:t>해설: `SYNC`·`ASYNC`·`FASTSYNC` 중 하나를 준다. `SYNC`를 주면 목적지 문자열이 `SYNC AFFIRM`이 되고 `FASTSYNC`는 `SYNC NOAFFIRM`이 된다.</w:t>
+        <w:t xml:space="preserve">해설: </w:t>
+      </w:r>
+      <w:r>
+        <w:rPr>
+          <w:rFonts w:ascii="Consolas" w:hAnsi="Consolas" w:eastAsia="맑은 고딕"/>
+          <w:sz w:val="21"/>
+        </w:rPr>
+        <w:t xml:space="preserve">SYNC</w:t>
+      </w:r>
+      <w:r>
+        <w:rPr>
+          <w:rFonts w:ascii="맑은 고딕" w:hAnsi="맑은 고딕" w:eastAsia="맑은 고딕"/>
+          <w:sz w:val="21"/>
+        </w:rPr>
+        <w:t xml:space="preserve">·</w:t>
+      </w:r>
+      <w:r>
+        <w:rPr>
+          <w:rFonts w:ascii="Consolas" w:hAnsi="Consolas" w:eastAsia="맑은 고딕"/>
+          <w:sz w:val="21"/>
+        </w:rPr>
+        <w:t xml:space="preserve">ASYNC</w:t>
+      </w:r>
+      <w:r>
+        <w:rPr>
+          <w:rFonts w:ascii="맑은 고딕" w:hAnsi="맑은 고딕" w:eastAsia="맑은 고딕"/>
+          <w:sz w:val="21"/>
+        </w:rPr>
+        <w:t xml:space="preserve">·</w:t>
+      </w:r>
+      <w:r>
+        <w:rPr>
+          <w:rFonts w:ascii="Consolas" w:hAnsi="Consolas" w:eastAsia="맑은 고딕"/>
+          <w:sz w:val="21"/>
+        </w:rPr>
+        <w:t xml:space="preserve">FASTSYNC</w:t>
+      </w:r>
+      <w:r>
+        <w:rPr>
+          <w:rFonts w:ascii="맑은 고딕" w:hAnsi="맑은 고딕" w:eastAsia="맑은 고딕"/>
+          <w:sz w:val="21"/>
+        </w:rPr>
+        <w:t xml:space="preserve"> 중 하나를 준다. </w:t>
+      </w:r>
+      <w:r>
+        <w:rPr>
+          <w:rFonts w:ascii="Consolas" w:hAnsi="Consolas" w:eastAsia="맑은 고딕"/>
+          <w:sz w:val="21"/>
+        </w:rPr>
+        <w:t xml:space="preserve">SYNC</w:t>
+      </w:r>
+      <w:r>
+        <w:rPr>
+          <w:rFonts w:ascii="맑은 고딕" w:hAnsi="맑은 고딕" w:eastAsia="맑은 고딕"/>
+          <w:sz w:val="21"/>
+        </w:rPr>
+        <w:t xml:space="preserve">를 주면 목적지 문자열이 </w:t>
+      </w:r>
+      <w:r>
+        <w:rPr>
+          <w:rFonts w:ascii="Consolas" w:hAnsi="Consolas" w:eastAsia="맑은 고딕"/>
+          <w:sz w:val="21"/>
+        </w:rPr>
+        <w:t xml:space="preserve">SYNC AFFIRM</w:t>
+      </w:r>
+      <w:r>
+        <w:rPr>
+          <w:rFonts w:ascii="맑은 고딕" w:hAnsi="맑은 고딕" w:eastAsia="맑은 고딕"/>
+          <w:sz w:val="21"/>
+        </w:rPr>
+        <w:t xml:space="preserve">이 되고 </w:t>
+      </w:r>
+      <w:r>
+        <w:rPr>
+          <w:rFonts w:ascii="Consolas" w:hAnsi="Consolas" w:eastAsia="맑은 고딕"/>
+          <w:sz w:val="21"/>
+        </w:rPr>
+        <w:t xml:space="preserve">FASTSYNC</w:t>
+      </w:r>
+      <w:r>
+        <w:rPr>
+          <w:rFonts w:ascii="맑은 고딕" w:hAnsi="맑은 고딕" w:eastAsia="맑은 고딕"/>
+          <w:sz w:val="21"/>
+        </w:rPr>
+        <w:t xml:space="preserve">는 </w:t>
+      </w:r>
+      <w:r>
+        <w:rPr>
+          <w:rFonts w:ascii="Consolas" w:hAnsi="Consolas" w:eastAsia="맑은 고딕"/>
+          <w:sz w:val="21"/>
+        </w:rPr>
+        <w:t xml:space="preserve">SYNC NOAFFIRM</w:t>
+      </w:r>
+      <w:r>
+        <w:rPr>
+          <w:rFonts w:ascii="맑은 고딕" w:hAnsi="맑은 고딕" w:eastAsia="맑은 고딕"/>
+          <w:sz w:val="21"/>
+        </w:rPr>
+        <w:t xml:space="preserve">이 된다.</w:t>
       </w:r>
     </w:p>
     <w:p>
@@ -404,7 +1014,35 @@
           <w:rFonts w:ascii="맑은 고딕" w:hAnsi="맑은 고딕" w:eastAsia="맑은 고딕"/>
           <w:sz w:val="21"/>
         </w:rPr>
-        <w:t>해설: SQL의 `MAXIMUM PERFORMANCE`와 같은 값이며 표기만 다르다. `V$DATABASE.PROTECTION_MODE`로 조회하면 SQL 표기가 나온다.</w:t>
+        <w:t xml:space="preserve">해설: SQL의 </w:t>
+      </w:r>
+      <w:r>
+        <w:rPr>
+          <w:rFonts w:ascii="Consolas" w:hAnsi="Consolas" w:eastAsia="맑은 고딕"/>
+          <w:sz w:val="21"/>
+        </w:rPr>
+        <w:t xml:space="preserve">MAXIMUM PERFORMANCE</w:t>
+      </w:r>
+      <w:r>
+        <w:rPr>
+          <w:rFonts w:ascii="맑은 고딕" w:hAnsi="맑은 고딕" w:eastAsia="맑은 고딕"/>
+          <w:sz w:val="21"/>
+        </w:rPr>
+        <w:t xml:space="preserve">와 같은 값이며 표기만 다르다. </w:t>
+      </w:r>
+      <w:r>
+        <w:rPr>
+          <w:rFonts w:ascii="Consolas" w:hAnsi="Consolas" w:eastAsia="맑은 고딕"/>
+          <w:sz w:val="21"/>
+        </w:rPr>
+        <w:t xml:space="preserve">V$DATABASE.PROTECTION_MODE</w:t>
+      </w:r>
+      <w:r>
+        <w:rPr>
+          <w:rFonts w:ascii="맑은 고딕" w:hAnsi="맑은 고딕" w:eastAsia="맑은 고딕"/>
+          <w:sz w:val="21"/>
+        </w:rPr>
+        <w:t xml:space="preserve">로 조회하면 SQL 표기가 나온다.</w:t>
       </w:r>
     </w:p>
     <w:p>
@@ -450,7 +1088,21 @@
           <w:rFonts w:ascii="맑은 고딕" w:hAnsi="맑은 고딕" w:eastAsia="맑은 고딕"/>
           <w:sz w:val="21"/>
         </w:rPr>
-        <w:t>해설: Broker 로그에 `DMON: Executing SQL [ALTER SYSTEM REGISTER]`가 남는다. Broker 명령이 결국 SQL로 번역된다는 증거다.</w:t>
+        <w:t xml:space="preserve">해설: Broker 로그에 </w:t>
+      </w:r>
+      <w:r>
+        <w:rPr>
+          <w:rFonts w:ascii="Consolas" w:hAnsi="Consolas" w:eastAsia="맑은 고딕"/>
+          <w:sz w:val="21"/>
+        </w:rPr>
+        <w:t xml:space="preserve">DMON: Executing SQL [ALTER SYSTEM REGISTER]</w:t>
+      </w:r>
+      <w:r>
+        <w:rPr>
+          <w:rFonts w:ascii="맑은 고딕" w:hAnsi="맑은 고딕" w:eastAsia="맑은 고딕"/>
+          <w:sz w:val="21"/>
+        </w:rPr>
+        <w:t xml:space="preserve">가 남는다. Broker 명령이 결국 SQL로 번역된다는 증거다.</w:t>
       </w:r>
     </w:p>
     <w:p>
@@ -469,7 +1121,21 @@
           <w:rFonts w:ascii="맑은 고딕" w:hAnsi="맑은 고딕" w:eastAsia="맑은 고딕"/>
           <w:sz w:val="21"/>
         </w:rPr>
-        <w:t>해설: Broker는 역할 전환에서 데이터베이스를 내렸다 올린다. 내려가 있는 인스턴스에 접속해 `STARTUP`하려면 리스너가 SID를 미리 알아야 한다.</w:t>
+        <w:t xml:space="preserve">해설: Broker는 역할 전환에서 데이터베이스를 내렸다 올린다. 내려가 있는 인스턴스에 접속해 </w:t>
+      </w:r>
+      <w:r>
+        <w:rPr>
+          <w:rFonts w:ascii="Consolas" w:hAnsi="Consolas" w:eastAsia="맑은 고딕"/>
+          <w:sz w:val="21"/>
+        </w:rPr>
+        <w:t xml:space="preserve">STARTUP</w:t>
+      </w:r>
+      <w:r>
+        <w:rPr>
+          <w:rFonts w:ascii="맑은 고딕" w:hAnsi="맑은 고딕" w:eastAsia="맑은 고딕"/>
+          <w:sz w:val="21"/>
+        </w:rPr>
+        <w:t xml:space="preserve">하려면 리스너가 SID를 미리 알아야 한다.</w:t>
       </w:r>
     </w:p>
     <w:p>
@@ -488,7 +1154,21 @@
           <w:rFonts w:ascii="맑은 고딕" w:hAnsi="맑은 고딕" w:eastAsia="맑은 고딕"/>
           <w:sz w:val="21"/>
         </w:rPr>
-        <w:t>해설: 실측값에 `SERVICE_NAME=boston_DGMGRL`이 그대로 들어 있다. 정적 등록이 없으면 이 접속 문자열이 동작하지 않는다.</w:t>
+        <w:t xml:space="preserve">해설: 실측값에 </w:t>
+      </w:r>
+      <w:r>
+        <w:rPr>
+          <w:rFonts w:ascii="Consolas" w:hAnsi="Consolas" w:eastAsia="맑은 고딕"/>
+          <w:sz w:val="21"/>
+        </w:rPr>
+        <w:t xml:space="preserve">SERVICE_NAME=boston_DGMGRL</w:t>
+      </w:r>
+      <w:r>
+        <w:rPr>
+          <w:rFonts w:ascii="맑은 고딕" w:hAnsi="맑은 고딕" w:eastAsia="맑은 고딕"/>
+          <w:sz w:val="21"/>
+        </w:rPr>
+        <w:t xml:space="preserve">이 그대로 들어 있다. 정적 등록이 없으면 이 접속 문자열이 동작하지 않는다.</w:t>
       </w:r>
     </w:p>
     <w:p>
@@ -526,7 +1206,21 @@
           <w:rFonts w:ascii="맑은 고딕" w:hAnsi="맑은 고딕" w:eastAsia="맑은 고딕"/>
           <w:sz w:val="21"/>
         </w:rPr>
-        <w:t>해설: 1번(로컬 아카이브)은 `SERVICE` 속성이 없으므로 그대로 둔다. Primary 쪽도 비우는 이유는 Broker가 그 자리에 자기 값을 쓸 것이기 때문이다.</w:t>
+        <w:t xml:space="preserve">해설: 1번(로컬 아카이브)은 </w:t>
+      </w:r>
+      <w:r>
+        <w:rPr>
+          <w:rFonts w:ascii="Consolas" w:hAnsi="Consolas" w:eastAsia="맑은 고딕"/>
+          <w:sz w:val="21"/>
+        </w:rPr>
+        <w:t xml:space="preserve">SERVICE</w:t>
+      </w:r>
+      <w:r>
+        <w:rPr>
+          <w:rFonts w:ascii="맑은 고딕" w:hAnsi="맑은 고딕" w:eastAsia="맑은 고딕"/>
+          <w:sz w:val="21"/>
+        </w:rPr>
+        <w:t xml:space="preserve"> 속성이 없으므로 그대로 둔다. Primary 쪽도 비우는 이유는 Broker가 그 자리에 자기 값을 쓸 것이기 때문이다.</w:t>
       </w:r>
     </w:p>
     <w:p>
@@ -564,7 +1258,43 @@
           <w:rFonts w:ascii="맑은 고딕" w:hAnsi="맑은 고딕" w:eastAsia="맑은 고딕"/>
           <w:sz w:val="21"/>
         </w:rPr>
-        <w:t>해설: 실측에서 `boston`이었던 값이 빈 값이 되었다. Broker는 갭 해소 대상을 구성 정보로 알고 있으므로 `FAL_SERVER`에 의존하지 않는다. **파라미터가 비었다고 기능이 없어진 것이 아니다.**</w:t>
+        <w:t xml:space="preserve">해설: 실측에서 </w:t>
+      </w:r>
+      <w:r>
+        <w:rPr>
+          <w:rFonts w:ascii="Consolas" w:hAnsi="Consolas" w:eastAsia="맑은 고딕"/>
+          <w:sz w:val="21"/>
+        </w:rPr>
+        <w:t xml:space="preserve">boston</w:t>
+      </w:r>
+      <w:r>
+        <w:rPr>
+          <w:rFonts w:ascii="맑은 고딕" w:hAnsi="맑은 고딕" w:eastAsia="맑은 고딕"/>
+          <w:sz w:val="21"/>
+        </w:rPr>
+        <w:t xml:space="preserve">이었던 값이 빈 값이 되었다. Broker는 갭 해소 대상을 구성 정보로 알고 있으므로 </w:t>
+      </w:r>
+      <w:r>
+        <w:rPr>
+          <w:rFonts w:ascii="Consolas" w:hAnsi="Consolas" w:eastAsia="맑은 고딕"/>
+          <w:sz w:val="21"/>
+        </w:rPr>
+        <w:t xml:space="preserve">FAL_SERVER</w:t>
+      </w:r>
+      <w:r>
+        <w:rPr>
+          <w:rFonts w:ascii="맑은 고딕" w:hAnsi="맑은 고딕" w:eastAsia="맑은 고딕"/>
+          <w:sz w:val="21"/>
+        </w:rPr>
+        <w:t xml:space="preserve">에 의존하지 않는다. </w:t>
+      </w:r>
+      <w:r>
+        <w:rPr>
+          <w:rFonts w:ascii="맑은 고딕" w:hAnsi="맑은 고딕" w:eastAsia="맑은 고딕"/>
+          <w:b/>
+          <w:sz w:val="21"/>
+        </w:rPr>
+        <w:t xml:space="preserve">파라미터가 비었다고 기능이 없어진 것이 아니다.</w:t>
       </w:r>
     </w:p>
     <w:p>
@@ -583,7 +1313,49 @@
           <w:rFonts w:ascii="맑은 고딕" w:hAnsi="맑은 고딕" w:eastAsia="맑은 고딕"/>
           <w:sz w:val="21"/>
         </w:rPr>
-        <w:t>해설: 사람이 적은 것은 `(online_logfiles, primary_role)`이었다. `primary_role`이 `all_roles`로 바뀐 것이 핵심이다.</w:t>
+        <w:t xml:space="preserve">해설: 사람이 적은 것은 </w:t>
+      </w:r>
+      <w:r>
+        <w:rPr>
+          <w:rFonts w:ascii="Consolas" w:hAnsi="Consolas" w:eastAsia="맑은 고딕"/>
+          <w:sz w:val="21"/>
+        </w:rPr>
+        <w:t xml:space="preserve">(online_logfiles, primary_role)</w:t>
+      </w:r>
+      <w:r>
+        <w:rPr>
+          <w:rFonts w:ascii="맑은 고딕" w:hAnsi="맑은 고딕" w:eastAsia="맑은 고딕"/>
+          <w:sz w:val="21"/>
+        </w:rPr>
+        <w:t xml:space="preserve">이었다. </w:t>
+      </w:r>
+      <w:r>
+        <w:rPr>
+          <w:rFonts w:ascii="Consolas" w:hAnsi="Consolas" w:eastAsia="맑은 고딕"/>
+          <w:sz w:val="21"/>
+        </w:rPr>
+        <w:t xml:space="preserve">primary_role</w:t>
+      </w:r>
+      <w:r>
+        <w:rPr>
+          <w:rFonts w:ascii="맑은 고딕" w:hAnsi="맑은 고딕" w:eastAsia="맑은 고딕"/>
+          <w:sz w:val="21"/>
+        </w:rPr>
+        <w:t xml:space="preserve">이 </w:t>
+      </w:r>
+      <w:r>
+        <w:rPr>
+          <w:rFonts w:ascii="Consolas" w:hAnsi="Consolas" w:eastAsia="맑은 고딕"/>
+          <w:sz w:val="21"/>
+        </w:rPr>
+        <w:t xml:space="preserve">all_roles</w:t>
+      </w:r>
+      <w:r>
+        <w:rPr>
+          <w:rFonts w:ascii="맑은 고딕" w:hAnsi="맑은 고딕" w:eastAsia="맑은 고딕"/>
+          <w:sz w:val="21"/>
+        </w:rPr>
+        <w:t xml:space="preserve">로 바뀐 것이 핵심이다.</w:t>
       </w:r>
     </w:p>
     <w:p>
@@ -602,7 +1374,21 @@
           <w:rFonts w:ascii="맑은 고딕" w:hAnsi="맑은 고딕" w:eastAsia="맑은 고딕"/>
           <w:sz w:val="21"/>
         </w:rPr>
-        <w:t>해설: chicago가 Standby가 되어도 이 목적지가 유효하다. 16장의 Switchover가 명령 한 줄로 끝나는 이유이며, 손으로 관리한다면 전환할 때마다 양쪽 `VALID_FOR`를 바꿔야 한다.</w:t>
+        <w:t xml:space="preserve">해설: chicago가 Standby가 되어도 이 목적지가 유효하다. 16장의 Switchover가 명령 한 줄로 끝나는 이유이며, 손으로 관리한다면 전환할 때마다 양쪽 </w:t>
+      </w:r>
+      <w:r>
+        <w:rPr>
+          <w:rFonts w:ascii="Consolas" w:hAnsi="Consolas" w:eastAsia="맑은 고딕"/>
+          <w:sz w:val="21"/>
+        </w:rPr>
+        <w:t xml:space="preserve">VALID_FOR</w:t>
+      </w:r>
+      <w:r>
+        <w:rPr>
+          <w:rFonts w:ascii="맑은 고딕" w:hAnsi="맑은 고딕" w:eastAsia="맑은 고딕"/>
+          <w:sz w:val="21"/>
+        </w:rPr>
+        <w:t xml:space="preserve">를 바꿔야 한다.</w:t>
       </w:r>
     </w:p>
     <w:p>
@@ -621,7 +1407,77 @@
           <w:rFonts w:ascii="맑은 고딕" w:hAnsi="맑은 고딕" w:eastAsia="맑은 고딕"/>
           <w:sz w:val="21"/>
         </w:rPr>
-        <w:t>해설: `delay=0`, `reopen=300`, `net_timeout=30` 등이 전부 기본값인데도 명시된다. `SET PROPERTY 'ReopenSecs'='60'`을 실행하면 `reopen=60`으로 바뀌므로 자리가 있어야 한다.</w:t>
+        <w:t xml:space="preserve">해설: </w:t>
+      </w:r>
+      <w:r>
+        <w:rPr>
+          <w:rFonts w:ascii="Consolas" w:hAnsi="Consolas" w:eastAsia="맑은 고딕"/>
+          <w:sz w:val="21"/>
+        </w:rPr>
+        <w:t xml:space="preserve">delay=0</w:t>
+      </w:r>
+      <w:r>
+        <w:rPr>
+          <w:rFonts w:ascii="맑은 고딕" w:hAnsi="맑은 고딕" w:eastAsia="맑은 고딕"/>
+          <w:sz w:val="21"/>
+        </w:rPr>
+        <w:t xml:space="preserve">, </w:t>
+      </w:r>
+      <w:r>
+        <w:rPr>
+          <w:rFonts w:ascii="Consolas" w:hAnsi="Consolas" w:eastAsia="맑은 고딕"/>
+          <w:sz w:val="21"/>
+        </w:rPr>
+        <w:t xml:space="preserve">reopen=300</w:t>
+      </w:r>
+      <w:r>
+        <w:rPr>
+          <w:rFonts w:ascii="맑은 고딕" w:hAnsi="맑은 고딕" w:eastAsia="맑은 고딕"/>
+          <w:sz w:val="21"/>
+        </w:rPr>
+        <w:t xml:space="preserve">, </w:t>
+      </w:r>
+      <w:r>
+        <w:rPr>
+          <w:rFonts w:ascii="Consolas" w:hAnsi="Consolas" w:eastAsia="맑은 고딕"/>
+          <w:sz w:val="21"/>
+        </w:rPr>
+        <w:t xml:space="preserve">net_timeout=30</w:t>
+      </w:r>
+      <w:r>
+        <w:rPr>
+          <w:rFonts w:ascii="맑은 고딕" w:hAnsi="맑은 고딕" w:eastAsia="맑은 고딕"/>
+          <w:sz w:val="21"/>
+        </w:rPr>
+        <w:t xml:space="preserve"> 등이 전부 기본값인데도 명시된다. </w:t>
+      </w:r>
+      <w:r>
+        <w:rPr>
+          <w:rFonts w:ascii="Consolas" w:hAnsi="Consolas" w:eastAsia="맑은 고딕"/>
+          <w:sz w:val="21"/>
+        </w:rPr>
+        <w:t xml:space="preserve">SET PROPERTY 'ReopenSecs'='60'</w:t>
+      </w:r>
+      <w:r>
+        <w:rPr>
+          <w:rFonts w:ascii="맑은 고딕" w:hAnsi="맑은 고딕" w:eastAsia="맑은 고딕"/>
+          <w:sz w:val="21"/>
+        </w:rPr>
+        <w:t xml:space="preserve">을 실행하면 </w:t>
+      </w:r>
+      <w:r>
+        <w:rPr>
+          <w:rFonts w:ascii="Consolas" w:hAnsi="Consolas" w:eastAsia="맑은 고딕"/>
+          <w:sz w:val="21"/>
+        </w:rPr>
+        <w:t xml:space="preserve">reopen=60</w:t>
+      </w:r>
+      <w:r>
+        <w:rPr>
+          <w:rFonts w:ascii="맑은 고딕" w:hAnsi="맑은 고딕" w:eastAsia="맑은 고딕"/>
+          <w:sz w:val="21"/>
+        </w:rPr>
+        <w:t xml:space="preserve">으로 바뀌므로 자리가 있어야 한다.</w:t>
       </w:r>
     </w:p>
     <w:p>
@@ -640,7 +1496,35 @@
           <w:rFonts w:ascii="맑은 고딕" w:hAnsi="맑은 고딕" w:eastAsia="맑은 고딕"/>
           <w:sz w:val="21"/>
         </w:rPr>
-        <w:t>해설: `chicago` 아래에 `boston`이 들여쓰기되어 리두가 어디서 어디로 가는지를 그림처럼 보여 준다. Far Sync나 계단식이면 단계가 더 들어간다.</w:t>
+        <w:t xml:space="preserve">해설: </w:t>
+      </w:r>
+      <w:r>
+        <w:rPr>
+          <w:rFonts w:ascii="Consolas" w:hAnsi="Consolas" w:eastAsia="맑은 고딕"/>
+          <w:sz w:val="21"/>
+        </w:rPr>
+        <w:t xml:space="preserve">chicago</w:t>
+      </w:r>
+      <w:r>
+        <w:rPr>
+          <w:rFonts w:ascii="맑은 고딕" w:hAnsi="맑은 고딕" w:eastAsia="맑은 고딕"/>
+          <w:sz w:val="21"/>
+        </w:rPr>
+        <w:t xml:space="preserve"> 아래에 </w:t>
+      </w:r>
+      <w:r>
+        <w:rPr>
+          <w:rFonts w:ascii="Consolas" w:hAnsi="Consolas" w:eastAsia="맑은 고딕"/>
+          <w:sz w:val="21"/>
+        </w:rPr>
+        <w:t xml:space="preserve">boston</w:t>
+      </w:r>
+      <w:r>
+        <w:rPr>
+          <w:rFonts w:ascii="맑은 고딕" w:hAnsi="맑은 고딕" w:eastAsia="맑은 고딕"/>
+          <w:sz w:val="21"/>
+        </w:rPr>
+        <w:t xml:space="preserve">이 들여쓰기되어 리두가 어디서 어디로 가는지를 그림처럼 보여 준다. Far Sync나 계단식이면 단계가 더 들어간다.</w:t>
       </w:r>
     </w:p>
     <w:p>
@@ -697,7 +1581,35 @@
           <w:rFonts w:ascii="맑은 고딕" w:hAnsi="맑은 고딕" w:eastAsia="맑은 고딕"/>
           <w:sz w:val="21"/>
         </w:rPr>
-        <w:t>해설: Primary 쪽은 `TRANSPORT-ON`/`TRANSPORT-OFF`다.</w:t>
+        <w:t xml:space="preserve">해설: Primary 쪽은 </w:t>
+      </w:r>
+      <w:r>
+        <w:rPr>
+          <w:rFonts w:ascii="Consolas" w:hAnsi="Consolas" w:eastAsia="맑은 고딕"/>
+          <w:sz w:val="21"/>
+        </w:rPr>
+        <w:t xml:space="preserve">TRANSPORT-ON</w:t>
+      </w:r>
+      <w:r>
+        <w:rPr>
+          <w:rFonts w:ascii="맑은 고딕" w:hAnsi="맑은 고딕" w:eastAsia="맑은 고딕"/>
+          <w:sz w:val="21"/>
+        </w:rPr>
+        <w:t xml:space="preserve">/</w:t>
+      </w:r>
+      <w:r>
+        <w:rPr>
+          <w:rFonts w:ascii="Consolas" w:hAnsi="Consolas" w:eastAsia="맑은 고딕"/>
+          <w:sz w:val="21"/>
+        </w:rPr>
+        <w:t xml:space="preserve">TRANSPORT-OFF</w:t>
+      </w:r>
+      <w:r>
+        <w:rPr>
+          <w:rFonts w:ascii="맑은 고딕" w:hAnsi="맑은 고딕" w:eastAsia="맑은 고딕"/>
+          <w:sz w:val="21"/>
+        </w:rPr>
+        <w:t xml:space="preserve">다.</w:t>
       </w:r>
     </w:p>
     <w:p>
@@ -716,7 +1628,63 @@
           <w:rFonts w:ascii="맑은 고딕" w:hAnsi="맑은 고딕" w:eastAsia="맑은 고딕"/>
           <w:sz w:val="21"/>
         </w:rPr>
-        <w:t>해설: Standby가 `MOUNTED`이거나 적용이 꺼져 있으면 `OFF`가 된다. 실측에서 `APPLY-OFF`로 바꾸자 `OFF`로 바뀌었다.</w:t>
+        <w:t xml:space="preserve">해설: Standby가 </w:t>
+      </w:r>
+      <w:r>
+        <w:rPr>
+          <w:rFonts w:ascii="Consolas" w:hAnsi="Consolas" w:eastAsia="맑은 고딕"/>
+          <w:sz w:val="21"/>
+        </w:rPr>
+        <w:t xml:space="preserve">MOUNTED</w:t>
+      </w:r>
+      <w:r>
+        <w:rPr>
+          <w:rFonts w:ascii="맑은 고딕" w:hAnsi="맑은 고딕" w:eastAsia="맑은 고딕"/>
+          <w:sz w:val="21"/>
+        </w:rPr>
+        <w:t xml:space="preserve">이거나 적용이 꺼져 있으면 </w:t>
+      </w:r>
+      <w:r>
+        <w:rPr>
+          <w:rFonts w:ascii="Consolas" w:hAnsi="Consolas" w:eastAsia="맑은 고딕"/>
+          <w:sz w:val="21"/>
+        </w:rPr>
+        <w:t xml:space="preserve">OFF</w:t>
+      </w:r>
+      <w:r>
+        <w:rPr>
+          <w:rFonts w:ascii="맑은 고딕" w:hAnsi="맑은 고딕" w:eastAsia="맑은 고딕"/>
+          <w:sz w:val="21"/>
+        </w:rPr>
+        <w:t xml:space="preserve">가 된다. 실측에서 </w:t>
+      </w:r>
+      <w:r>
+        <w:rPr>
+          <w:rFonts w:ascii="Consolas" w:hAnsi="Consolas" w:eastAsia="맑은 고딕"/>
+          <w:sz w:val="21"/>
+        </w:rPr>
+        <w:t xml:space="preserve">APPLY-OFF</w:t>
+      </w:r>
+      <w:r>
+        <w:rPr>
+          <w:rFonts w:ascii="맑은 고딕" w:hAnsi="맑은 고딕" w:eastAsia="맑은 고딕"/>
+          <w:sz w:val="21"/>
+        </w:rPr>
+        <w:t xml:space="preserve">로 바꾸자 </w:t>
+      </w:r>
+      <w:r>
+        <w:rPr>
+          <w:rFonts w:ascii="Consolas" w:hAnsi="Consolas" w:eastAsia="맑은 고딕"/>
+          <w:sz w:val="21"/>
+        </w:rPr>
+        <w:t xml:space="preserve">OFF</w:t>
+      </w:r>
+      <w:r>
+        <w:rPr>
+          <w:rFonts w:ascii="맑은 고딕" w:hAnsi="맑은 고딕" w:eastAsia="맑은 고딕"/>
+          <w:sz w:val="21"/>
+        </w:rPr>
+        <w:t xml:space="preserve">로 바뀌었다.</w:t>
       </w:r>
     </w:p>
     <w:p>
@@ -754,7 +1722,35 @@
           <w:rFonts w:ascii="맑은 고딕" w:hAnsi="맑은 고딕" w:eastAsia="맑은 고딕"/>
           <w:sz w:val="21"/>
         </w:rPr>
-        <w:t>해설: `Intended State`는 `APPLY-ON`인 채로 남는데 실제는 멈춰 있으므로 어긋난다. 이것이 Broker 명령으로 멈추는 것과의 차이다.</w:t>
+        <w:t xml:space="preserve">해설: </w:t>
+      </w:r>
+      <w:r>
+        <w:rPr>
+          <w:rFonts w:ascii="Consolas" w:hAnsi="Consolas" w:eastAsia="맑은 고딕"/>
+          <w:sz w:val="21"/>
+        </w:rPr>
+        <w:t xml:space="preserve">Intended State</w:t>
+      </w:r>
+      <w:r>
+        <w:rPr>
+          <w:rFonts w:ascii="맑은 고딕" w:hAnsi="맑은 고딕" w:eastAsia="맑은 고딕"/>
+          <w:sz w:val="21"/>
+        </w:rPr>
+        <w:t xml:space="preserve">는 </w:t>
+      </w:r>
+      <w:r>
+        <w:rPr>
+          <w:rFonts w:ascii="Consolas" w:hAnsi="Consolas" w:eastAsia="맑은 고딕"/>
+          <w:sz w:val="21"/>
+        </w:rPr>
+        <w:t xml:space="preserve">APPLY-ON</w:t>
+      </w:r>
+      <w:r>
+        <w:rPr>
+          <w:rFonts w:ascii="맑은 고딕" w:hAnsi="맑은 고딕" w:eastAsia="맑은 고딕"/>
+          <w:sz w:val="21"/>
+        </w:rPr>
+        <w:t xml:space="preserve">인 채로 남는데 실제는 멈춰 있으므로 어긋난다. 이것이 Broker 명령으로 멈추는 것과의 차이다.</w:t>
       </w:r>
     </w:p>
     <w:p>
@@ -773,7 +1769,63 @@
           <w:rFonts w:ascii="맑은 고딕" w:hAnsi="맑은 고딕" w:eastAsia="맑은 고딕"/>
           <w:sz w:val="21"/>
         </w:rPr>
-        <w:t>해설: 2장에서 배운 대로 `SYNC`와 `AFFIRM`은 다른 것이지만 Broker는 하나의 속성으로 다룬다. `FASTSYNC`를 주면 `SYNC NOAFFIRM`이 된다.</w:t>
+        <w:t xml:space="preserve">해설: 2장에서 배운 대로 </w:t>
+      </w:r>
+      <w:r>
+        <w:rPr>
+          <w:rFonts w:ascii="Consolas" w:hAnsi="Consolas" w:eastAsia="맑은 고딕"/>
+          <w:sz w:val="21"/>
+        </w:rPr>
+        <w:t xml:space="preserve">SYNC</w:t>
+      </w:r>
+      <w:r>
+        <w:rPr>
+          <w:rFonts w:ascii="맑은 고딕" w:hAnsi="맑은 고딕" w:eastAsia="맑은 고딕"/>
+          <w:sz w:val="21"/>
+        </w:rPr>
+        <w:t xml:space="preserve">와 </w:t>
+      </w:r>
+      <w:r>
+        <w:rPr>
+          <w:rFonts w:ascii="Consolas" w:hAnsi="Consolas" w:eastAsia="맑은 고딕"/>
+          <w:sz w:val="21"/>
+        </w:rPr>
+        <w:t xml:space="preserve">AFFIRM</w:t>
+      </w:r>
+      <w:r>
+        <w:rPr>
+          <w:rFonts w:ascii="맑은 고딕" w:hAnsi="맑은 고딕" w:eastAsia="맑은 고딕"/>
+          <w:sz w:val="21"/>
+        </w:rPr>
+        <w:t xml:space="preserve">은 다른 것이지만 Broker는 하나의 속성으로 다룬다. </w:t>
+      </w:r>
+      <w:r>
+        <w:rPr>
+          <w:rFonts w:ascii="Consolas" w:hAnsi="Consolas" w:eastAsia="맑은 고딕"/>
+          <w:sz w:val="21"/>
+        </w:rPr>
+        <w:t xml:space="preserve">FASTSYNC</w:t>
+      </w:r>
+      <w:r>
+        <w:rPr>
+          <w:rFonts w:ascii="맑은 고딕" w:hAnsi="맑은 고딕" w:eastAsia="맑은 고딕"/>
+          <w:sz w:val="21"/>
+        </w:rPr>
+        <w:t xml:space="preserve">를 주면 </w:t>
+      </w:r>
+      <w:r>
+        <w:rPr>
+          <w:rFonts w:ascii="Consolas" w:hAnsi="Consolas" w:eastAsia="맑은 고딕"/>
+          <w:sz w:val="21"/>
+        </w:rPr>
+        <w:t xml:space="preserve">SYNC NOAFFIRM</w:t>
+      </w:r>
+      <w:r>
+        <w:rPr>
+          <w:rFonts w:ascii="맑은 고딕" w:hAnsi="맑은 고딕" w:eastAsia="맑은 고딕"/>
+          <w:sz w:val="21"/>
+        </w:rPr>
+        <w:t xml:space="preserve">이 된다.</w:t>
       </w:r>
     </w:p>
     <w:p>
@@ -792,7 +1844,64 @@
           <w:rFonts w:ascii="맑은 고딕" w:hAnsi="맑은 고딕" w:eastAsia="맑은 고딕"/>
           <w:sz w:val="21"/>
         </w:rPr>
-        <w:t>해설: 11장에서 배운 순서 그대로다. **Broker는 순서를 대신해 줄 뿐 물리 법칙을 바꾸지는 않는다.** `LogXptMode`가 `SYNC`가 아니면 `MaxAvailability`로 올라가지도 않는다.</w:t>
+        <w:t xml:space="preserve">해설: 11장에서 배운 순서 그대로다. </w:t>
+      </w:r>
+      <w:r>
+        <w:rPr>
+          <w:rFonts w:ascii="맑은 고딕" w:hAnsi="맑은 고딕" w:eastAsia="맑은 고딕"/>
+          <w:b/>
+          <w:sz w:val="21"/>
+        </w:rPr>
+        <w:t xml:space="preserve">Broker는 순서를 대신해 줄 뿐 물리 법칙을 바꾸지는 않는다.</w:t>
+      </w:r>
+      <w:r>
+        <w:rPr>
+          <w:rFonts w:ascii="맑은 고딕" w:hAnsi="맑은 고딕" w:eastAsia="맑은 고딕"/>
+          <w:sz w:val="21"/>
+        </w:rPr>
+        <w:t xml:space="preserve"> </w:t>
+      </w:r>
+      <w:r>
+        <w:rPr>
+          <w:rFonts w:ascii="Consolas" w:hAnsi="Consolas" w:eastAsia="맑은 고딕"/>
+          <w:sz w:val="21"/>
+        </w:rPr>
+        <w:t xml:space="preserve">LogXptMode</w:t>
+      </w:r>
+      <w:r>
+        <w:rPr>
+          <w:rFonts w:ascii="맑은 고딕" w:hAnsi="맑은 고딕" w:eastAsia="맑은 고딕"/>
+          <w:sz w:val="21"/>
+        </w:rPr>
+        <w:t xml:space="preserve">가 </w:t>
+      </w:r>
+      <w:r>
+        <w:rPr>
+          <w:rFonts w:ascii="Consolas" w:hAnsi="Consolas" w:eastAsia="맑은 고딕"/>
+          <w:sz w:val="21"/>
+        </w:rPr>
+        <w:t xml:space="preserve">SYNC</w:t>
+      </w:r>
+      <w:r>
+        <w:rPr>
+          <w:rFonts w:ascii="맑은 고딕" w:hAnsi="맑은 고딕" w:eastAsia="맑은 고딕"/>
+          <w:sz w:val="21"/>
+        </w:rPr>
+        <w:t xml:space="preserve">가 아니면 </w:t>
+      </w:r>
+      <w:r>
+        <w:rPr>
+          <w:rFonts w:ascii="Consolas" w:hAnsi="Consolas" w:eastAsia="맑은 고딕"/>
+          <w:sz w:val="21"/>
+        </w:rPr>
+        <w:t xml:space="preserve">MaxAvailability</w:t>
+      </w:r>
+      <w:r>
+        <w:rPr>
+          <w:rFonts w:ascii="맑은 고딕" w:hAnsi="맑은 고딕" w:eastAsia="맑은 고딕"/>
+          <w:sz w:val="21"/>
+        </w:rPr>
+        <w:t xml:space="preserve">로 올라가지도 않는다.</w:t>
       </w:r>
     </w:p>
     <w:p>
@@ -819,7 +1928,63 @@
           <w:rFonts w:ascii="맑은 고딕" w:hAnsi="맑은 고딕" w:eastAsia="맑은 고딕"/>
           <w:sz w:val="21"/>
         </w:rPr>
-        <w:t>해설: `ALTER SYSTEM SET log_archive_dest_2=...`가 `System altered.`로 끝났고, 30초 뒤 `SHOW CONFIGURATION`이 `SUCCESS`였다. "Broker가 감지해서 경고한다"는 흔한 설명이 이 환경·이 시간 범위에서는 성립하지 않았다.</w:t>
+        <w:t xml:space="preserve">해설: </w:t>
+      </w:r>
+      <w:r>
+        <w:rPr>
+          <w:rFonts w:ascii="Consolas" w:hAnsi="Consolas" w:eastAsia="맑은 고딕"/>
+          <w:sz w:val="21"/>
+        </w:rPr>
+        <w:t xml:space="preserve">ALTER SYSTEM SET log_archive_dest_2=...</w:t>
+      </w:r>
+      <w:r>
+        <w:rPr>
+          <w:rFonts w:ascii="맑은 고딕" w:hAnsi="맑은 고딕" w:eastAsia="맑은 고딕"/>
+          <w:sz w:val="21"/>
+        </w:rPr>
+        <w:t xml:space="preserve">가 </w:t>
+      </w:r>
+      <w:r>
+        <w:rPr>
+          <w:rFonts w:ascii="Consolas" w:hAnsi="Consolas" w:eastAsia="맑은 고딕"/>
+          <w:sz w:val="21"/>
+        </w:rPr>
+        <w:t xml:space="preserve">System altered.</w:t>
+      </w:r>
+      <w:r>
+        <w:rPr>
+          <w:rFonts w:ascii="맑은 고딕" w:hAnsi="맑은 고딕" w:eastAsia="맑은 고딕"/>
+          <w:sz w:val="21"/>
+        </w:rPr>
+        <w:t xml:space="preserve">로 끝났고, 30초 뒤 </w:t>
+      </w:r>
+      <w:r>
+        <w:rPr>
+          <w:rFonts w:ascii="Consolas" w:hAnsi="Consolas" w:eastAsia="맑은 고딕"/>
+          <w:sz w:val="21"/>
+        </w:rPr>
+        <w:t xml:space="preserve">SHOW CONFIGURATION</w:t>
+      </w:r>
+      <w:r>
+        <w:rPr>
+          <w:rFonts w:ascii="맑은 고딕" w:hAnsi="맑은 고딕" w:eastAsia="맑은 고딕"/>
+          <w:sz w:val="21"/>
+        </w:rPr>
+        <w:t xml:space="preserve">이 </w:t>
+      </w:r>
+      <w:r>
+        <w:rPr>
+          <w:rFonts w:ascii="Consolas" w:hAnsi="Consolas" w:eastAsia="맑은 고딕"/>
+          <w:sz w:val="21"/>
+        </w:rPr>
+        <w:t xml:space="preserve">SUCCESS</w:t>
+      </w:r>
+      <w:r>
+        <w:rPr>
+          <w:rFonts w:ascii="맑은 고딕" w:hAnsi="맑은 고딕" w:eastAsia="맑은 고딕"/>
+          <w:sz w:val="21"/>
+        </w:rPr>
+        <w:t xml:space="preserve">였다. "Broker가 감지해서 경고한다"는 흔한 설명이 이 환경·이 시간 범위에서는 성립하지 않았다.</w:t>
       </w:r>
     </w:p>
     <w:p>
@@ -838,7 +2003,43 @@
           <w:rFonts w:ascii="맑은 고딕" w:hAnsi="맑은 고딕" w:eastAsia="맑은 고딕"/>
           <w:sz w:val="21"/>
         </w:rPr>
-        <w:t>해설: `InconsistentLogXptProps`와 `InconsistentProperties` 모두 머리글만 나오고 행이 없었다. 그런데 파라미터는 분명히 바뀌어 있었다. **감지에 기대지 않는 것이 안전하다.**</w:t>
+        <w:t xml:space="preserve">해설: </w:t>
+      </w:r>
+      <w:r>
+        <w:rPr>
+          <w:rFonts w:ascii="Consolas" w:hAnsi="Consolas" w:eastAsia="맑은 고딕"/>
+          <w:sz w:val="21"/>
+        </w:rPr>
+        <w:t xml:space="preserve">InconsistentLogXptProps</w:t>
+      </w:r>
+      <w:r>
+        <w:rPr>
+          <w:rFonts w:ascii="맑은 고딕" w:hAnsi="맑은 고딕" w:eastAsia="맑은 고딕"/>
+          <w:sz w:val="21"/>
+        </w:rPr>
+        <w:t xml:space="preserve">와 </w:t>
+      </w:r>
+      <w:r>
+        <w:rPr>
+          <w:rFonts w:ascii="Consolas" w:hAnsi="Consolas" w:eastAsia="맑은 고딕"/>
+          <w:sz w:val="21"/>
+        </w:rPr>
+        <w:t xml:space="preserve">InconsistentProperties</w:t>
+      </w:r>
+      <w:r>
+        <w:rPr>
+          <w:rFonts w:ascii="맑은 고딕" w:hAnsi="맑은 고딕" w:eastAsia="맑은 고딕"/>
+          <w:sz w:val="21"/>
+        </w:rPr>
+        <w:t xml:space="preserve"> 모두 머리글만 나오고 행이 없었다. 그런데 파라미터는 분명히 바뀌어 있었다. </w:t>
+      </w:r>
+      <w:r>
+        <w:rPr>
+          <w:rFonts w:ascii="맑은 고딕" w:hAnsi="맑은 고딕" w:eastAsia="맑은 고딕"/>
+          <w:b/>
+          <w:sz w:val="21"/>
+        </w:rPr>
+        <w:t xml:space="preserve">감지에 기대지 않는 것이 안전하다.</w:t>
       </w:r>
     </w:p>
     <w:p>
@@ -857,7 +2058,49 @@
           <w:rFonts w:ascii="맑은 고딕" w:hAnsi="맑은 고딕" w:eastAsia="맑은 고딕"/>
           <w:sz w:val="21"/>
         </w:rPr>
-        <w:t>해설: 실측에서 `LogXptMode`를 `ASYNC`에서 `ASYNC`로 — 즉 같은 값으로 — 다시 설정했더니 Broker 형식이 통째로 복구됐다. 실무에서 쓸 만한 회복 수단이다.</w:t>
+        <w:t xml:space="preserve">해설: 실측에서 </w:t>
+      </w:r>
+      <w:r>
+        <w:rPr>
+          <w:rFonts w:ascii="Consolas" w:hAnsi="Consolas" w:eastAsia="맑은 고딕"/>
+          <w:sz w:val="21"/>
+        </w:rPr>
+        <w:t xml:space="preserve">LogXptMode</w:t>
+      </w:r>
+      <w:r>
+        <w:rPr>
+          <w:rFonts w:ascii="맑은 고딕" w:hAnsi="맑은 고딕" w:eastAsia="맑은 고딕"/>
+          <w:sz w:val="21"/>
+        </w:rPr>
+        <w:t xml:space="preserve">를 </w:t>
+      </w:r>
+      <w:r>
+        <w:rPr>
+          <w:rFonts w:ascii="Consolas" w:hAnsi="Consolas" w:eastAsia="맑은 고딕"/>
+          <w:sz w:val="21"/>
+        </w:rPr>
+        <w:t xml:space="preserve">ASYNC</w:t>
+      </w:r>
+      <w:r>
+        <w:rPr>
+          <w:rFonts w:ascii="맑은 고딕" w:hAnsi="맑은 고딕" w:eastAsia="맑은 고딕"/>
+          <w:sz w:val="21"/>
+        </w:rPr>
+        <w:t xml:space="preserve">에서 </w:t>
+      </w:r>
+      <w:r>
+        <w:rPr>
+          <w:rFonts w:ascii="Consolas" w:hAnsi="Consolas" w:eastAsia="맑은 고딕"/>
+          <w:sz w:val="21"/>
+        </w:rPr>
+        <w:t xml:space="preserve">ASYNC</w:t>
+      </w:r>
+      <w:r>
+        <w:rPr>
+          <w:rFonts w:ascii="맑은 고딕" w:hAnsi="맑은 고딕" w:eastAsia="맑은 고딕"/>
+          <w:sz w:val="21"/>
+        </w:rPr>
+        <w:t xml:space="preserve">로 — 즉 같은 값으로 — 다시 설정했더니 Broker 형식이 통째로 복구됐다. 실무에서 쓸 만한 회복 수단이다.</w:t>
       </w:r>
     </w:p>
     <w:p>
@@ -876,7 +2119,35 @@
           <w:rFonts w:ascii="맑은 고딕" w:hAnsi="맑은 고딕" w:eastAsia="맑은 고딕"/>
           <w:sz w:val="21"/>
         </w:rPr>
-        <w:t>해설: Primary의 `DB_UNIQUE_NAME`에 `_CFG`를 붙인 형태다. 역할이 바뀌어도 유지되므로 구성에 접속할 때 어느 노드가 Primary인지 몰라도 된다.</w:t>
+        <w:t xml:space="preserve">해설: Primary의 </w:t>
+      </w:r>
+      <w:r>
+        <w:rPr>
+          <w:rFonts w:ascii="Consolas" w:hAnsi="Consolas" w:eastAsia="맑은 고딕"/>
+          <w:sz w:val="21"/>
+        </w:rPr>
+        <w:t xml:space="preserve">DB_UNIQUE_NAME</w:t>
+      </w:r>
+      <w:r>
+        <w:rPr>
+          <w:rFonts w:ascii="맑은 고딕" w:hAnsi="맑은 고딕" w:eastAsia="맑은 고딕"/>
+          <w:sz w:val="21"/>
+        </w:rPr>
+        <w:t xml:space="preserve">에 </w:t>
+      </w:r>
+      <w:r>
+        <w:rPr>
+          <w:rFonts w:ascii="Consolas" w:hAnsi="Consolas" w:eastAsia="맑은 고딕"/>
+          <w:sz w:val="21"/>
+        </w:rPr>
+        <w:t xml:space="preserve">_CFG</w:t>
+      </w:r>
+      <w:r>
+        <w:rPr>
+          <w:rFonts w:ascii="맑은 고딕" w:hAnsi="맑은 고딕" w:eastAsia="맑은 고딕"/>
+          <w:sz w:val="21"/>
+        </w:rPr>
+        <w:t xml:space="preserve">를 붙인 형태다. 역할이 바뀌어도 유지되므로 구성에 접속할 때 어느 노드가 Primary인지 몰라도 된다.</w:t>
       </w:r>
     </w:p>
     <w:p>
@@ -886,7 +2157,23 @@
           <w:b/>
           <w:sz w:val="21"/>
         </w:rPr>
-        <w:t>[상-05] 정답: ③ Broker가 `ALTER SYSTEM REGISTER`를 실행해 스스로 등록한다</w:t>
+        <w:t xml:space="preserve">[상-05] 정답: ③ Broker가 </w:t>
+      </w:r>
+      <w:r>
+        <w:rPr>
+          <w:rFonts w:ascii="Consolas" w:hAnsi="Consolas" w:eastAsia="맑은 고딕"/>
+          <w:b/>
+          <w:sz w:val="21"/>
+        </w:rPr>
+        <w:t xml:space="preserve">ALTER SYSTEM REGISTER</w:t>
+      </w:r>
+      <w:r>
+        <w:rPr>
+          <w:rFonts w:ascii="맑은 고딕" w:hAnsi="맑은 고딕" w:eastAsia="맑은 고딕"/>
+          <w:b/>
+          <w:sz w:val="21"/>
+        </w:rPr>
+        <w:t xml:space="preserve">를 실행해 스스로 등록한다</w:t>
       </w:r>
     </w:p>
     <w:p>
@@ -895,7 +2182,49 @@
           <w:rFonts w:ascii="맑은 고딕" w:hAnsi="맑은 고딕" w:eastAsia="맑은 고딕"/>
           <w:sz w:val="21"/>
         </w:rPr>
-        <w:t>해설: Broker 로그에 `DMON: Adding configuration service... chicago_CFG` → `DMON: Executing SQL [ALTER SYSTEM REGISTER]` → `Executed successfully`가 순서대로 남는다.</w:t>
+        <w:t xml:space="preserve">해설: Broker 로그에 </w:t>
+      </w:r>
+      <w:r>
+        <w:rPr>
+          <w:rFonts w:ascii="Consolas" w:hAnsi="Consolas" w:eastAsia="맑은 고딕"/>
+          <w:sz w:val="21"/>
+        </w:rPr>
+        <w:t xml:space="preserve">DMON: Adding configuration service... chicago_CFG</w:t>
+      </w:r>
+      <w:r>
+        <w:rPr>
+          <w:rFonts w:ascii="맑은 고딕" w:hAnsi="맑은 고딕" w:eastAsia="맑은 고딕"/>
+          <w:sz w:val="21"/>
+        </w:rPr>
+        <w:t xml:space="preserve"> → </w:t>
+      </w:r>
+      <w:r>
+        <w:rPr>
+          <w:rFonts w:ascii="Consolas" w:hAnsi="Consolas" w:eastAsia="맑은 고딕"/>
+          <w:sz w:val="21"/>
+        </w:rPr>
+        <w:t xml:space="preserve">DMON: Executing SQL [ALTER SYSTEM REGISTER]</w:t>
+      </w:r>
+      <w:r>
+        <w:rPr>
+          <w:rFonts w:ascii="맑은 고딕" w:hAnsi="맑은 고딕" w:eastAsia="맑은 고딕"/>
+          <w:sz w:val="21"/>
+        </w:rPr>
+        <w:t xml:space="preserve"> → </w:t>
+      </w:r>
+      <w:r>
+        <w:rPr>
+          <w:rFonts w:ascii="Consolas" w:hAnsi="Consolas" w:eastAsia="맑은 고딕"/>
+          <w:sz w:val="21"/>
+        </w:rPr>
+        <w:t xml:space="preserve">Executed successfully</w:t>
+      </w:r>
+      <w:r>
+        <w:rPr>
+          <w:rFonts w:ascii="맑은 고딕" w:hAnsi="맑은 고딕" w:eastAsia="맑은 고딕"/>
+          <w:sz w:val="21"/>
+        </w:rPr>
+        <w:t xml:space="preserve">가 순서대로 남는다.</w:t>
       </w:r>
     </w:p>
     <w:p>
@@ -914,7 +2243,63 @@
           <w:rFonts w:ascii="맑은 고딕" w:hAnsi="맑은 고딕" w:eastAsia="맑은 고딕"/>
           <w:sz w:val="21"/>
         </w:rPr>
-        <w:t>해설: 절반이 `FastStartFailover`로 시작한다(14장). 나머지 중 `OperationTimeout`(30초)·`CommunicationTimeout`(180초)·`ConfigurationWideServiceName`을 알아 둔다.</w:t>
+        <w:t xml:space="preserve">해설: 절반이 </w:t>
+      </w:r>
+      <w:r>
+        <w:rPr>
+          <w:rFonts w:ascii="Consolas" w:hAnsi="Consolas" w:eastAsia="맑은 고딕"/>
+          <w:sz w:val="21"/>
+        </w:rPr>
+        <w:t xml:space="preserve">FastStartFailover</w:t>
+      </w:r>
+      <w:r>
+        <w:rPr>
+          <w:rFonts w:ascii="맑은 고딕" w:hAnsi="맑은 고딕" w:eastAsia="맑은 고딕"/>
+          <w:sz w:val="21"/>
+        </w:rPr>
+        <w:t xml:space="preserve">로 시작한다(14장). 나머지 중 </w:t>
+      </w:r>
+      <w:r>
+        <w:rPr>
+          <w:rFonts w:ascii="Consolas" w:hAnsi="Consolas" w:eastAsia="맑은 고딕"/>
+          <w:sz w:val="21"/>
+        </w:rPr>
+        <w:t xml:space="preserve">OperationTimeout</w:t>
+      </w:r>
+      <w:r>
+        <w:rPr>
+          <w:rFonts w:ascii="맑은 고딕" w:hAnsi="맑은 고딕" w:eastAsia="맑은 고딕"/>
+          <w:sz w:val="21"/>
+        </w:rPr>
+        <w:t xml:space="preserve">(30초)·</w:t>
+      </w:r>
+      <w:r>
+        <w:rPr>
+          <w:rFonts w:ascii="Consolas" w:hAnsi="Consolas" w:eastAsia="맑은 고딕"/>
+          <w:sz w:val="21"/>
+        </w:rPr>
+        <w:t xml:space="preserve">CommunicationTimeout</w:t>
+      </w:r>
+      <w:r>
+        <w:rPr>
+          <w:rFonts w:ascii="맑은 고딕" w:hAnsi="맑은 고딕" w:eastAsia="맑은 고딕"/>
+          <w:sz w:val="21"/>
+        </w:rPr>
+        <w:t xml:space="preserve">(180초)·</w:t>
+      </w:r>
+      <w:r>
+        <w:rPr>
+          <w:rFonts w:ascii="Consolas" w:hAnsi="Consolas" w:eastAsia="맑은 고딕"/>
+          <w:sz w:val="21"/>
+        </w:rPr>
+        <w:t xml:space="preserve">ConfigurationWideServiceName</w:t>
+      </w:r>
+      <w:r>
+        <w:rPr>
+          <w:rFonts w:ascii="맑은 고딕" w:hAnsi="맑은 고딕" w:eastAsia="맑은 고딕"/>
+          <w:sz w:val="21"/>
+        </w:rPr>
+        <w:t xml:space="preserve">을 알아 둔다.</w:t>
       </w:r>
     </w:p>
     <w:p>
@@ -933,7 +2318,35 @@
           <w:rFonts w:ascii="맑은 고딕" w:hAnsi="맑은 고딕" w:eastAsia="맑은 고딕"/>
           <w:sz w:val="21"/>
         </w:rPr>
-        <w:t>해설: `multiple warnings detected for the member`. 자세한 내용은 `SHOW DATABASE '&lt;멤버&gt;'`로 봐야 한다. 요약만 보고 원인을 찾으려 하면 헤맨다.</w:t>
+        <w:t xml:space="preserve">해설: </w:t>
+      </w:r>
+      <w:r>
+        <w:rPr>
+          <w:rFonts w:ascii="Consolas" w:hAnsi="Consolas" w:eastAsia="맑은 고딕"/>
+          <w:sz w:val="21"/>
+        </w:rPr>
+        <w:t xml:space="preserve">multiple warnings detected for the member</w:t>
+      </w:r>
+      <w:r>
+        <w:rPr>
+          <w:rFonts w:ascii="맑은 고딕" w:hAnsi="맑은 고딕" w:eastAsia="맑은 고딕"/>
+          <w:sz w:val="21"/>
+        </w:rPr>
+        <w:t xml:space="preserve">. 자세한 내용은 </w:t>
+      </w:r>
+      <w:r>
+        <w:rPr>
+          <w:rFonts w:ascii="Consolas" w:hAnsi="Consolas" w:eastAsia="맑은 고딕"/>
+          <w:sz w:val="21"/>
+        </w:rPr>
+        <w:t xml:space="preserve">SHOW DATABASE '&lt;멤버&gt;'</w:t>
+      </w:r>
+      <w:r>
+        <w:rPr>
+          <w:rFonts w:ascii="맑은 고딕" w:hAnsi="맑은 고딕" w:eastAsia="맑은 고딕"/>
+          <w:sz w:val="21"/>
+        </w:rPr>
+        <w:t xml:space="preserve">로 봐야 한다. 요약만 보고 원인을 찾으려 하면 헤맨다.</w:t>
       </w:r>
     </w:p>
     <w:p>
@@ -952,7 +2365,43 @@
           <w:rFonts w:ascii="맑은 고딕" w:hAnsi="맑은 고딕" w:eastAsia="맑은 고딕"/>
           <w:sz w:val="21"/>
         </w:rPr>
-        <w:t>해설: `Redo Apply is stopped`(16766) 때문에 지연이 커졌고 그것이 임계값을 넘어 `apply lag has exceeded specified threshold`(16853)가 됐다. **고쳐야 할 것은 하나뿐이다.**</w:t>
+        <w:t xml:space="preserve">해설: </w:t>
+      </w:r>
+      <w:r>
+        <w:rPr>
+          <w:rFonts w:ascii="Consolas" w:hAnsi="Consolas" w:eastAsia="맑은 고딕"/>
+          <w:sz w:val="21"/>
+        </w:rPr>
+        <w:t xml:space="preserve">Redo Apply is stopped</w:t>
+      </w:r>
+      <w:r>
+        <w:rPr>
+          <w:rFonts w:ascii="맑은 고딕" w:hAnsi="맑은 고딕" w:eastAsia="맑은 고딕"/>
+          <w:sz w:val="21"/>
+        </w:rPr>
+        <w:t xml:space="preserve">(16766) 때문에 지연이 커졌고 그것이 임계값을 넘어 </w:t>
+      </w:r>
+      <w:r>
+        <w:rPr>
+          <w:rFonts w:ascii="Consolas" w:hAnsi="Consolas" w:eastAsia="맑은 고딕"/>
+          <w:sz w:val="21"/>
+        </w:rPr>
+        <w:t xml:space="preserve">apply lag has exceeded specified threshold</w:t>
+      </w:r>
+      <w:r>
+        <w:rPr>
+          <w:rFonts w:ascii="맑은 고딕" w:hAnsi="맑은 고딕" w:eastAsia="맑은 고딕"/>
+          <w:sz w:val="21"/>
+        </w:rPr>
+        <w:t xml:space="preserve">(16853)가 됐다. </w:t>
+      </w:r>
+      <w:r>
+        <w:rPr>
+          <w:rFonts w:ascii="맑은 고딕" w:hAnsi="맑은 고딕" w:eastAsia="맑은 고딕"/>
+          <w:b/>
+          <w:sz w:val="21"/>
+        </w:rPr>
+        <w:t xml:space="preserve">고쳐야 할 것은 하나뿐이다.</w:t>
       </w:r>
     </w:p>
     <w:p>
@@ -971,7 +2420,21 @@
           <w:rFonts w:ascii="맑은 고딕" w:hAnsi="맑은 고딕" w:eastAsia="맑은 고딕"/>
           <w:sz w:val="21"/>
         </w:rPr>
-        <w:t>해설: Broker는 "멈췄다"까지만 말한다. 실습에서 그 이유는 알림 로그의 `ORA-00600 [krr_parse_lwn_header]`에 있었고, Broker 화면에는 그 흔적이 전혀 없었다.</w:t>
+        <w:t xml:space="preserve">해설: Broker는 "멈췄다"까지만 말한다. 실습에서 그 이유는 알림 로그의 </w:t>
+      </w:r>
+      <w:r>
+        <w:rPr>
+          <w:rFonts w:ascii="Consolas" w:hAnsi="Consolas" w:eastAsia="맑은 고딕"/>
+          <w:sz w:val="21"/>
+        </w:rPr>
+        <w:t xml:space="preserve">ORA-00600 [krr_parse_lwn_header]</w:t>
+      </w:r>
+      <w:r>
+        <w:rPr>
+          <w:rFonts w:ascii="맑은 고딕" w:hAnsi="맑은 고딕" w:eastAsia="맑은 고딕"/>
+          <w:sz w:val="21"/>
+        </w:rPr>
+        <w:t xml:space="preserve">에 있었고, Broker 화면에는 그 흔적이 전혀 없었다.</w:t>
       </w:r>
     </w:p>
     <w:p>
@@ -990,10 +2453,48 @@
           <w:rFonts w:ascii="맑은 고딕" w:hAnsi="맑은 고딕" w:eastAsia="맑은 고딕"/>
           <w:sz w:val="21"/>
         </w:rPr>
-        <w:t>해설: 실측에서 양쪽을 정상 종료하고 VM을 껐다 올린 뒤에도 `Configuration Status: SUCCESS`, `Real Time Query: ON`이 그대로였다. **Broker가 MRP를 스스로 띄웠고 우리는 SQL을 실행하지 않았다.**</w:t>
+        <w:t xml:space="preserve">해설: 실측에서 양쪽을 정상 종료하고 VM을 껐다 올린 뒤에도 </w:t>
+      </w:r>
+      <w:r>
+        <w:rPr>
+          <w:rFonts w:ascii="Consolas" w:hAnsi="Consolas" w:eastAsia="맑은 고딕"/>
+          <w:sz w:val="21"/>
+        </w:rPr>
+        <w:t xml:space="preserve">Configuration Status: SUCCESS</w:t>
+      </w:r>
+      <w:r>
+        <w:rPr>
+          <w:rFonts w:ascii="맑은 고딕" w:hAnsi="맑은 고딕" w:eastAsia="맑은 고딕"/>
+          <w:sz w:val="21"/>
+        </w:rPr>
+        <w:t xml:space="preserve">, </w:t>
+      </w:r>
+      <w:r>
+        <w:rPr>
+          <w:rFonts w:ascii="Consolas" w:hAnsi="Consolas" w:eastAsia="맑은 고딕"/>
+          <w:sz w:val="21"/>
+        </w:rPr>
+        <w:t xml:space="preserve">Real Time Query: ON</w:t>
+      </w:r>
+      <w:r>
+        <w:rPr>
+          <w:rFonts w:ascii="맑은 고딕" w:hAnsi="맑은 고딕" w:eastAsia="맑은 고딕"/>
+          <w:sz w:val="21"/>
+        </w:rPr>
+        <w:t xml:space="preserve">이 그대로였다. </w:t>
+      </w:r>
+      <w:r>
+        <w:rPr>
+          <w:rFonts w:ascii="맑은 고딕" w:hAnsi="맑은 고딕" w:eastAsia="맑은 고딕"/>
+          <w:b/>
+          <w:sz w:val="21"/>
+        </w:rPr>
+        <w:t xml:space="preserve">Broker가 MRP를 스스로 띄웠고 우리는 SQL을 실행하지 않았다.</w:t>
       </w:r>
     </w:p>
     <w:sectPr>
+      <w:headerReference w:type="default" r:id="rId9"/>
+      <w:footerReference w:type="default" r:id="rId10"/>
       <w:pgSz w:w="12240" w:h="15840"/>
       <w:pgMar w:top="1440" w:right="1800" w:bottom="1440" w:left="1800" w:header="720" w:footer="720" w:gutter="0"/>
       <w:cols w:space="720"/>
@@ -1001,6 +2502,26 @@
     </w:sectPr>
   </w:body>
 </w:document>
+</file>
+
+<file path=word/footer1.xml><?xml version="1.0" encoding="utf-8"?>
+<w:ftr xmlns:m="http://schemas.openxmlformats.org/officeDocument/2006/math" xmlns:mc="http://schemas.openxmlformats.org/markup-compatibility/2006" xmlns:mo="http://schemas.microsoft.com/office/mac/office/2008/main" xmlns:mv="urn:schemas-microsoft-com:mac:vml" xmlns:o="urn:schemas-microsoft-com:office:office" xmlns:r="http://schemas.openxmlformats.org/officeDocument/2006/relationships" xmlns:v="urn:schemas-microsoft-com:vml" xmlns:w10="urn:schemas-microsoft-com:office:word" xmlns:w14="http://schemas.microsoft.com/office/word/2010/wordml" xmlns:w="http://schemas.openxmlformats.org/wordprocessingml/2006/main" xmlns:wne="http://schemas.microsoft.com/office/word/2006/wordml" xmlns:wp14="http://schemas.microsoft.com/office/word/2010/wordprocessingDrawing" xmlns:wp="http://schemas.openxmlformats.org/drawingml/2006/wordprocessingDrawing" xmlns:wpc="http://schemas.microsoft.com/office/word/2010/wordprocessingCanvas" xmlns:wpg="http://schemas.microsoft.com/office/word/2010/wordprocessingGroup" xmlns:wpi="http://schemas.microsoft.com/office/word/2010/wordprocessingInk" xmlns:wps="http://schemas.microsoft.com/office/word/2010/wordprocessingShape" mc:Ignorable="w14 wp14">
+  <w:p>
+    <w:pPr>
+      <w:pStyle w:val="Footer"/>
+    </w:pPr>
+  </w:p>
+</w:ftr>
+</file>
+
+<file path=word/header1.xml><?xml version="1.0" encoding="utf-8"?>
+<w:hdr xmlns:m="http://schemas.openxmlformats.org/officeDocument/2006/math" xmlns:mc="http://schemas.openxmlformats.org/markup-compatibility/2006" xmlns:mo="http://schemas.microsoft.com/office/mac/office/2008/main" xmlns:mv="urn:schemas-microsoft-com:mac:vml" xmlns:o="urn:schemas-microsoft-com:office:office" xmlns:r="http://schemas.openxmlformats.org/officeDocument/2006/relationships" xmlns:v="urn:schemas-microsoft-com:vml" xmlns:w10="urn:schemas-microsoft-com:office:word" xmlns:w14="http://schemas.microsoft.com/office/word/2010/wordml" xmlns:w="http://schemas.openxmlformats.org/wordprocessingml/2006/main" xmlns:wne="http://schemas.microsoft.com/office/word/2006/wordml" xmlns:wp14="http://schemas.microsoft.com/office/word/2010/wordprocessingDrawing" xmlns:wp="http://schemas.openxmlformats.org/drawingml/2006/wordprocessingDrawing" xmlns:wpc="http://schemas.microsoft.com/office/word/2010/wordprocessingCanvas" xmlns:wpg="http://schemas.microsoft.com/office/word/2010/wordprocessingGroup" xmlns:wpi="http://schemas.microsoft.com/office/word/2010/wordprocessingInk" xmlns:wps="http://schemas.microsoft.com/office/word/2010/wordprocessingShape" mc:Ignorable="w14 wp14">
+  <w:p>
+    <w:pPr>
+      <w:pStyle w:val="Header"/>
+    </w:pPr>
+  </w:p>
+</w:hdr>
 </file>
 
 <file path=word/numbering.xml><?xml version="1.0" encoding="utf-8"?>

--- a/ADG/13장/13장_실습문제_정답.docx
+++ b/ADG/13장/13장_실습문제_정답.docx
@@ -34,7 +34,7 @@
           <w:b/>
           <w:sz w:val="21"/>
         </w:rPr>
-        <w:t>[하-01] 정답: ① DG_BROKER_START</w:t>
+        <w:t>[하-01] 정답: ② DG_BROKER_START</w:t>
       </w:r>
     </w:p>
     <w:p>
@@ -43,7 +43,21 @@
           <w:rFonts w:ascii="맑은 고딕" w:hAnsi="맑은 고딕" w:eastAsia="맑은 고딕"/>
           <w:sz w:val="21"/>
         </w:rPr>
-        <w:t>해설: 동적 파라미터이므로 재기동이 필요 없다. `SCOPE=BOTH`로 주어 다음 기동에도 유지되게 한다. 양쪽 모두 켜야 DMON끼리 통신할 수 있다.</w:t>
+        <w:t xml:space="preserve">해설: 동적 파라미터이므로 재기동이 필요 없다. </w:t>
+      </w:r>
+      <w:r>
+        <w:rPr>
+          <w:rFonts w:ascii="Consolas" w:hAnsi="Consolas" w:eastAsia="맑은 고딕"/>
+          <w:sz w:val="21"/>
+        </w:rPr>
+        <w:t xml:space="preserve">SCOPE=BOTH</w:t>
+      </w:r>
+      <w:r>
+        <w:rPr>
+          <w:rFonts w:ascii="맑은 고딕" w:hAnsi="맑은 고딕" w:eastAsia="맑은 고딕"/>
+          <w:sz w:val="21"/>
+        </w:rPr>
+        <w:t xml:space="preserve">로 주어 다음 기동에도 유지되게 한다. 양쪽 모두 켜야 DMON끼리 통신할 수 있다.</w:t>
       </w:r>
     </w:p>
     <w:p>
@@ -53,7 +67,7 @@
           <w:b/>
           <w:sz w:val="21"/>
         </w:rPr>
-        <w:t>[하-02] 정답: ① FALSE</w:t>
+        <w:t>[하-02] 정답: ③ FALSE</w:t>
       </w:r>
     </w:p>
     <w:p>
@@ -62,7 +76,21 @@
           <w:rFonts w:ascii="맑은 고딕" w:hAnsi="맑은 고딕" w:eastAsia="맑은 고딕"/>
           <w:sz w:val="21"/>
         </w:rPr>
-        <w:t>해설: 실측에서 chicago·boston 모두 `FALSE`였다. Broker는 기본적으로 꺼져 있다.</w:t>
+        <w:t xml:space="preserve">해설: 실측에서 chicago·boston 모두 </w:t>
+      </w:r>
+      <w:r>
+        <w:rPr>
+          <w:rFonts w:ascii="Consolas" w:hAnsi="Consolas" w:eastAsia="맑은 고딕"/>
+          <w:sz w:val="21"/>
+        </w:rPr>
+        <w:t xml:space="preserve">FALSE</w:t>
+      </w:r>
+      <w:r>
+        <w:rPr>
+          <w:rFonts w:ascii="맑은 고딕" w:hAnsi="맑은 고딕" w:eastAsia="맑은 고딕"/>
+          <w:sz w:val="21"/>
+        </w:rPr>
+        <w:t xml:space="preserve">였다. Broker는 기본적으로 꺼져 있다.</w:t>
       </w:r>
     </w:p>
     <w:p>
@@ -72,7 +100,7 @@
           <w:b/>
           <w:sz w:val="21"/>
         </w:rPr>
-        <w:t>[하-03] 정답: ① DMON</w:t>
+        <w:t>[하-03] 정답: ④ DMON</w:t>
       </w:r>
     </w:p>
     <w:p>
@@ -81,7 +109,77 @@
           <w:rFonts w:ascii="맑은 고딕" w:hAnsi="맑은 고딕" w:eastAsia="맑은 고딕"/>
           <w:sz w:val="21"/>
         </w:rPr>
-        <w:t>해설: OS에서는 `ora_dmon_&lt;SID&gt;`로 보인다. `V$PROCESS`의 `PNAME`이 `DMON`이다. 구성이 활성화되면 `NSV2` 같은 통신용 프로세스도 함께 뜬다.</w:t>
+        <w:t xml:space="preserve">해설: OS에서는 </w:t>
+      </w:r>
+      <w:r>
+        <w:rPr>
+          <w:rFonts w:ascii="Consolas" w:hAnsi="Consolas" w:eastAsia="맑은 고딕"/>
+          <w:sz w:val="21"/>
+        </w:rPr>
+        <w:t xml:space="preserve">ora_dmon_&lt;SID&gt;</w:t>
+      </w:r>
+      <w:r>
+        <w:rPr>
+          <w:rFonts w:ascii="맑은 고딕" w:hAnsi="맑은 고딕" w:eastAsia="맑은 고딕"/>
+          <w:sz w:val="21"/>
+        </w:rPr>
+        <w:t xml:space="preserve">로 보인다. </w:t>
+      </w:r>
+      <w:r>
+        <w:rPr>
+          <w:rFonts w:ascii="Consolas" w:hAnsi="Consolas" w:eastAsia="맑은 고딕"/>
+          <w:sz w:val="21"/>
+        </w:rPr>
+        <w:t xml:space="preserve">V$PROCESS</w:t>
+      </w:r>
+      <w:r>
+        <w:rPr>
+          <w:rFonts w:ascii="맑은 고딕" w:hAnsi="맑은 고딕" w:eastAsia="맑은 고딕"/>
+          <w:sz w:val="21"/>
+        </w:rPr>
+        <w:t xml:space="preserve">의 </w:t>
+      </w:r>
+      <w:r>
+        <w:rPr>
+          <w:rFonts w:ascii="Consolas" w:hAnsi="Consolas" w:eastAsia="맑은 고딕"/>
+          <w:sz w:val="21"/>
+        </w:rPr>
+        <w:t xml:space="preserve">PNAME</w:t>
+      </w:r>
+      <w:r>
+        <w:rPr>
+          <w:rFonts w:ascii="맑은 고딕" w:hAnsi="맑은 고딕" w:eastAsia="맑은 고딕"/>
+          <w:sz w:val="21"/>
+        </w:rPr>
+        <w:t xml:space="preserve">이 </w:t>
+      </w:r>
+      <w:r>
+        <w:rPr>
+          <w:rFonts w:ascii="Consolas" w:hAnsi="Consolas" w:eastAsia="맑은 고딕"/>
+          <w:sz w:val="21"/>
+        </w:rPr>
+        <w:t xml:space="preserve">DMON</w:t>
+      </w:r>
+      <w:r>
+        <w:rPr>
+          <w:rFonts w:ascii="맑은 고딕" w:hAnsi="맑은 고딕" w:eastAsia="맑은 고딕"/>
+          <w:sz w:val="21"/>
+        </w:rPr>
+        <w:t xml:space="preserve">이다. 구성이 활성화되면 </w:t>
+      </w:r>
+      <w:r>
+        <w:rPr>
+          <w:rFonts w:ascii="Consolas" w:hAnsi="Consolas" w:eastAsia="맑은 고딕"/>
+          <w:sz w:val="21"/>
+        </w:rPr>
+        <w:t xml:space="preserve">NSV2</w:t>
+      </w:r>
+      <w:r>
+        <w:rPr>
+          <w:rFonts w:ascii="맑은 고딕" w:hAnsi="맑은 고딕" w:eastAsia="맑은 고딕"/>
+          <w:sz w:val="21"/>
+        </w:rPr>
+        <w:t xml:space="preserve"> 같은 통신용 프로세스도 함께 뜬다.</w:t>
       </w:r>
     </w:p>
     <w:p>
@@ -100,7 +198,77 @@
           <w:rFonts w:ascii="맑은 고딕" w:hAnsi="맑은 고딕" w:eastAsia="맑은 고딕"/>
           <w:sz w:val="21"/>
         </w:rPr>
-        <w:t>해설: chicago에서는 `dr1chicago.dat`·`dr2chicago.dat`, boston에서는 `dr1boston.dat`·`dr2boston.dat`. 기본 경로는 `$ORACLE_HOME/dbs`이며 실측 크기는 8KB였다.</w:t>
+        <w:t xml:space="preserve">해설: chicago에서는 </w:t>
+      </w:r>
+      <w:r>
+        <w:rPr>
+          <w:rFonts w:ascii="Consolas" w:hAnsi="Consolas" w:eastAsia="맑은 고딕"/>
+          <w:sz w:val="21"/>
+        </w:rPr>
+        <w:t xml:space="preserve">dr1chicago.dat</w:t>
+      </w:r>
+      <w:r>
+        <w:rPr>
+          <w:rFonts w:ascii="맑은 고딕" w:hAnsi="맑은 고딕" w:eastAsia="맑은 고딕"/>
+          <w:sz w:val="21"/>
+        </w:rPr>
+        <w:t xml:space="preserve">·</w:t>
+      </w:r>
+      <w:r>
+        <w:rPr>
+          <w:rFonts w:ascii="Consolas" w:hAnsi="Consolas" w:eastAsia="맑은 고딕"/>
+          <w:sz w:val="21"/>
+        </w:rPr>
+        <w:t xml:space="preserve">dr2chicago.dat</w:t>
+      </w:r>
+      <w:r>
+        <w:rPr>
+          <w:rFonts w:ascii="맑은 고딕" w:hAnsi="맑은 고딕" w:eastAsia="맑은 고딕"/>
+          <w:sz w:val="21"/>
+        </w:rPr>
+        <w:t xml:space="preserve">, boston에서는 </w:t>
+      </w:r>
+      <w:r>
+        <w:rPr>
+          <w:rFonts w:ascii="Consolas" w:hAnsi="Consolas" w:eastAsia="맑은 고딕"/>
+          <w:sz w:val="21"/>
+        </w:rPr>
+        <w:t xml:space="preserve">dr1boston.dat</w:t>
+      </w:r>
+      <w:r>
+        <w:rPr>
+          <w:rFonts w:ascii="맑은 고딕" w:hAnsi="맑은 고딕" w:eastAsia="맑은 고딕"/>
+          <w:sz w:val="21"/>
+        </w:rPr>
+        <w:t xml:space="preserve">·</w:t>
+      </w:r>
+      <w:r>
+        <w:rPr>
+          <w:rFonts w:ascii="Consolas" w:hAnsi="Consolas" w:eastAsia="맑은 고딕"/>
+          <w:sz w:val="21"/>
+        </w:rPr>
+        <w:t xml:space="preserve">dr2boston.dat</w:t>
+      </w:r>
+      <w:r>
+        <w:rPr>
+          <w:rFonts w:ascii="맑은 고딕" w:hAnsi="맑은 고딕" w:eastAsia="맑은 고딕"/>
+          <w:sz w:val="21"/>
+        </w:rPr>
+        <w:t xml:space="preserve">. 기본 경로는 </w:t>
+      </w:r>
+      <w:r>
+        <w:rPr>
+          <w:rFonts w:ascii="Consolas" w:hAnsi="Consolas" w:eastAsia="맑은 고딕"/>
+          <w:sz w:val="21"/>
+        </w:rPr>
+        <w:t xml:space="preserve">$ORACLE_HOME/dbs</w:t>
+      </w:r>
+      <w:r>
+        <w:rPr>
+          <w:rFonts w:ascii="맑은 고딕" w:hAnsi="맑은 고딕" w:eastAsia="맑은 고딕"/>
+          <w:sz w:val="21"/>
+        </w:rPr>
+        <w:t xml:space="preserve">이며 실측 크기는 8KB였다.</w:t>
       </w:r>
     </w:p>
     <w:p>
@@ -110,7 +278,7 @@
           <w:b/>
           <w:sz w:val="21"/>
         </w:rPr>
-        <w:t>[하-05] 정답: ① 다중화 — 하나가 손상돼도 다른 하나로 복구</w:t>
+        <w:t>[하-05] 정답: ④ 다중화 — 하나가 손상돼도 다른 하나로 복구</w:t>
       </w:r>
     </w:p>
     <w:p>
@@ -129,7 +297,7 @@
           <w:b/>
           <w:sz w:val="21"/>
         </w:rPr>
-        <w:t>[하-06] 정답: ① ORA-16525</w:t>
+        <w:t>[하-06] 정답: ④ ORA-16525</w:t>
       </w:r>
     </w:p>
     <w:p>
@@ -138,7 +306,35 @@
           <w:rFonts w:ascii="맑은 고딕" w:hAnsi="맑은 고딕" w:eastAsia="맑은 고딕"/>
           <w:sz w:val="21"/>
         </w:rPr>
-        <w:t>해설: `The Oracle Data Guard broker is not yet available`. 접속 자체는 성공(`Connected to "chicago"`)했지만 DMON이 없어 물어볼 상대가 없다.</w:t>
+        <w:t xml:space="preserve">해설: </w:t>
+      </w:r>
+      <w:r>
+        <w:rPr>
+          <w:rFonts w:ascii="Consolas" w:hAnsi="Consolas" w:eastAsia="맑은 고딕"/>
+          <w:sz w:val="21"/>
+        </w:rPr>
+        <w:t xml:space="preserve">The Oracle Data Guard broker is not yet available</w:t>
+      </w:r>
+      <w:r>
+        <w:rPr>
+          <w:rFonts w:ascii="맑은 고딕" w:hAnsi="맑은 고딕" w:eastAsia="맑은 고딕"/>
+          <w:sz w:val="21"/>
+        </w:rPr>
+        <w:t xml:space="preserve">. 접속 자체는 성공(</w:t>
+      </w:r>
+      <w:r>
+        <w:rPr>
+          <w:rFonts w:ascii="Consolas" w:hAnsi="Consolas" w:eastAsia="맑은 고딕"/>
+          <w:sz w:val="21"/>
+        </w:rPr>
+        <w:t xml:space="preserve">Connected to "chicago"</w:t>
+      </w:r>
+      <w:r>
+        <w:rPr>
+          <w:rFonts w:ascii="맑은 고딕" w:hAnsi="맑은 고딕" w:eastAsia="맑은 고딕"/>
+          <w:sz w:val="21"/>
+        </w:rPr>
+        <w:t xml:space="preserve">)했지만 DMON이 없어 물어볼 상대가 없다.</w:t>
       </w:r>
     </w:p>
     <w:p>
@@ -148,7 +344,7 @@
           <w:b/>
           <w:sz w:val="21"/>
         </w:rPr>
-        <w:t>[하-07] 정답: ① ORA-16532</w:t>
+        <w:t>[하-07] 정답: ④ ORA-16532</w:t>
       </w:r>
     </w:p>
     <w:p>
@@ -157,7 +353,36 @@
           <w:rFonts w:ascii="맑은 고딕" w:hAnsi="맑은 고딕" w:eastAsia="맑은 고딕"/>
           <w:sz w:val="21"/>
         </w:rPr>
-        <w:t>해설: `broker configuration does not exist`. ORA-16525에서 한 걸음 나아간 상태다. **오류가 바뀌었다는 것 자체가 진전의 신호**다.</w:t>
+        <w:t xml:space="preserve">해설: </w:t>
+      </w:r>
+      <w:r>
+        <w:rPr>
+          <w:rFonts w:ascii="Consolas" w:hAnsi="Consolas" w:eastAsia="맑은 고딕"/>
+          <w:sz w:val="21"/>
+        </w:rPr>
+        <w:t xml:space="preserve">broker configuration does not exist</w:t>
+      </w:r>
+      <w:r>
+        <w:rPr>
+          <w:rFonts w:ascii="맑은 고딕" w:hAnsi="맑은 고딕" w:eastAsia="맑은 고딕"/>
+          <w:sz w:val="21"/>
+        </w:rPr>
+        <w:t xml:space="preserve">. ORA-16525에서 한 걸음 나아간 상태다. </w:t>
+      </w:r>
+      <w:r>
+        <w:rPr>
+          <w:rFonts w:ascii="맑은 고딕" w:hAnsi="맑은 고딕" w:eastAsia="맑은 고딕"/>
+          <w:b/>
+          <w:sz w:val="21"/>
+        </w:rPr>
+        <w:t xml:space="preserve">오류가 바뀌었다는 것 자체가 진전의 신호</w:t>
+      </w:r>
+      <w:r>
+        <w:rPr>
+          <w:rFonts w:ascii="맑은 고딕" w:hAnsi="맑은 고딕" w:eastAsia="맑은 고딕"/>
+          <w:sz w:val="21"/>
+        </w:rPr>
+        <w:t xml:space="preserve">다.</w:t>
       </w:r>
     </w:p>
     <w:p>
@@ -167,7 +392,7 @@
           <w:b/>
           <w:sz w:val="21"/>
         </w:rPr>
-        <w:t>[하-08] 정답: ① CREATE CONFIGURATION</w:t>
+        <w:t>[하-08] 정답: ② CREATE CONFIGURATION</w:t>
       </w:r>
     </w:p>
     <w:p>
@@ -176,7 +401,14 @@
           <w:rFonts w:ascii="맑은 고딕" w:hAnsi="맑은 고딕" w:eastAsia="맑은 고딕"/>
           <w:sz w:val="21"/>
         </w:rPr>
-        <w:t>해설: Primary 하나로 시작한다. `CREATE CONFIGURATION 'dg_chicago' AS PRIMARY DATABASE IS 'chicago' CONNECT IDENTIFIER IS chicago;`</w:t>
+        <w:t xml:space="preserve">해설: Primary 하나로 시작한다. </w:t>
+      </w:r>
+      <w:r>
+        <w:rPr>
+          <w:rFonts w:ascii="Consolas" w:hAnsi="Consolas" w:eastAsia="맑은 고딕"/>
+          <w:sz w:val="21"/>
+        </w:rPr>
+        <w:t xml:space="preserve">CREATE CONFIGURATION 'dg_chicago' AS PRIMARY DATABASE IS 'chicago' CONNECT IDENTIFIER IS chicago;</w:t>
       </w:r>
     </w:p>
     <w:p>
@@ -186,7 +418,7 @@
           <w:b/>
           <w:sz w:val="21"/>
         </w:rPr>
-        <w:t>[하-09] 정답: ① ADD DATABASE</w:t>
+        <w:t>[하-09] 정답: ② ADD DATABASE</w:t>
       </w:r>
     </w:p>
     <w:p>
@@ -195,7 +427,21 @@
           <w:rFonts w:ascii="맑은 고딕" w:hAnsi="맑은 고딕" w:eastAsia="맑은 고딕"/>
           <w:sz w:val="21"/>
         </w:rPr>
-        <w:t>해설: `ADD DATABASE 'boston' AS CONNECT IDENTIFIER IS boston;`. Standby임을 따로 적지 않아도 Broker가 알아낸다.</w:t>
+        <w:t xml:space="preserve">해설: </w:t>
+      </w:r>
+      <w:r>
+        <w:rPr>
+          <w:rFonts w:ascii="Consolas" w:hAnsi="Consolas" w:eastAsia="맑은 고딕"/>
+          <w:sz w:val="21"/>
+        </w:rPr>
+        <w:t xml:space="preserve">ADD DATABASE 'boston' AS CONNECT IDENTIFIER IS boston;</w:t>
+      </w:r>
+      <w:r>
+        <w:rPr>
+          <w:rFonts w:ascii="맑은 고딕" w:hAnsi="맑은 고딕" w:eastAsia="맑은 고딕"/>
+          <w:sz w:val="21"/>
+        </w:rPr>
+        <w:t xml:space="preserve">. Standby임을 따로 적지 않아도 Broker가 알아낸다.</w:t>
       </w:r>
     </w:p>
     <w:p>
@@ -214,7 +460,49 @@
           <w:rFonts w:ascii="맑은 고딕" w:hAnsi="맑은 고딕" w:eastAsia="맑은 고딕"/>
           <w:sz w:val="21"/>
         </w:rPr>
-        <w:t>해설: `DB_UNIQUE_NAME`이 아니다. 실습 환경에서는 우연히 같은 이름이라 구별이 안 보이지만, 별칭이 `chicago_dg`였다면 `connect identifier is chicago_dg`로 적어야 한다.</w:t>
+        <w:t xml:space="preserve">해설: </w:t>
+      </w:r>
+      <w:r>
+        <w:rPr>
+          <w:rFonts w:ascii="Consolas" w:hAnsi="Consolas" w:eastAsia="맑은 고딕"/>
+          <w:sz w:val="21"/>
+        </w:rPr>
+        <w:t xml:space="preserve">DB_UNIQUE_NAME</w:t>
+      </w:r>
+      <w:r>
+        <w:rPr>
+          <w:rFonts w:ascii="맑은 고딕" w:hAnsi="맑은 고딕" w:eastAsia="맑은 고딕"/>
+          <w:sz w:val="21"/>
+        </w:rPr>
+        <w:t xml:space="preserve">이 아니다. 실습 환경에서는 우연히 같은 이름이라 구별이 안 보이지만, 별칭이 </w:t>
+      </w:r>
+      <w:r>
+        <w:rPr>
+          <w:rFonts w:ascii="Consolas" w:hAnsi="Consolas" w:eastAsia="맑은 고딕"/>
+          <w:sz w:val="21"/>
+        </w:rPr>
+        <w:t xml:space="preserve">chicago_dg</w:t>
+      </w:r>
+      <w:r>
+        <w:rPr>
+          <w:rFonts w:ascii="맑은 고딕" w:hAnsi="맑은 고딕" w:eastAsia="맑은 고딕"/>
+          <w:sz w:val="21"/>
+        </w:rPr>
+        <w:t xml:space="preserve">였다면 </w:t>
+      </w:r>
+      <w:r>
+        <w:rPr>
+          <w:rFonts w:ascii="Consolas" w:hAnsi="Consolas" w:eastAsia="맑은 고딕"/>
+          <w:sz w:val="21"/>
+        </w:rPr>
+        <w:t xml:space="preserve">connect identifier is chicago_dg</w:t>
+      </w:r>
+      <w:r>
+        <w:rPr>
+          <w:rFonts w:ascii="맑은 고딕" w:hAnsi="맑은 고딕" w:eastAsia="맑은 고딕"/>
+          <w:sz w:val="21"/>
+        </w:rPr>
+        <w:t xml:space="preserve">로 적어야 한다.</w:t>
       </w:r>
     </w:p>
     <w:p>
@@ -243,7 +531,7 @@
           <w:b/>
           <w:sz w:val="21"/>
         </w:rPr>
-        <w:t>[하-12] 정답: ① &lt;db_unique_name&gt;_DGMGRL</w:t>
+        <w:t>[하-12] 정답: ③ &lt;db_unique_name&gt;_DGMGRL</w:t>
       </w:r>
     </w:p>
     <w:p>
@@ -252,7 +540,63 @@
           <w:rFonts w:ascii="맑은 고딕" w:hAnsi="맑은 고딕" w:eastAsia="맑은 고딕"/>
           <w:sz w:val="21"/>
         </w:rPr>
-        <w:t>해설: `chicago_DGMGRL`·`boston_DGMGRL`. `lsnrctl status`에서 `status UNKNOWN`으로 보이며 그것이 정적 등록의 표식이다.</w:t>
+        <w:t xml:space="preserve">해설: </w:t>
+      </w:r>
+      <w:r>
+        <w:rPr>
+          <w:rFonts w:ascii="Consolas" w:hAnsi="Consolas" w:eastAsia="맑은 고딕"/>
+          <w:sz w:val="21"/>
+        </w:rPr>
+        <w:t xml:space="preserve">chicago_DGMGRL</w:t>
+      </w:r>
+      <w:r>
+        <w:rPr>
+          <w:rFonts w:ascii="맑은 고딕" w:hAnsi="맑은 고딕" w:eastAsia="맑은 고딕"/>
+          <w:sz w:val="21"/>
+        </w:rPr>
+        <w:t xml:space="preserve">·</w:t>
+      </w:r>
+      <w:r>
+        <w:rPr>
+          <w:rFonts w:ascii="Consolas" w:hAnsi="Consolas" w:eastAsia="맑은 고딕"/>
+          <w:sz w:val="21"/>
+        </w:rPr>
+        <w:t xml:space="preserve">boston_DGMGRL</w:t>
+      </w:r>
+      <w:r>
+        <w:rPr>
+          <w:rFonts w:ascii="맑은 고딕" w:hAnsi="맑은 고딕" w:eastAsia="맑은 고딕"/>
+          <w:sz w:val="21"/>
+        </w:rPr>
+        <w:t xml:space="preserve">. </w:t>
+      </w:r>
+      <w:r>
+        <w:rPr>
+          <w:rFonts w:ascii="Consolas" w:hAnsi="Consolas" w:eastAsia="맑은 고딕"/>
+          <w:sz w:val="21"/>
+        </w:rPr>
+        <w:t xml:space="preserve">lsnrctl status</w:t>
+      </w:r>
+      <w:r>
+        <w:rPr>
+          <w:rFonts w:ascii="맑은 고딕" w:hAnsi="맑은 고딕" w:eastAsia="맑은 고딕"/>
+          <w:sz w:val="21"/>
+        </w:rPr>
+        <w:t xml:space="preserve">에서 </w:t>
+      </w:r>
+      <w:r>
+        <w:rPr>
+          <w:rFonts w:ascii="Consolas" w:hAnsi="Consolas" w:eastAsia="맑은 고딕"/>
+          <w:sz w:val="21"/>
+        </w:rPr>
+        <w:t xml:space="preserve">status UNKNOWN</w:t>
+      </w:r>
+      <w:r>
+        <w:rPr>
+          <w:rFonts w:ascii="맑은 고딕" w:hAnsi="맑은 고딕" w:eastAsia="맑은 고딕"/>
+          <w:sz w:val="21"/>
+        </w:rPr>
+        <w:t xml:space="preserve">으로 보이며 그것이 정적 등록의 표식이다.</w:t>
       </w:r>
     </w:p>
     <w:p>
@@ -262,7 +606,7 @@
           <w:b/>
           <w:sz w:val="21"/>
         </w:rPr>
-        <w:t>[하-13] 정답: ① ORA-16698</w:t>
+        <w:t>[하-13] 정답: ④ ORA-16698</w:t>
       </w:r>
     </w:p>
     <w:p>
@@ -271,7 +615,21 @@
           <w:rFonts w:ascii="맑은 고딕" w:hAnsi="맑은 고딕" w:eastAsia="맑은 고딕"/>
           <w:sz w:val="21"/>
         </w:rPr>
-        <w:t>해설: `member has a LOG_ARCHIVE_DEST_n parameter with SERVICE attribute set`. 값이 맞고 틀리고를 따지지 않고 "설정되어 있다"는 사실만으로 거부한다.</w:t>
+        <w:t xml:space="preserve">해설: </w:t>
+      </w:r>
+      <w:r>
+        <w:rPr>
+          <w:rFonts w:ascii="Consolas" w:hAnsi="Consolas" w:eastAsia="맑은 고딕"/>
+          <w:sz w:val="21"/>
+        </w:rPr>
+        <w:t xml:space="preserve">member has a LOG_ARCHIVE_DEST_n parameter with SERVICE attribute set</w:t>
+      </w:r>
+      <w:r>
+        <w:rPr>
+          <w:rFonts w:ascii="맑은 고딕" w:hAnsi="맑은 고딕" w:eastAsia="맑은 고딕"/>
+          <w:sz w:val="21"/>
+        </w:rPr>
+        <w:t xml:space="preserve">. 값이 맞고 틀리고를 따지지 않고 "설정되어 있다"는 사실만으로 거부한다.</w:t>
       </w:r>
     </w:p>
     <w:p>
@@ -281,7 +639,7 @@
           <w:b/>
           <w:sz w:val="21"/>
         </w:rPr>
-        <w:t>[하-14] 정답: ① ORA-16905와 (disabled)</w:t>
+        <w:t>[하-14] 정답: ③ ORA-16905와 (disabled)</w:t>
       </w:r>
     </w:p>
     <w:p>
@@ -290,7 +648,49 @@
           <w:rFonts w:ascii="맑은 고딕" w:hAnsi="맑은 고딕" w:eastAsia="맑은 고딕"/>
           <w:sz w:val="21"/>
         </w:rPr>
-        <w:t>해설: `The member was not enabled yet`. 오류가 아니라 상태 안내다. 이때 `Configuration Status`는 `SUCCESS`이며 구성 상태와 멤버 상태가 따로 판정된다.</w:t>
+        <w:t xml:space="preserve">해설: </w:t>
+      </w:r>
+      <w:r>
+        <w:rPr>
+          <w:rFonts w:ascii="Consolas" w:hAnsi="Consolas" w:eastAsia="맑은 고딕"/>
+          <w:sz w:val="21"/>
+        </w:rPr>
+        <w:t xml:space="preserve">The member was not enabled yet</w:t>
+      </w:r>
+      <w:r>
+        <w:rPr>
+          <w:rFonts w:ascii="맑은 고딕" w:hAnsi="맑은 고딕" w:eastAsia="맑은 고딕"/>
+          <w:sz w:val="21"/>
+        </w:rPr>
+        <w:t xml:space="preserve">. 오류가 아니라 상태 안내다. 이때 </w:t>
+      </w:r>
+      <w:r>
+        <w:rPr>
+          <w:rFonts w:ascii="Consolas" w:hAnsi="Consolas" w:eastAsia="맑은 고딕"/>
+          <w:sz w:val="21"/>
+        </w:rPr>
+        <w:t xml:space="preserve">Configuration Status</w:t>
+      </w:r>
+      <w:r>
+        <w:rPr>
+          <w:rFonts w:ascii="맑은 고딕" w:hAnsi="맑은 고딕" w:eastAsia="맑은 고딕"/>
+          <w:sz w:val="21"/>
+        </w:rPr>
+        <w:t xml:space="preserve">는 </w:t>
+      </w:r>
+      <w:r>
+        <w:rPr>
+          <w:rFonts w:ascii="Consolas" w:hAnsi="Consolas" w:eastAsia="맑은 고딕"/>
+          <w:sz w:val="21"/>
+        </w:rPr>
+        <w:t xml:space="preserve">SUCCESS</w:t>
+      </w:r>
+      <w:r>
+        <w:rPr>
+          <w:rFonts w:ascii="맑은 고딕" w:hAnsi="맑은 고딕" w:eastAsia="맑은 고딕"/>
+          <w:sz w:val="21"/>
+        </w:rPr>
+        <w:t xml:space="preserve">이며 구성 상태와 멤버 상태가 따로 판정된다.</w:t>
       </w:r>
     </w:p>
     <w:p>
@@ -300,7 +700,7 @@
           <w:b/>
           <w:sz w:val="21"/>
         </w:rPr>
-        <w:t>[하-15] 정답: ① ENABLE CONFIGURATION</w:t>
+        <w:t>[하-15] 정답: ③ ENABLE CONFIGURATION</w:t>
       </w:r>
     </w:p>
     <w:p>
@@ -309,7 +709,21 @@
           <w:rFonts w:ascii="맑은 고딕" w:hAnsi="맑은 고딕" w:eastAsia="맑은 고딕"/>
           <w:sz w:val="21"/>
         </w:rPr>
-        <w:t>해설: 출력이 없으면 성공이다. Broker 명령은 대개 조용하며 결과는 `SHOW`로 확인한다.</w:t>
+        <w:t xml:space="preserve">해설: 출력이 없으면 성공이다. Broker 명령은 대개 조용하며 결과는 </w:t>
+      </w:r>
+      <w:r>
+        <w:rPr>
+          <w:rFonts w:ascii="Consolas" w:hAnsi="Consolas" w:eastAsia="맑은 고딕"/>
+          <w:sz w:val="21"/>
+        </w:rPr>
+        <w:t xml:space="preserve">SHOW</w:t>
+      </w:r>
+      <w:r>
+        <w:rPr>
+          <w:rFonts w:ascii="맑은 고딕" w:hAnsi="맑은 고딕" w:eastAsia="맑은 고딕"/>
+          <w:sz w:val="21"/>
+        </w:rPr>
+        <w:t xml:space="preserve">로 확인한다.</w:t>
       </w:r>
     </w:p>
     <w:p>
@@ -319,7 +733,7 @@
           <w:b/>
           <w:sz w:val="21"/>
         </w:rPr>
-        <w:t>[하-16] 정답: ① drc&lt;db_unique_name&gt;.log</w:t>
+        <w:t>[하-16] 정답: ③ drc&lt;db_unique_name&gt;.log</w:t>
       </w:r>
     </w:p>
     <w:p>
@@ -328,7 +742,35 @@
           <w:rFonts w:ascii="맑은 고딕" w:hAnsi="맑은 고딕" w:eastAsia="맑은 고딕"/>
           <w:sz w:val="21"/>
         </w:rPr>
-        <w:t>해설: 실측 `drcchicago.log`·`drcboston.log`. 알림 로그와 별개이며 Broker 관련 진단은 이 파일을 먼저 본다.</w:t>
+        <w:t xml:space="preserve">해설: 실측 </w:t>
+      </w:r>
+      <w:r>
+        <w:rPr>
+          <w:rFonts w:ascii="Consolas" w:hAnsi="Consolas" w:eastAsia="맑은 고딕"/>
+          <w:sz w:val="21"/>
+        </w:rPr>
+        <w:t xml:space="preserve">drcchicago.log</w:t>
+      </w:r>
+      <w:r>
+        <w:rPr>
+          <w:rFonts w:ascii="맑은 고딕" w:hAnsi="맑은 고딕" w:eastAsia="맑은 고딕"/>
+          <w:sz w:val="21"/>
+        </w:rPr>
+        <w:t xml:space="preserve">·</w:t>
+      </w:r>
+      <w:r>
+        <w:rPr>
+          <w:rFonts w:ascii="Consolas" w:hAnsi="Consolas" w:eastAsia="맑은 고딕"/>
+          <w:sz w:val="21"/>
+        </w:rPr>
+        <w:t xml:space="preserve">drcboston.log</w:t>
+      </w:r>
+      <w:r>
+        <w:rPr>
+          <w:rFonts w:ascii="맑은 고딕" w:hAnsi="맑은 고딕" w:eastAsia="맑은 고딕"/>
+          <w:sz w:val="21"/>
+        </w:rPr>
+        <w:t xml:space="preserve">. 알림 로그와 별개이며 Broker 관련 진단은 이 파일을 먼저 본다.</w:t>
       </w:r>
     </w:p>
     <w:p>
@@ -338,7 +780,7 @@
           <w:b/>
           <w:sz w:val="21"/>
         </w:rPr>
-        <w:t>[하-17] 정답: ① EDIT DATABASE ... SET STATE='APPLY-OFF'</w:t>
+        <w:t>[하-17] 정답: ③ EDIT DATABASE ... SET STATE='APPLY-OFF'</w:t>
       </w:r>
     </w:p>
     <w:p>
@@ -347,7 +789,77 @@
           <w:rFonts w:ascii="맑은 고딕" w:hAnsi="맑은 고딕" w:eastAsia="맑은 고딕"/>
           <w:sz w:val="21"/>
         </w:rPr>
-        <w:t>해설: 실행하면 SQL 값들이 그대로 움직인다. `READ ONLY WITH APPLY` → `READ ONLY`, `RECOVERY_MODE` `MANAGED REAL TIME APPLY` → `IDLE`, MRP0 1개 → 0개.</w:t>
+        <w:t xml:space="preserve">해설: 실행하면 SQL 값들이 그대로 움직인다. </w:t>
+      </w:r>
+      <w:r>
+        <w:rPr>
+          <w:rFonts w:ascii="Consolas" w:hAnsi="Consolas" w:eastAsia="맑은 고딕"/>
+          <w:sz w:val="21"/>
+        </w:rPr>
+        <w:t xml:space="preserve">READ ONLY WITH APPLY</w:t>
+      </w:r>
+      <w:r>
+        <w:rPr>
+          <w:rFonts w:ascii="맑은 고딕" w:hAnsi="맑은 고딕" w:eastAsia="맑은 고딕"/>
+          <w:sz w:val="21"/>
+        </w:rPr>
+        <w:t xml:space="preserve"> → </w:t>
+      </w:r>
+      <w:r>
+        <w:rPr>
+          <w:rFonts w:ascii="Consolas" w:hAnsi="Consolas" w:eastAsia="맑은 고딕"/>
+          <w:sz w:val="21"/>
+        </w:rPr>
+        <w:t xml:space="preserve">READ ONLY</w:t>
+      </w:r>
+      <w:r>
+        <w:rPr>
+          <w:rFonts w:ascii="맑은 고딕" w:hAnsi="맑은 고딕" w:eastAsia="맑은 고딕"/>
+          <w:sz w:val="21"/>
+        </w:rPr>
+        <w:t xml:space="preserve">, </w:t>
+      </w:r>
+      <w:r>
+        <w:rPr>
+          <w:rFonts w:ascii="Consolas" w:hAnsi="Consolas" w:eastAsia="맑은 고딕"/>
+          <w:sz w:val="21"/>
+        </w:rPr>
+        <w:t xml:space="preserve">RECOVERY_MODE</w:t>
+      </w:r>
+      <w:r>
+        <w:rPr>
+          <w:rFonts w:ascii="맑은 고딕" w:hAnsi="맑은 고딕" w:eastAsia="맑은 고딕"/>
+          <w:sz w:val="21"/>
+        </w:rPr>
+        <w:t xml:space="preserve"> </w:t>
+      </w:r>
+      <w:r>
+        <w:rPr>
+          <w:rFonts w:ascii="Consolas" w:hAnsi="Consolas" w:eastAsia="맑은 고딕"/>
+          <w:sz w:val="21"/>
+        </w:rPr>
+        <w:t xml:space="preserve">MANAGED REAL TIME APPLY</w:t>
+      </w:r>
+      <w:r>
+        <w:rPr>
+          <w:rFonts w:ascii="맑은 고딕" w:hAnsi="맑은 고딕" w:eastAsia="맑은 고딕"/>
+          <w:sz w:val="21"/>
+        </w:rPr>
+        <w:t xml:space="preserve"> → </w:t>
+      </w:r>
+      <w:r>
+        <w:rPr>
+          <w:rFonts w:ascii="Consolas" w:hAnsi="Consolas" w:eastAsia="맑은 고딕"/>
+          <w:sz w:val="21"/>
+        </w:rPr>
+        <w:t xml:space="preserve">IDLE</w:t>
+      </w:r>
+      <w:r>
+        <w:rPr>
+          <w:rFonts w:ascii="맑은 고딕" w:hAnsi="맑은 고딕" w:eastAsia="맑은 고딕"/>
+          <w:sz w:val="21"/>
+        </w:rPr>
+        <w:t xml:space="preserve">, MRP0 1개 → 0개.</w:t>
       </w:r>
     </w:p>
     <w:p>
@@ -357,7 +869,7 @@
           <w:b/>
           <w:sz w:val="21"/>
         </w:rPr>
-        <w:t>[하-18] 정답: ① LogXptMode</w:t>
+        <w:t>[하-18] 정답: ④ LogXptMode</w:t>
       </w:r>
     </w:p>
     <w:p>
@@ -366,7 +878,105 @@
           <w:rFonts w:ascii="맑은 고딕" w:hAnsi="맑은 고딕" w:eastAsia="맑은 고딕"/>
           <w:sz w:val="21"/>
         </w:rPr>
-        <w:t>해설: `SYNC`·`ASYNC`·`FASTSYNC` 중 하나를 준다. `SYNC`를 주면 목적지 문자열이 `SYNC AFFIRM`이 되고 `FASTSYNC`는 `SYNC NOAFFIRM`이 된다.</w:t>
+        <w:t xml:space="preserve">해설: </w:t>
+      </w:r>
+      <w:r>
+        <w:rPr>
+          <w:rFonts w:ascii="Consolas" w:hAnsi="Consolas" w:eastAsia="맑은 고딕"/>
+          <w:sz w:val="21"/>
+        </w:rPr>
+        <w:t xml:space="preserve">SYNC</w:t>
+      </w:r>
+      <w:r>
+        <w:rPr>
+          <w:rFonts w:ascii="맑은 고딕" w:hAnsi="맑은 고딕" w:eastAsia="맑은 고딕"/>
+          <w:sz w:val="21"/>
+        </w:rPr>
+        <w:t xml:space="preserve">·</w:t>
+      </w:r>
+      <w:r>
+        <w:rPr>
+          <w:rFonts w:ascii="Consolas" w:hAnsi="Consolas" w:eastAsia="맑은 고딕"/>
+          <w:sz w:val="21"/>
+        </w:rPr>
+        <w:t xml:space="preserve">ASYNC</w:t>
+      </w:r>
+      <w:r>
+        <w:rPr>
+          <w:rFonts w:ascii="맑은 고딕" w:hAnsi="맑은 고딕" w:eastAsia="맑은 고딕"/>
+          <w:sz w:val="21"/>
+        </w:rPr>
+        <w:t xml:space="preserve">·</w:t>
+      </w:r>
+      <w:r>
+        <w:rPr>
+          <w:rFonts w:ascii="Consolas" w:hAnsi="Consolas" w:eastAsia="맑은 고딕"/>
+          <w:sz w:val="21"/>
+        </w:rPr>
+        <w:t xml:space="preserve">FASTSYNC</w:t>
+      </w:r>
+      <w:r>
+        <w:rPr>
+          <w:rFonts w:ascii="맑은 고딕" w:hAnsi="맑은 고딕" w:eastAsia="맑은 고딕"/>
+          <w:sz w:val="21"/>
+        </w:rPr>
+        <w:t xml:space="preserve"> 중 하나를 준다. </w:t>
+      </w:r>
+      <w:r>
+        <w:rPr>
+          <w:rFonts w:ascii="Consolas" w:hAnsi="Consolas" w:eastAsia="맑은 고딕"/>
+          <w:sz w:val="21"/>
+        </w:rPr>
+        <w:t xml:space="preserve">SYNC</w:t>
+      </w:r>
+      <w:r>
+        <w:rPr>
+          <w:rFonts w:ascii="맑은 고딕" w:hAnsi="맑은 고딕" w:eastAsia="맑은 고딕"/>
+          <w:sz w:val="21"/>
+        </w:rPr>
+        <w:t xml:space="preserve">를 주면 목적지 문자열이 </w:t>
+      </w:r>
+      <w:r>
+        <w:rPr>
+          <w:rFonts w:ascii="Consolas" w:hAnsi="Consolas" w:eastAsia="맑은 고딕"/>
+          <w:sz w:val="21"/>
+        </w:rPr>
+        <w:t xml:space="preserve">SYNC AFFIRM</w:t>
+      </w:r>
+      <w:r>
+        <w:rPr>
+          <w:rFonts w:ascii="맑은 고딕" w:hAnsi="맑은 고딕" w:eastAsia="맑은 고딕"/>
+          <w:sz w:val="21"/>
+        </w:rPr>
+        <w:t xml:space="preserve">이 되고 </w:t>
+      </w:r>
+      <w:r>
+        <w:rPr>
+          <w:rFonts w:ascii="Consolas" w:hAnsi="Consolas" w:eastAsia="맑은 고딕"/>
+          <w:sz w:val="21"/>
+        </w:rPr>
+        <w:t xml:space="preserve">FASTSYNC</w:t>
+      </w:r>
+      <w:r>
+        <w:rPr>
+          <w:rFonts w:ascii="맑은 고딕" w:hAnsi="맑은 고딕" w:eastAsia="맑은 고딕"/>
+          <w:sz w:val="21"/>
+        </w:rPr>
+        <w:t xml:space="preserve">는 </w:t>
+      </w:r>
+      <w:r>
+        <w:rPr>
+          <w:rFonts w:ascii="Consolas" w:hAnsi="Consolas" w:eastAsia="맑은 고딕"/>
+          <w:sz w:val="21"/>
+        </w:rPr>
+        <w:t xml:space="preserve">SYNC NOAFFIRM</w:t>
+      </w:r>
+      <w:r>
+        <w:rPr>
+          <w:rFonts w:ascii="맑은 고딕" w:hAnsi="맑은 고딕" w:eastAsia="맑은 고딕"/>
+          <w:sz w:val="21"/>
+        </w:rPr>
+        <w:t xml:space="preserve">이 된다.</w:t>
       </w:r>
     </w:p>
     <w:p>
@@ -376,7 +986,7 @@
           <w:b/>
           <w:sz w:val="21"/>
         </w:rPr>
-        <w:t>[하-19] 정답: ① EDIT CONFIGURATION SET PROTECTION MODE AS ...</w:t>
+        <w:t>[하-19] 정답: ② EDIT CONFIGURATION SET PROTECTION MODE AS ...</w:t>
       </w:r>
     </w:p>
     <w:p>
@@ -404,7 +1014,35 @@
           <w:rFonts w:ascii="맑은 고딕" w:hAnsi="맑은 고딕" w:eastAsia="맑은 고딕"/>
           <w:sz w:val="21"/>
         </w:rPr>
-        <w:t>해설: SQL의 `MAXIMUM PERFORMANCE`와 같은 값이며 표기만 다르다. `V$DATABASE.PROTECTION_MODE`로 조회하면 SQL 표기가 나온다.</w:t>
+        <w:t xml:space="preserve">해설: SQL의 </w:t>
+      </w:r>
+      <w:r>
+        <w:rPr>
+          <w:rFonts w:ascii="Consolas" w:hAnsi="Consolas" w:eastAsia="맑은 고딕"/>
+          <w:sz w:val="21"/>
+        </w:rPr>
+        <w:t xml:space="preserve">MAXIMUM PERFORMANCE</w:t>
+      </w:r>
+      <w:r>
+        <w:rPr>
+          <w:rFonts w:ascii="맑은 고딕" w:hAnsi="맑은 고딕" w:eastAsia="맑은 고딕"/>
+          <w:sz w:val="21"/>
+        </w:rPr>
+        <w:t xml:space="preserve">와 같은 값이며 표기만 다르다. </w:t>
+      </w:r>
+      <w:r>
+        <w:rPr>
+          <w:rFonts w:ascii="Consolas" w:hAnsi="Consolas" w:eastAsia="맑은 고딕"/>
+          <w:sz w:val="21"/>
+        </w:rPr>
+        <w:t xml:space="preserve">V$DATABASE.PROTECTION_MODE</w:t>
+      </w:r>
+      <w:r>
+        <w:rPr>
+          <w:rFonts w:ascii="맑은 고딕" w:hAnsi="맑은 고딕" w:eastAsia="맑은 고딕"/>
+          <w:sz w:val="21"/>
+        </w:rPr>
+        <w:t xml:space="preserve">로 조회하면 SQL 표기가 나온다.</w:t>
       </w:r>
     </w:p>
     <w:p>
@@ -422,7 +1060,7 @@
           <w:b/>
           <w:sz w:val="21"/>
         </w:rPr>
-        <w:t>[중-01] 정답: ① DMON 프로세스 · 구성 파일 · DGMGRL</w:t>
+        <w:t>[중-01] 정답: ② DMON 프로세스 · 구성 파일 · DGMGRL</w:t>
       </w:r>
     </w:p>
     <w:p>
@@ -450,7 +1088,21 @@
           <w:rFonts w:ascii="맑은 고딕" w:hAnsi="맑은 고딕" w:eastAsia="맑은 고딕"/>
           <w:sz w:val="21"/>
         </w:rPr>
-        <w:t>해설: Broker 로그에 `DMON: Executing SQL [ALTER SYSTEM REGISTER]`가 남는다. Broker 명령이 결국 SQL로 번역된다는 증거다.</w:t>
+        <w:t xml:space="preserve">해설: Broker 로그에 </w:t>
+      </w:r>
+      <w:r>
+        <w:rPr>
+          <w:rFonts w:ascii="Consolas" w:hAnsi="Consolas" w:eastAsia="맑은 고딕"/>
+          <w:sz w:val="21"/>
+        </w:rPr>
+        <w:t xml:space="preserve">DMON: Executing SQL [ALTER SYSTEM REGISTER]</w:t>
+      </w:r>
+      <w:r>
+        <w:rPr>
+          <w:rFonts w:ascii="맑은 고딕" w:hAnsi="맑은 고딕" w:eastAsia="맑은 고딕"/>
+          <w:sz w:val="21"/>
+        </w:rPr>
+        <w:t xml:space="preserve">가 남는다. Broker 명령이 결국 SQL로 번역된다는 증거다.</w:t>
       </w:r>
     </w:p>
     <w:p>
@@ -469,7 +1121,21 @@
           <w:rFonts w:ascii="맑은 고딕" w:hAnsi="맑은 고딕" w:eastAsia="맑은 고딕"/>
           <w:sz w:val="21"/>
         </w:rPr>
-        <w:t>해설: Broker는 역할 전환에서 데이터베이스를 내렸다 올린다. 내려가 있는 인스턴스에 접속해 `STARTUP`하려면 리스너가 SID를 미리 알아야 한다.</w:t>
+        <w:t xml:space="preserve">해설: Broker는 역할 전환에서 데이터베이스를 내렸다 올린다. 내려가 있는 인스턴스에 접속해 </w:t>
+      </w:r>
+      <w:r>
+        <w:rPr>
+          <w:rFonts w:ascii="Consolas" w:hAnsi="Consolas" w:eastAsia="맑은 고딕"/>
+          <w:sz w:val="21"/>
+        </w:rPr>
+        <w:t xml:space="preserve">STARTUP</w:t>
+      </w:r>
+      <w:r>
+        <w:rPr>
+          <w:rFonts w:ascii="맑은 고딕" w:hAnsi="맑은 고딕" w:eastAsia="맑은 고딕"/>
+          <w:sz w:val="21"/>
+        </w:rPr>
+        <w:t xml:space="preserve">하려면 리스너가 SID를 미리 알아야 한다.</w:t>
       </w:r>
     </w:p>
     <w:p>
@@ -479,7 +1145,7 @@
           <w:b/>
           <w:sz w:val="21"/>
         </w:rPr>
-        <w:t>[중-04] 정답: ① StaticConnectIdentifier</w:t>
+        <w:t>[중-04] 정답: ② StaticConnectIdentifier</w:t>
       </w:r>
     </w:p>
     <w:p>
@@ -488,7 +1154,21 @@
           <w:rFonts w:ascii="맑은 고딕" w:hAnsi="맑은 고딕" w:eastAsia="맑은 고딕"/>
           <w:sz w:val="21"/>
         </w:rPr>
-        <w:t>해설: 실측값에 `SERVICE_NAME=boston_DGMGRL`이 그대로 들어 있다. 정적 등록이 없으면 이 접속 문자열이 동작하지 않는다.</w:t>
+        <w:t xml:space="preserve">해설: 실측값에 </w:t>
+      </w:r>
+      <w:r>
+        <w:rPr>
+          <w:rFonts w:ascii="Consolas" w:hAnsi="Consolas" w:eastAsia="맑은 고딕"/>
+          <w:sz w:val="21"/>
+        </w:rPr>
+        <w:t xml:space="preserve">SERVICE_NAME=boston_DGMGRL</w:t>
+      </w:r>
+      <w:r>
+        <w:rPr>
+          <w:rFonts w:ascii="맑은 고딕" w:hAnsi="맑은 고딕" w:eastAsia="맑은 고딕"/>
+          <w:sz w:val="21"/>
+        </w:rPr>
+        <w:t xml:space="preserve">이 그대로 들어 있다. 정적 등록이 없으면 이 접속 문자열이 동작하지 않는다.</w:t>
       </w:r>
     </w:p>
     <w:p>
@@ -498,7 +1178,7 @@
           <w:b/>
           <w:sz w:val="21"/>
         </w:rPr>
-        <w:t>[중-05] 정답: ① Broker는 자기가 관리할 것을 자기가 만들려 하기 때문</w:t>
+        <w:t>[중-05] 정답: ② Broker는 자기가 관리할 것을 자기가 만들려 하기 때문</w:t>
       </w:r>
     </w:p>
     <w:p>
@@ -517,7 +1197,7 @@
           <w:b/>
           <w:sz w:val="21"/>
         </w:rPr>
-        <w:t>[중-06] 정답: ① 양쪽의 SERVICE 속성 있는 LOG_ARCHIVE_DEST_n을 비운다</w:t>
+        <w:t>[중-06] 정답: ② 양쪽의 SERVICE 속성 있는 LOG_ARCHIVE_DEST_n을 비운다</w:t>
       </w:r>
     </w:p>
     <w:p>
@@ -526,7 +1206,21 @@
           <w:rFonts w:ascii="맑은 고딕" w:hAnsi="맑은 고딕" w:eastAsia="맑은 고딕"/>
           <w:sz w:val="21"/>
         </w:rPr>
-        <w:t>해설: 1번(로컬 아카이브)은 `SERVICE` 속성이 없으므로 그대로 둔다. Primary 쪽도 비우는 이유는 Broker가 그 자리에 자기 값을 쓸 것이기 때문이다.</w:t>
+        <w:t xml:space="preserve">해설: 1번(로컬 아카이브)은 </w:t>
+      </w:r>
+      <w:r>
+        <w:rPr>
+          <w:rFonts w:ascii="Consolas" w:hAnsi="Consolas" w:eastAsia="맑은 고딕"/>
+          <w:sz w:val="21"/>
+        </w:rPr>
+        <w:t xml:space="preserve">SERVICE</w:t>
+      </w:r>
+      <w:r>
+        <w:rPr>
+          <w:rFonts w:ascii="맑은 고딕" w:hAnsi="맑은 고딕" w:eastAsia="맑은 고딕"/>
+          <w:sz w:val="21"/>
+        </w:rPr>
+        <w:t xml:space="preserve"> 속성이 없으므로 그대로 둔다. Primary 쪽도 비우는 이유는 Broker가 그 자리에 자기 값을 쓸 것이기 때문이다.</w:t>
       </w:r>
     </w:p>
     <w:p>
@@ -536,7 +1230,7 @@
           <w:b/>
           <w:sz w:val="21"/>
         </w:rPr>
-        <w:t>[중-07] 정답: ① 목적지를 비우는 단계</w:t>
+        <w:t>[중-07] 정답: ③ 목적지를 비우는 단계</w:t>
       </w:r>
     </w:p>
     <w:p>
@@ -564,7 +1258,43 @@
           <w:rFonts w:ascii="맑은 고딕" w:hAnsi="맑은 고딕" w:eastAsia="맑은 고딕"/>
           <w:sz w:val="21"/>
         </w:rPr>
-        <w:t>해설: 실측에서 `boston`이었던 값이 빈 값이 되었다. Broker는 갭 해소 대상을 구성 정보로 알고 있으므로 `FAL_SERVER`에 의존하지 않는다. **파라미터가 비었다고 기능이 없어진 것이 아니다.**</w:t>
+        <w:t xml:space="preserve">해설: 실측에서 </w:t>
+      </w:r>
+      <w:r>
+        <w:rPr>
+          <w:rFonts w:ascii="Consolas" w:hAnsi="Consolas" w:eastAsia="맑은 고딕"/>
+          <w:sz w:val="21"/>
+        </w:rPr>
+        <w:t xml:space="preserve">boston</w:t>
+      </w:r>
+      <w:r>
+        <w:rPr>
+          <w:rFonts w:ascii="맑은 고딕" w:hAnsi="맑은 고딕" w:eastAsia="맑은 고딕"/>
+          <w:sz w:val="21"/>
+        </w:rPr>
+        <w:t xml:space="preserve">이었던 값이 빈 값이 되었다. Broker는 갭 해소 대상을 구성 정보로 알고 있으므로 </w:t>
+      </w:r>
+      <w:r>
+        <w:rPr>
+          <w:rFonts w:ascii="Consolas" w:hAnsi="Consolas" w:eastAsia="맑은 고딕"/>
+          <w:sz w:val="21"/>
+        </w:rPr>
+        <w:t xml:space="preserve">FAL_SERVER</w:t>
+      </w:r>
+      <w:r>
+        <w:rPr>
+          <w:rFonts w:ascii="맑은 고딕" w:hAnsi="맑은 고딕" w:eastAsia="맑은 고딕"/>
+          <w:sz w:val="21"/>
+        </w:rPr>
+        <w:t xml:space="preserve">에 의존하지 않는다. </w:t>
+      </w:r>
+      <w:r>
+        <w:rPr>
+          <w:rFonts w:ascii="맑은 고딕" w:hAnsi="맑은 고딕" w:eastAsia="맑은 고딕"/>
+          <w:b/>
+          <w:sz w:val="21"/>
+        </w:rPr>
+        <w:t xml:space="preserve">파라미터가 비었다고 기능이 없어진 것이 아니다.</w:t>
       </w:r>
     </w:p>
     <w:p>
@@ -574,7 +1304,7 @@
           <w:b/>
           <w:sz w:val="21"/>
         </w:rPr>
-        <w:t>[중-09] 정답: ① (online_logfile, all_roles)</w:t>
+        <w:t>[중-09] 정답: ④ (online_logfile, all_roles)</w:t>
       </w:r>
     </w:p>
     <w:p>
@@ -583,7 +1313,49 @@
           <w:rFonts w:ascii="맑은 고딕" w:hAnsi="맑은 고딕" w:eastAsia="맑은 고딕"/>
           <w:sz w:val="21"/>
         </w:rPr>
-        <w:t>해설: 사람이 적은 것은 `(online_logfiles, primary_role)`이었다. `primary_role`이 `all_roles`로 바뀐 것이 핵심이다.</w:t>
+        <w:t xml:space="preserve">해설: 사람이 적은 것은 </w:t>
+      </w:r>
+      <w:r>
+        <w:rPr>
+          <w:rFonts w:ascii="Consolas" w:hAnsi="Consolas" w:eastAsia="맑은 고딕"/>
+          <w:sz w:val="21"/>
+        </w:rPr>
+        <w:t xml:space="preserve">(online_logfiles, primary_role)</w:t>
+      </w:r>
+      <w:r>
+        <w:rPr>
+          <w:rFonts w:ascii="맑은 고딕" w:hAnsi="맑은 고딕" w:eastAsia="맑은 고딕"/>
+          <w:sz w:val="21"/>
+        </w:rPr>
+        <w:t xml:space="preserve">이었다. </w:t>
+      </w:r>
+      <w:r>
+        <w:rPr>
+          <w:rFonts w:ascii="Consolas" w:hAnsi="Consolas" w:eastAsia="맑은 고딕"/>
+          <w:sz w:val="21"/>
+        </w:rPr>
+        <w:t xml:space="preserve">primary_role</w:t>
+      </w:r>
+      <w:r>
+        <w:rPr>
+          <w:rFonts w:ascii="맑은 고딕" w:hAnsi="맑은 고딕" w:eastAsia="맑은 고딕"/>
+          <w:sz w:val="21"/>
+        </w:rPr>
+        <w:t xml:space="preserve">이 </w:t>
+      </w:r>
+      <w:r>
+        <w:rPr>
+          <w:rFonts w:ascii="Consolas" w:hAnsi="Consolas" w:eastAsia="맑은 고딕"/>
+          <w:sz w:val="21"/>
+        </w:rPr>
+        <w:t xml:space="preserve">all_roles</w:t>
+      </w:r>
+      <w:r>
+        <w:rPr>
+          <w:rFonts w:ascii="맑은 고딕" w:hAnsi="맑은 고딕" w:eastAsia="맑은 고딕"/>
+          <w:sz w:val="21"/>
+        </w:rPr>
+        <w:t xml:space="preserve">로 바뀐 것이 핵심이다.</w:t>
       </w:r>
     </w:p>
     <w:p>
@@ -593,7 +1365,7 @@
           <w:b/>
           <w:sz w:val="21"/>
         </w:rPr>
-        <w:t>[중-10] 정답: ① 역할 전환 후에도 목적지가 유효하도록 미리 대비</w:t>
+        <w:t>[중-10] 정답: ④ 역할 전환 후에도 목적지가 유효하도록 미리 대비</w:t>
       </w:r>
     </w:p>
     <w:p>
@@ -602,7 +1374,21 @@
           <w:rFonts w:ascii="맑은 고딕" w:hAnsi="맑은 고딕" w:eastAsia="맑은 고딕"/>
           <w:sz w:val="21"/>
         </w:rPr>
-        <w:t>해설: chicago가 Standby가 되어도 이 목적지가 유효하다. 16장의 Switchover가 명령 한 줄로 끝나는 이유이며, 손으로 관리한다면 전환할 때마다 양쪽 `VALID_FOR`를 바꿔야 한다.</w:t>
+        <w:t xml:space="preserve">해설: chicago가 Standby가 되어도 이 목적지가 유효하다. 16장의 Switchover가 명령 한 줄로 끝나는 이유이며, 손으로 관리한다면 전환할 때마다 양쪽 </w:t>
+      </w:r>
+      <w:r>
+        <w:rPr>
+          <w:rFonts w:ascii="Consolas" w:hAnsi="Consolas" w:eastAsia="맑은 고딕"/>
+          <w:sz w:val="21"/>
+        </w:rPr>
+        <w:t xml:space="preserve">VALID_FOR</w:t>
+      </w:r>
+      <w:r>
+        <w:rPr>
+          <w:rFonts w:ascii="맑은 고딕" w:hAnsi="맑은 고딕" w:eastAsia="맑은 고딕"/>
+          <w:sz w:val="21"/>
+        </w:rPr>
+        <w:t xml:space="preserve">를 바꿔야 한다.</w:t>
       </w:r>
     </w:p>
     <w:p>
@@ -612,7 +1398,7 @@
           <w:b/>
           <w:sz w:val="21"/>
         </w:rPr>
-        <w:t>[중-11] 정답: ① 속성으로 바꿀 자리를 만들기 위해</w:t>
+        <w:t>[중-11] 정답: ③ 속성으로 바꿀 자리를 만들기 위해</w:t>
       </w:r>
     </w:p>
     <w:p>
@@ -621,7 +1407,77 @@
           <w:rFonts w:ascii="맑은 고딕" w:hAnsi="맑은 고딕" w:eastAsia="맑은 고딕"/>
           <w:sz w:val="21"/>
         </w:rPr>
-        <w:t>해설: `delay=0`, `reopen=300`, `net_timeout=30` 등이 전부 기본값인데도 명시된다. `SET PROPERTY 'ReopenSecs'='60'`을 실행하면 `reopen=60`으로 바뀌므로 자리가 있어야 한다.</w:t>
+        <w:t xml:space="preserve">해설: </w:t>
+      </w:r>
+      <w:r>
+        <w:rPr>
+          <w:rFonts w:ascii="Consolas" w:hAnsi="Consolas" w:eastAsia="맑은 고딕"/>
+          <w:sz w:val="21"/>
+        </w:rPr>
+        <w:t xml:space="preserve">delay=0</w:t>
+      </w:r>
+      <w:r>
+        <w:rPr>
+          <w:rFonts w:ascii="맑은 고딕" w:hAnsi="맑은 고딕" w:eastAsia="맑은 고딕"/>
+          <w:sz w:val="21"/>
+        </w:rPr>
+        <w:t xml:space="preserve">, </w:t>
+      </w:r>
+      <w:r>
+        <w:rPr>
+          <w:rFonts w:ascii="Consolas" w:hAnsi="Consolas" w:eastAsia="맑은 고딕"/>
+          <w:sz w:val="21"/>
+        </w:rPr>
+        <w:t xml:space="preserve">reopen=300</w:t>
+      </w:r>
+      <w:r>
+        <w:rPr>
+          <w:rFonts w:ascii="맑은 고딕" w:hAnsi="맑은 고딕" w:eastAsia="맑은 고딕"/>
+          <w:sz w:val="21"/>
+        </w:rPr>
+        <w:t xml:space="preserve">, </w:t>
+      </w:r>
+      <w:r>
+        <w:rPr>
+          <w:rFonts w:ascii="Consolas" w:hAnsi="Consolas" w:eastAsia="맑은 고딕"/>
+          <w:sz w:val="21"/>
+        </w:rPr>
+        <w:t xml:space="preserve">net_timeout=30</w:t>
+      </w:r>
+      <w:r>
+        <w:rPr>
+          <w:rFonts w:ascii="맑은 고딕" w:hAnsi="맑은 고딕" w:eastAsia="맑은 고딕"/>
+          <w:sz w:val="21"/>
+        </w:rPr>
+        <w:t xml:space="preserve"> 등이 전부 기본값인데도 명시된다. </w:t>
+      </w:r>
+      <w:r>
+        <w:rPr>
+          <w:rFonts w:ascii="Consolas" w:hAnsi="Consolas" w:eastAsia="맑은 고딕"/>
+          <w:sz w:val="21"/>
+        </w:rPr>
+        <w:t xml:space="preserve">SET PROPERTY 'ReopenSecs'='60'</w:t>
+      </w:r>
+      <w:r>
+        <w:rPr>
+          <w:rFonts w:ascii="맑은 고딕" w:hAnsi="맑은 고딕" w:eastAsia="맑은 고딕"/>
+          <w:sz w:val="21"/>
+        </w:rPr>
+        <w:t xml:space="preserve">을 실행하면 </w:t>
+      </w:r>
+      <w:r>
+        <w:rPr>
+          <w:rFonts w:ascii="Consolas" w:hAnsi="Consolas" w:eastAsia="맑은 고딕"/>
+          <w:sz w:val="21"/>
+        </w:rPr>
+        <w:t xml:space="preserve">reopen=60</w:t>
+      </w:r>
+      <w:r>
+        <w:rPr>
+          <w:rFonts w:ascii="맑은 고딕" w:hAnsi="맑은 고딕" w:eastAsia="맑은 고딕"/>
+          <w:sz w:val="21"/>
+        </w:rPr>
+        <w:t xml:space="preserve">으로 바뀌므로 자리가 있어야 한다.</w:t>
       </w:r>
     </w:p>
     <w:p>
@@ -631,7 +1487,7 @@
           <w:b/>
           <w:sz w:val="21"/>
         </w:rPr>
-        <w:t>[중-12] 정답: ① 리두 경로</w:t>
+        <w:t>[중-12] 정답: ② 리두 경로</w:t>
       </w:r>
     </w:p>
     <w:p>
@@ -640,7 +1496,35 @@
           <w:rFonts w:ascii="맑은 고딕" w:hAnsi="맑은 고딕" w:eastAsia="맑은 고딕"/>
           <w:sz w:val="21"/>
         </w:rPr>
-        <w:t>해설: `chicago` 아래에 `boston`이 들여쓰기되어 리두가 어디서 어디로 가는지를 그림처럼 보여 준다. Far Sync나 계단식이면 단계가 더 들어간다.</w:t>
+        <w:t xml:space="preserve">해설: </w:t>
+      </w:r>
+      <w:r>
+        <w:rPr>
+          <w:rFonts w:ascii="Consolas" w:hAnsi="Consolas" w:eastAsia="맑은 고딕"/>
+          <w:sz w:val="21"/>
+        </w:rPr>
+        <w:t xml:space="preserve">chicago</w:t>
+      </w:r>
+      <w:r>
+        <w:rPr>
+          <w:rFonts w:ascii="맑은 고딕" w:hAnsi="맑은 고딕" w:eastAsia="맑은 고딕"/>
+          <w:sz w:val="21"/>
+        </w:rPr>
+        <w:t xml:space="preserve"> 아래에 </w:t>
+      </w:r>
+      <w:r>
+        <w:rPr>
+          <w:rFonts w:ascii="Consolas" w:hAnsi="Consolas" w:eastAsia="맑은 고딕"/>
+          <w:sz w:val="21"/>
+        </w:rPr>
+        <w:t xml:space="preserve">boston</w:t>
+      </w:r>
+      <w:r>
+        <w:rPr>
+          <w:rFonts w:ascii="맑은 고딕" w:hAnsi="맑은 고딕" w:eastAsia="맑은 고딕"/>
+          <w:sz w:val="21"/>
+        </w:rPr>
+        <w:t xml:space="preserve">이 들여쓰기되어 리두가 어디서 어디로 가는지를 그림처럼 보여 준다. Far Sync나 계단식이면 단계가 더 들어간다.</w:t>
       </w:r>
     </w:p>
     <w:p>
@@ -650,7 +1534,7 @@
           <w:b/>
           <w:sz w:val="21"/>
         </w:rPr>
-        <w:t>[중-13] 정답: ① Broker 판정은 주기적이며 실시간이 아니다</w:t>
+        <w:t>[중-13] 정답: ③ Broker 판정은 주기적이며 실시간이 아니다</w:t>
       </w:r>
     </w:p>
     <w:p>
@@ -669,7 +1553,7 @@
           <w:b/>
           <w:sz w:val="21"/>
         </w:rPr>
-        <w:t>[중-14] 정답: ① Broker가 기억하는 목표 상태</w:t>
+        <w:t>[중-14] 정답: ② Broker가 기억하는 목표 상태</w:t>
       </w:r>
     </w:p>
     <w:p>
@@ -688,7 +1572,7 @@
           <w:b/>
           <w:sz w:val="21"/>
         </w:rPr>
-        <w:t>[중-15] 정답: ① APPLY-ON / APPLY-OFF</w:t>
+        <w:t>[중-15] 정답: ② APPLY-ON / APPLY-OFF</w:t>
       </w:r>
     </w:p>
     <w:p>
@@ -697,7 +1581,35 @@
           <w:rFonts w:ascii="맑은 고딕" w:hAnsi="맑은 고딕" w:eastAsia="맑은 고딕"/>
           <w:sz w:val="21"/>
         </w:rPr>
-        <w:t>해설: Primary 쪽은 `TRANSPORT-ON`/`TRANSPORT-OFF`다.</w:t>
+        <w:t xml:space="preserve">해설: Primary 쪽은 </w:t>
+      </w:r>
+      <w:r>
+        <w:rPr>
+          <w:rFonts w:ascii="Consolas" w:hAnsi="Consolas" w:eastAsia="맑은 고딕"/>
+          <w:sz w:val="21"/>
+        </w:rPr>
+        <w:t xml:space="preserve">TRANSPORT-ON</w:t>
+      </w:r>
+      <w:r>
+        <w:rPr>
+          <w:rFonts w:ascii="맑은 고딕" w:hAnsi="맑은 고딕" w:eastAsia="맑은 고딕"/>
+          <w:sz w:val="21"/>
+        </w:rPr>
+        <w:t xml:space="preserve">/</w:t>
+      </w:r>
+      <w:r>
+        <w:rPr>
+          <w:rFonts w:ascii="Consolas" w:hAnsi="Consolas" w:eastAsia="맑은 고딕"/>
+          <w:sz w:val="21"/>
+        </w:rPr>
+        <w:t xml:space="preserve">TRANSPORT-OFF</w:t>
+      </w:r>
+      <w:r>
+        <w:rPr>
+          <w:rFonts w:ascii="맑은 고딕" w:hAnsi="맑은 고딕" w:eastAsia="맑은 고딕"/>
+          <w:sz w:val="21"/>
+        </w:rPr>
+        <w:t xml:space="preserve">다.</w:t>
       </w:r>
     </w:p>
     <w:p>
@@ -707,7 +1619,7 @@
           <w:b/>
           <w:sz w:val="21"/>
         </w:rPr>
-        <w:t>[중-16] 정답: ① 9장의 ADG가 동작 중이다</w:t>
+        <w:t>[중-16] 정답: ④ 9장의 ADG가 동작 중이다</w:t>
       </w:r>
     </w:p>
     <w:p>
@@ -716,7 +1628,63 @@
           <w:rFonts w:ascii="맑은 고딕" w:hAnsi="맑은 고딕" w:eastAsia="맑은 고딕"/>
           <w:sz w:val="21"/>
         </w:rPr>
-        <w:t>해설: Standby가 `MOUNTED`이거나 적용이 꺼져 있으면 `OFF`가 된다. 실측에서 `APPLY-OFF`로 바꾸자 `OFF`로 바뀌었다.</w:t>
+        <w:t xml:space="preserve">해설: Standby가 </w:t>
+      </w:r>
+      <w:r>
+        <w:rPr>
+          <w:rFonts w:ascii="Consolas" w:hAnsi="Consolas" w:eastAsia="맑은 고딕"/>
+          <w:sz w:val="21"/>
+        </w:rPr>
+        <w:t xml:space="preserve">MOUNTED</w:t>
+      </w:r>
+      <w:r>
+        <w:rPr>
+          <w:rFonts w:ascii="맑은 고딕" w:hAnsi="맑은 고딕" w:eastAsia="맑은 고딕"/>
+          <w:sz w:val="21"/>
+        </w:rPr>
+        <w:t xml:space="preserve">이거나 적용이 꺼져 있으면 </w:t>
+      </w:r>
+      <w:r>
+        <w:rPr>
+          <w:rFonts w:ascii="Consolas" w:hAnsi="Consolas" w:eastAsia="맑은 고딕"/>
+          <w:sz w:val="21"/>
+        </w:rPr>
+        <w:t xml:space="preserve">OFF</w:t>
+      </w:r>
+      <w:r>
+        <w:rPr>
+          <w:rFonts w:ascii="맑은 고딕" w:hAnsi="맑은 고딕" w:eastAsia="맑은 고딕"/>
+          <w:sz w:val="21"/>
+        </w:rPr>
+        <w:t xml:space="preserve">가 된다. 실측에서 </w:t>
+      </w:r>
+      <w:r>
+        <w:rPr>
+          <w:rFonts w:ascii="Consolas" w:hAnsi="Consolas" w:eastAsia="맑은 고딕"/>
+          <w:sz w:val="21"/>
+        </w:rPr>
+        <w:t xml:space="preserve">APPLY-OFF</w:t>
+      </w:r>
+      <w:r>
+        <w:rPr>
+          <w:rFonts w:ascii="맑은 고딕" w:hAnsi="맑은 고딕" w:eastAsia="맑은 고딕"/>
+          <w:sz w:val="21"/>
+        </w:rPr>
+        <w:t xml:space="preserve">로 바꾸자 </w:t>
+      </w:r>
+      <w:r>
+        <w:rPr>
+          <w:rFonts w:ascii="Consolas" w:hAnsi="Consolas" w:eastAsia="맑은 고딕"/>
+          <w:sz w:val="21"/>
+        </w:rPr>
+        <w:t xml:space="preserve">OFF</w:t>
+      </w:r>
+      <w:r>
+        <w:rPr>
+          <w:rFonts w:ascii="맑은 고딕" w:hAnsi="맑은 고딕" w:eastAsia="맑은 고딕"/>
+          <w:sz w:val="21"/>
+        </w:rPr>
+        <w:t xml:space="preserve">로 바뀌었다.</w:t>
       </w:r>
     </w:p>
     <w:p>
@@ -726,7 +1694,7 @@
           <w:b/>
           <w:sz w:val="21"/>
         </w:rPr>
-        <w:t>[중-17] 정답: ① SUCCESS — Intended State도 함께 바뀌었기 때문</w:t>
+        <w:t>[중-17] 정답: ③ SUCCESS — Intended State도 함께 바뀌었기 때문</w:t>
       </w:r>
     </w:p>
     <w:p>
@@ -754,7 +1722,35 @@
           <w:rFonts w:ascii="맑은 고딕" w:hAnsi="맑은 고딕" w:eastAsia="맑은 고딕"/>
           <w:sz w:val="21"/>
         </w:rPr>
-        <w:t>해설: `Intended State`는 `APPLY-ON`인 채로 남는데 실제는 멈춰 있으므로 어긋난다. 이것이 Broker 명령으로 멈추는 것과의 차이다.</w:t>
+        <w:t xml:space="preserve">해설: </w:t>
+      </w:r>
+      <w:r>
+        <w:rPr>
+          <w:rFonts w:ascii="Consolas" w:hAnsi="Consolas" w:eastAsia="맑은 고딕"/>
+          <w:sz w:val="21"/>
+        </w:rPr>
+        <w:t xml:space="preserve">Intended State</w:t>
+      </w:r>
+      <w:r>
+        <w:rPr>
+          <w:rFonts w:ascii="맑은 고딕" w:hAnsi="맑은 고딕" w:eastAsia="맑은 고딕"/>
+          <w:sz w:val="21"/>
+        </w:rPr>
+        <w:t xml:space="preserve">는 </w:t>
+      </w:r>
+      <w:r>
+        <w:rPr>
+          <w:rFonts w:ascii="Consolas" w:hAnsi="Consolas" w:eastAsia="맑은 고딕"/>
+          <w:sz w:val="21"/>
+        </w:rPr>
+        <w:t xml:space="preserve">APPLY-ON</w:t>
+      </w:r>
+      <w:r>
+        <w:rPr>
+          <w:rFonts w:ascii="맑은 고딕" w:hAnsi="맑은 고딕" w:eastAsia="맑은 고딕"/>
+          <w:sz w:val="21"/>
+        </w:rPr>
+        <w:t xml:space="preserve">인 채로 남는데 실제는 멈춰 있으므로 어긋난다. 이것이 Broker 명령으로 멈추는 것과의 차이다.</w:t>
       </w:r>
     </w:p>
     <w:p>
@@ -773,7 +1769,63 @@
           <w:rFonts w:ascii="맑은 고딕" w:hAnsi="맑은 고딕" w:eastAsia="맑은 고딕"/>
           <w:sz w:val="21"/>
         </w:rPr>
-        <w:t>해설: 2장에서 배운 대로 `SYNC`와 `AFFIRM`은 다른 것이지만 Broker는 하나의 속성으로 다룬다. `FASTSYNC`를 주면 `SYNC NOAFFIRM`이 된다.</w:t>
+        <w:t xml:space="preserve">해설: 2장에서 배운 대로 </w:t>
+      </w:r>
+      <w:r>
+        <w:rPr>
+          <w:rFonts w:ascii="Consolas" w:hAnsi="Consolas" w:eastAsia="맑은 고딕"/>
+          <w:sz w:val="21"/>
+        </w:rPr>
+        <w:t xml:space="preserve">SYNC</w:t>
+      </w:r>
+      <w:r>
+        <w:rPr>
+          <w:rFonts w:ascii="맑은 고딕" w:hAnsi="맑은 고딕" w:eastAsia="맑은 고딕"/>
+          <w:sz w:val="21"/>
+        </w:rPr>
+        <w:t xml:space="preserve">와 </w:t>
+      </w:r>
+      <w:r>
+        <w:rPr>
+          <w:rFonts w:ascii="Consolas" w:hAnsi="Consolas" w:eastAsia="맑은 고딕"/>
+          <w:sz w:val="21"/>
+        </w:rPr>
+        <w:t xml:space="preserve">AFFIRM</w:t>
+      </w:r>
+      <w:r>
+        <w:rPr>
+          <w:rFonts w:ascii="맑은 고딕" w:hAnsi="맑은 고딕" w:eastAsia="맑은 고딕"/>
+          <w:sz w:val="21"/>
+        </w:rPr>
+        <w:t xml:space="preserve">은 다른 것이지만 Broker는 하나의 속성으로 다룬다. </w:t>
+      </w:r>
+      <w:r>
+        <w:rPr>
+          <w:rFonts w:ascii="Consolas" w:hAnsi="Consolas" w:eastAsia="맑은 고딕"/>
+          <w:sz w:val="21"/>
+        </w:rPr>
+        <w:t xml:space="preserve">FASTSYNC</w:t>
+      </w:r>
+      <w:r>
+        <w:rPr>
+          <w:rFonts w:ascii="맑은 고딕" w:hAnsi="맑은 고딕" w:eastAsia="맑은 고딕"/>
+          <w:sz w:val="21"/>
+        </w:rPr>
+        <w:t xml:space="preserve">를 주면 </w:t>
+      </w:r>
+      <w:r>
+        <w:rPr>
+          <w:rFonts w:ascii="Consolas" w:hAnsi="Consolas" w:eastAsia="맑은 고딕"/>
+          <w:sz w:val="21"/>
+        </w:rPr>
+        <w:t xml:space="preserve">SYNC NOAFFIRM</w:t>
+      </w:r>
+      <w:r>
+        <w:rPr>
+          <w:rFonts w:ascii="맑은 고딕" w:hAnsi="맑은 고딕" w:eastAsia="맑은 고딕"/>
+          <w:sz w:val="21"/>
+        </w:rPr>
+        <w:t xml:space="preserve">이 된다.</w:t>
       </w:r>
     </w:p>
     <w:p>
@@ -783,7 +1835,7 @@
           <w:b/>
           <w:sz w:val="21"/>
         </w:rPr>
-        <w:t>[중-20] 정답: ① 보호 모드를 내린 뒤 전송 방식을 바꾼다</w:t>
+        <w:t>[중-20] 정답: ② 보호 모드를 내린 뒤 전송 방식을 바꾼다</w:t>
       </w:r>
     </w:p>
     <w:p>
@@ -792,7 +1844,64 @@
           <w:rFonts w:ascii="맑은 고딕" w:hAnsi="맑은 고딕" w:eastAsia="맑은 고딕"/>
           <w:sz w:val="21"/>
         </w:rPr>
-        <w:t>해설: 11장에서 배운 순서 그대로다. **Broker는 순서를 대신해 줄 뿐 물리 법칙을 바꾸지는 않는다.** `LogXptMode`가 `SYNC`가 아니면 `MaxAvailability`로 올라가지도 않는다.</w:t>
+        <w:t xml:space="preserve">해설: 11장에서 배운 순서 그대로다. </w:t>
+      </w:r>
+      <w:r>
+        <w:rPr>
+          <w:rFonts w:ascii="맑은 고딕" w:hAnsi="맑은 고딕" w:eastAsia="맑은 고딕"/>
+          <w:b/>
+          <w:sz w:val="21"/>
+        </w:rPr>
+        <w:t xml:space="preserve">Broker는 순서를 대신해 줄 뿐 물리 법칙을 바꾸지는 않는다.</w:t>
+      </w:r>
+      <w:r>
+        <w:rPr>
+          <w:rFonts w:ascii="맑은 고딕" w:hAnsi="맑은 고딕" w:eastAsia="맑은 고딕"/>
+          <w:sz w:val="21"/>
+        </w:rPr>
+        <w:t xml:space="preserve"> </w:t>
+      </w:r>
+      <w:r>
+        <w:rPr>
+          <w:rFonts w:ascii="Consolas" w:hAnsi="Consolas" w:eastAsia="맑은 고딕"/>
+          <w:sz w:val="21"/>
+        </w:rPr>
+        <w:t xml:space="preserve">LogXptMode</w:t>
+      </w:r>
+      <w:r>
+        <w:rPr>
+          <w:rFonts w:ascii="맑은 고딕" w:hAnsi="맑은 고딕" w:eastAsia="맑은 고딕"/>
+          <w:sz w:val="21"/>
+        </w:rPr>
+        <w:t xml:space="preserve">가 </w:t>
+      </w:r>
+      <w:r>
+        <w:rPr>
+          <w:rFonts w:ascii="Consolas" w:hAnsi="Consolas" w:eastAsia="맑은 고딕"/>
+          <w:sz w:val="21"/>
+        </w:rPr>
+        <w:t xml:space="preserve">SYNC</w:t>
+      </w:r>
+      <w:r>
+        <w:rPr>
+          <w:rFonts w:ascii="맑은 고딕" w:hAnsi="맑은 고딕" w:eastAsia="맑은 고딕"/>
+          <w:sz w:val="21"/>
+        </w:rPr>
+        <w:t xml:space="preserve">가 아니면 </w:t>
+      </w:r>
+      <w:r>
+        <w:rPr>
+          <w:rFonts w:ascii="Consolas" w:hAnsi="Consolas" w:eastAsia="맑은 고딕"/>
+          <w:sz w:val="21"/>
+        </w:rPr>
+        <w:t xml:space="preserve">MaxAvailability</w:t>
+      </w:r>
+      <w:r>
+        <w:rPr>
+          <w:rFonts w:ascii="맑은 고딕" w:hAnsi="맑은 고딕" w:eastAsia="맑은 고딕"/>
+          <w:sz w:val="21"/>
+        </w:rPr>
+        <w:t xml:space="preserve">로 올라가지도 않는다.</w:t>
       </w:r>
     </w:p>
     <w:p>
@@ -819,7 +1928,63 @@
           <w:rFonts w:ascii="맑은 고딕" w:hAnsi="맑은 고딕" w:eastAsia="맑은 고딕"/>
           <w:sz w:val="21"/>
         </w:rPr>
-        <w:t>해설: `ALTER SYSTEM SET log_archive_dest_2=...`가 `System altered.`로 끝났고, 30초 뒤 `SHOW CONFIGURATION`이 `SUCCESS`였다. "Broker가 감지해서 경고한다"는 흔한 설명이 이 환경·이 시간 범위에서는 성립하지 않았다.</w:t>
+        <w:t xml:space="preserve">해설: </w:t>
+      </w:r>
+      <w:r>
+        <w:rPr>
+          <w:rFonts w:ascii="Consolas" w:hAnsi="Consolas" w:eastAsia="맑은 고딕"/>
+          <w:sz w:val="21"/>
+        </w:rPr>
+        <w:t xml:space="preserve">ALTER SYSTEM SET log_archive_dest_2=...</w:t>
+      </w:r>
+      <w:r>
+        <w:rPr>
+          <w:rFonts w:ascii="맑은 고딕" w:hAnsi="맑은 고딕" w:eastAsia="맑은 고딕"/>
+          <w:sz w:val="21"/>
+        </w:rPr>
+        <w:t xml:space="preserve">가 </w:t>
+      </w:r>
+      <w:r>
+        <w:rPr>
+          <w:rFonts w:ascii="Consolas" w:hAnsi="Consolas" w:eastAsia="맑은 고딕"/>
+          <w:sz w:val="21"/>
+        </w:rPr>
+        <w:t xml:space="preserve">System altered.</w:t>
+      </w:r>
+      <w:r>
+        <w:rPr>
+          <w:rFonts w:ascii="맑은 고딕" w:hAnsi="맑은 고딕" w:eastAsia="맑은 고딕"/>
+          <w:sz w:val="21"/>
+        </w:rPr>
+        <w:t xml:space="preserve">로 끝났고, 30초 뒤 </w:t>
+      </w:r>
+      <w:r>
+        <w:rPr>
+          <w:rFonts w:ascii="Consolas" w:hAnsi="Consolas" w:eastAsia="맑은 고딕"/>
+          <w:sz w:val="21"/>
+        </w:rPr>
+        <w:t xml:space="preserve">SHOW CONFIGURATION</w:t>
+      </w:r>
+      <w:r>
+        <w:rPr>
+          <w:rFonts w:ascii="맑은 고딕" w:hAnsi="맑은 고딕" w:eastAsia="맑은 고딕"/>
+          <w:sz w:val="21"/>
+        </w:rPr>
+        <w:t xml:space="preserve">이 </w:t>
+      </w:r>
+      <w:r>
+        <w:rPr>
+          <w:rFonts w:ascii="Consolas" w:hAnsi="Consolas" w:eastAsia="맑은 고딕"/>
+          <w:sz w:val="21"/>
+        </w:rPr>
+        <w:t xml:space="preserve">SUCCESS</w:t>
+      </w:r>
+      <w:r>
+        <w:rPr>
+          <w:rFonts w:ascii="맑은 고딕" w:hAnsi="맑은 고딕" w:eastAsia="맑은 고딕"/>
+          <w:sz w:val="21"/>
+        </w:rPr>
+        <w:t xml:space="preserve">였다. "Broker가 감지해서 경고한다"는 흔한 설명이 이 환경·이 시간 범위에서는 성립하지 않았다.</w:t>
       </w:r>
     </w:p>
     <w:p>
@@ -838,7 +2003,43 @@
           <w:rFonts w:ascii="맑은 고딕" w:hAnsi="맑은 고딕" w:eastAsia="맑은 고딕"/>
           <w:sz w:val="21"/>
         </w:rPr>
-        <w:t>해설: `InconsistentLogXptProps`와 `InconsistentProperties` 모두 머리글만 나오고 행이 없었다. 그런데 파라미터는 분명히 바뀌어 있었다. **감지에 기대지 않는 것이 안전하다.**</w:t>
+        <w:t xml:space="preserve">해설: </w:t>
+      </w:r>
+      <w:r>
+        <w:rPr>
+          <w:rFonts w:ascii="Consolas" w:hAnsi="Consolas" w:eastAsia="맑은 고딕"/>
+          <w:sz w:val="21"/>
+        </w:rPr>
+        <w:t xml:space="preserve">InconsistentLogXptProps</w:t>
+      </w:r>
+      <w:r>
+        <w:rPr>
+          <w:rFonts w:ascii="맑은 고딕" w:hAnsi="맑은 고딕" w:eastAsia="맑은 고딕"/>
+          <w:sz w:val="21"/>
+        </w:rPr>
+        <w:t xml:space="preserve">와 </w:t>
+      </w:r>
+      <w:r>
+        <w:rPr>
+          <w:rFonts w:ascii="Consolas" w:hAnsi="Consolas" w:eastAsia="맑은 고딕"/>
+          <w:sz w:val="21"/>
+        </w:rPr>
+        <w:t xml:space="preserve">InconsistentProperties</w:t>
+      </w:r>
+      <w:r>
+        <w:rPr>
+          <w:rFonts w:ascii="맑은 고딕" w:hAnsi="맑은 고딕" w:eastAsia="맑은 고딕"/>
+          <w:sz w:val="21"/>
+        </w:rPr>
+        <w:t xml:space="preserve"> 모두 머리글만 나오고 행이 없었다. 그런데 파라미터는 분명히 바뀌어 있었다. </w:t>
+      </w:r>
+      <w:r>
+        <w:rPr>
+          <w:rFonts w:ascii="맑은 고딕" w:hAnsi="맑은 고딕" w:eastAsia="맑은 고딕"/>
+          <w:b/>
+          <w:sz w:val="21"/>
+        </w:rPr>
+        <w:t xml:space="preserve">감지에 기대지 않는 것이 안전하다.</w:t>
       </w:r>
     </w:p>
     <w:p>
@@ -848,7 +2049,7 @@
           <w:b/>
           <w:sz w:val="21"/>
         </w:rPr>
-        <w:t>[상-03] 정답: ① 아무 속성이나 다시 적용하면 문자열 전체가 재생성된다</w:t>
+        <w:t>[상-03] 정답: ③ 아무 속성이나 다시 적용하면 문자열 전체가 재생성된다</w:t>
       </w:r>
     </w:p>
     <w:p>
@@ -857,7 +2058,49 @@
           <w:rFonts w:ascii="맑은 고딕" w:hAnsi="맑은 고딕" w:eastAsia="맑은 고딕"/>
           <w:sz w:val="21"/>
         </w:rPr>
-        <w:t>해설: 실측에서 `LogXptMode`를 `ASYNC`에서 `ASYNC`로 — 즉 같은 값으로 — 다시 설정했더니 Broker 형식이 통째로 복구됐다. 실무에서 쓸 만한 회복 수단이다.</w:t>
+        <w:t xml:space="preserve">해설: 실측에서 </w:t>
+      </w:r>
+      <w:r>
+        <w:rPr>
+          <w:rFonts w:ascii="Consolas" w:hAnsi="Consolas" w:eastAsia="맑은 고딕"/>
+          <w:sz w:val="21"/>
+        </w:rPr>
+        <w:t xml:space="preserve">LogXptMode</w:t>
+      </w:r>
+      <w:r>
+        <w:rPr>
+          <w:rFonts w:ascii="맑은 고딕" w:hAnsi="맑은 고딕" w:eastAsia="맑은 고딕"/>
+          <w:sz w:val="21"/>
+        </w:rPr>
+        <w:t xml:space="preserve">를 </w:t>
+      </w:r>
+      <w:r>
+        <w:rPr>
+          <w:rFonts w:ascii="Consolas" w:hAnsi="Consolas" w:eastAsia="맑은 고딕"/>
+          <w:sz w:val="21"/>
+        </w:rPr>
+        <w:t xml:space="preserve">ASYNC</w:t>
+      </w:r>
+      <w:r>
+        <w:rPr>
+          <w:rFonts w:ascii="맑은 고딕" w:hAnsi="맑은 고딕" w:eastAsia="맑은 고딕"/>
+          <w:sz w:val="21"/>
+        </w:rPr>
+        <w:t xml:space="preserve">에서 </w:t>
+      </w:r>
+      <w:r>
+        <w:rPr>
+          <w:rFonts w:ascii="Consolas" w:hAnsi="Consolas" w:eastAsia="맑은 고딕"/>
+          <w:sz w:val="21"/>
+        </w:rPr>
+        <w:t xml:space="preserve">ASYNC</w:t>
+      </w:r>
+      <w:r>
+        <w:rPr>
+          <w:rFonts w:ascii="맑은 고딕" w:hAnsi="맑은 고딕" w:eastAsia="맑은 고딕"/>
+          <w:sz w:val="21"/>
+        </w:rPr>
+        <w:t xml:space="preserve">로 — 즉 같은 값으로 — 다시 설정했더니 Broker 형식이 통째로 복구됐다. 실무에서 쓸 만한 회복 수단이다.</w:t>
       </w:r>
     </w:p>
     <w:p>
@@ -867,7 +2110,7 @@
           <w:b/>
           <w:sz w:val="21"/>
         </w:rPr>
-        <w:t>[상-04] 정답: ① chicago_CFG</w:t>
+        <w:t>[상-04] 정답: ④ chicago_CFG</w:t>
       </w:r>
     </w:p>
     <w:p>
@@ -876,7 +2119,35 @@
           <w:rFonts w:ascii="맑은 고딕" w:hAnsi="맑은 고딕" w:eastAsia="맑은 고딕"/>
           <w:sz w:val="21"/>
         </w:rPr>
-        <w:t>해설: Primary의 `DB_UNIQUE_NAME`에 `_CFG`를 붙인 형태다. 역할이 바뀌어도 유지되므로 구성에 접속할 때 어느 노드가 Primary인지 몰라도 된다.</w:t>
+        <w:t xml:space="preserve">해설: Primary의 </w:t>
+      </w:r>
+      <w:r>
+        <w:rPr>
+          <w:rFonts w:ascii="Consolas" w:hAnsi="Consolas" w:eastAsia="맑은 고딕"/>
+          <w:sz w:val="21"/>
+        </w:rPr>
+        <w:t xml:space="preserve">DB_UNIQUE_NAME</w:t>
+      </w:r>
+      <w:r>
+        <w:rPr>
+          <w:rFonts w:ascii="맑은 고딕" w:hAnsi="맑은 고딕" w:eastAsia="맑은 고딕"/>
+          <w:sz w:val="21"/>
+        </w:rPr>
+        <w:t xml:space="preserve">에 </w:t>
+      </w:r>
+      <w:r>
+        <w:rPr>
+          <w:rFonts w:ascii="Consolas" w:hAnsi="Consolas" w:eastAsia="맑은 고딕"/>
+          <w:sz w:val="21"/>
+        </w:rPr>
+        <w:t xml:space="preserve">_CFG</w:t>
+      </w:r>
+      <w:r>
+        <w:rPr>
+          <w:rFonts w:ascii="맑은 고딕" w:hAnsi="맑은 고딕" w:eastAsia="맑은 고딕"/>
+          <w:sz w:val="21"/>
+        </w:rPr>
+        <w:t xml:space="preserve">를 붙인 형태다. 역할이 바뀌어도 유지되므로 구성에 접속할 때 어느 노드가 Primary인지 몰라도 된다.</w:t>
       </w:r>
     </w:p>
     <w:p>
@@ -886,7 +2157,23 @@
           <w:b/>
           <w:sz w:val="21"/>
         </w:rPr>
-        <w:t>[상-05] 정답: ① Broker가 `ALTER SYSTEM REGISTER`를 실행해 스스로 등록한다</w:t>
+        <w:t xml:space="preserve">[상-05] 정답: ③ Broker가 </w:t>
+      </w:r>
+      <w:r>
+        <w:rPr>
+          <w:rFonts w:ascii="Consolas" w:hAnsi="Consolas" w:eastAsia="맑은 고딕"/>
+          <w:b/>
+          <w:sz w:val="21"/>
+        </w:rPr>
+        <w:t xml:space="preserve">ALTER SYSTEM REGISTER</w:t>
+      </w:r>
+      <w:r>
+        <w:rPr>
+          <w:rFonts w:ascii="맑은 고딕" w:hAnsi="맑은 고딕" w:eastAsia="맑은 고딕"/>
+          <w:b/>
+          <w:sz w:val="21"/>
+        </w:rPr>
+        <w:t xml:space="preserve">를 실행해 스스로 등록한다</w:t>
       </w:r>
     </w:p>
     <w:p>
@@ -895,7 +2182,49 @@
           <w:rFonts w:ascii="맑은 고딕" w:hAnsi="맑은 고딕" w:eastAsia="맑은 고딕"/>
           <w:sz w:val="21"/>
         </w:rPr>
-        <w:t>해설: Broker 로그에 `DMON: Adding configuration service... chicago_CFG` → `DMON: Executing SQL [ALTER SYSTEM REGISTER]` → `Executed successfully`가 순서대로 남는다.</w:t>
+        <w:t xml:space="preserve">해설: Broker 로그에 </w:t>
+      </w:r>
+      <w:r>
+        <w:rPr>
+          <w:rFonts w:ascii="Consolas" w:hAnsi="Consolas" w:eastAsia="맑은 고딕"/>
+          <w:sz w:val="21"/>
+        </w:rPr>
+        <w:t xml:space="preserve">DMON: Adding configuration service... chicago_CFG</w:t>
+      </w:r>
+      <w:r>
+        <w:rPr>
+          <w:rFonts w:ascii="맑은 고딕" w:hAnsi="맑은 고딕" w:eastAsia="맑은 고딕"/>
+          <w:sz w:val="21"/>
+        </w:rPr>
+        <w:t xml:space="preserve"> → </w:t>
+      </w:r>
+      <w:r>
+        <w:rPr>
+          <w:rFonts w:ascii="Consolas" w:hAnsi="Consolas" w:eastAsia="맑은 고딕"/>
+          <w:sz w:val="21"/>
+        </w:rPr>
+        <w:t xml:space="preserve">DMON: Executing SQL [ALTER SYSTEM REGISTER]</w:t>
+      </w:r>
+      <w:r>
+        <w:rPr>
+          <w:rFonts w:ascii="맑은 고딕" w:hAnsi="맑은 고딕" w:eastAsia="맑은 고딕"/>
+          <w:sz w:val="21"/>
+        </w:rPr>
+        <w:t xml:space="preserve"> → </w:t>
+      </w:r>
+      <w:r>
+        <w:rPr>
+          <w:rFonts w:ascii="Consolas" w:hAnsi="Consolas" w:eastAsia="맑은 고딕"/>
+          <w:sz w:val="21"/>
+        </w:rPr>
+        <w:t xml:space="preserve">Executed successfully</w:t>
+      </w:r>
+      <w:r>
+        <w:rPr>
+          <w:rFonts w:ascii="맑은 고딕" w:hAnsi="맑은 고딕" w:eastAsia="맑은 고딕"/>
+          <w:sz w:val="21"/>
+        </w:rPr>
+        <w:t xml:space="preserve">가 순서대로 남는다.</w:t>
       </w:r>
     </w:p>
     <w:p>
@@ -905,7 +2234,7 @@
           <w:b/>
           <w:sz w:val="21"/>
         </w:rPr>
-        <w:t>[상-06] 정답: ① 14</w:t>
+        <w:t>[상-06] 정답: ④ 14</w:t>
       </w:r>
     </w:p>
     <w:p>
@@ -914,7 +2243,63 @@
           <w:rFonts w:ascii="맑은 고딕" w:hAnsi="맑은 고딕" w:eastAsia="맑은 고딕"/>
           <w:sz w:val="21"/>
         </w:rPr>
-        <w:t>해설: 절반이 `FastStartFailover`로 시작한다(14장). 나머지 중 `OperationTimeout`(30초)·`CommunicationTimeout`(180초)·`ConfigurationWideServiceName`을 알아 둔다.</w:t>
+        <w:t xml:space="preserve">해설: 절반이 </w:t>
+      </w:r>
+      <w:r>
+        <w:rPr>
+          <w:rFonts w:ascii="Consolas" w:hAnsi="Consolas" w:eastAsia="맑은 고딕"/>
+          <w:sz w:val="21"/>
+        </w:rPr>
+        <w:t xml:space="preserve">FastStartFailover</w:t>
+      </w:r>
+      <w:r>
+        <w:rPr>
+          <w:rFonts w:ascii="맑은 고딕" w:hAnsi="맑은 고딕" w:eastAsia="맑은 고딕"/>
+          <w:sz w:val="21"/>
+        </w:rPr>
+        <w:t xml:space="preserve">로 시작한다(14장). 나머지 중 </w:t>
+      </w:r>
+      <w:r>
+        <w:rPr>
+          <w:rFonts w:ascii="Consolas" w:hAnsi="Consolas" w:eastAsia="맑은 고딕"/>
+          <w:sz w:val="21"/>
+        </w:rPr>
+        <w:t xml:space="preserve">OperationTimeout</w:t>
+      </w:r>
+      <w:r>
+        <w:rPr>
+          <w:rFonts w:ascii="맑은 고딕" w:hAnsi="맑은 고딕" w:eastAsia="맑은 고딕"/>
+          <w:sz w:val="21"/>
+        </w:rPr>
+        <w:t xml:space="preserve">(30초)·</w:t>
+      </w:r>
+      <w:r>
+        <w:rPr>
+          <w:rFonts w:ascii="Consolas" w:hAnsi="Consolas" w:eastAsia="맑은 고딕"/>
+          <w:sz w:val="21"/>
+        </w:rPr>
+        <w:t xml:space="preserve">CommunicationTimeout</w:t>
+      </w:r>
+      <w:r>
+        <w:rPr>
+          <w:rFonts w:ascii="맑은 고딕" w:hAnsi="맑은 고딕" w:eastAsia="맑은 고딕"/>
+          <w:sz w:val="21"/>
+        </w:rPr>
+        <w:t xml:space="preserve">(180초)·</w:t>
+      </w:r>
+      <w:r>
+        <w:rPr>
+          <w:rFonts w:ascii="Consolas" w:hAnsi="Consolas" w:eastAsia="맑은 고딕"/>
+          <w:sz w:val="21"/>
+        </w:rPr>
+        <w:t xml:space="preserve">ConfigurationWideServiceName</w:t>
+      </w:r>
+      <w:r>
+        <w:rPr>
+          <w:rFonts w:ascii="맑은 고딕" w:hAnsi="맑은 고딕" w:eastAsia="맑은 고딕"/>
+          <w:sz w:val="21"/>
+        </w:rPr>
+        <w:t xml:space="preserve">을 알아 둔다.</w:t>
       </w:r>
     </w:p>
     <w:p>
@@ -933,7 +2318,35 @@
           <w:rFonts w:ascii="맑은 고딕" w:hAnsi="맑은 고딕" w:eastAsia="맑은 고딕"/>
           <w:sz w:val="21"/>
         </w:rPr>
-        <w:t>해설: `multiple warnings detected for the member`. 자세한 내용은 `SHOW DATABASE '&lt;멤버&gt;'`로 봐야 한다. 요약만 보고 원인을 찾으려 하면 헤맨다.</w:t>
+        <w:t xml:space="preserve">해설: </w:t>
+      </w:r>
+      <w:r>
+        <w:rPr>
+          <w:rFonts w:ascii="Consolas" w:hAnsi="Consolas" w:eastAsia="맑은 고딕"/>
+          <w:sz w:val="21"/>
+        </w:rPr>
+        <w:t xml:space="preserve">multiple warnings detected for the member</w:t>
+      </w:r>
+      <w:r>
+        <w:rPr>
+          <w:rFonts w:ascii="맑은 고딕" w:hAnsi="맑은 고딕" w:eastAsia="맑은 고딕"/>
+          <w:sz w:val="21"/>
+        </w:rPr>
+        <w:t xml:space="preserve">. 자세한 내용은 </w:t>
+      </w:r>
+      <w:r>
+        <w:rPr>
+          <w:rFonts w:ascii="Consolas" w:hAnsi="Consolas" w:eastAsia="맑은 고딕"/>
+          <w:sz w:val="21"/>
+        </w:rPr>
+        <w:t xml:space="preserve">SHOW DATABASE '&lt;멤버&gt;'</w:t>
+      </w:r>
+      <w:r>
+        <w:rPr>
+          <w:rFonts w:ascii="맑은 고딕" w:hAnsi="맑은 고딕" w:eastAsia="맑은 고딕"/>
+          <w:sz w:val="21"/>
+        </w:rPr>
+        <w:t xml:space="preserve">로 봐야 한다. 요약만 보고 원인을 찾으려 하면 헤맨다.</w:t>
       </w:r>
     </w:p>
     <w:p>
@@ -952,7 +2365,43 @@
           <w:rFonts w:ascii="맑은 고딕" w:hAnsi="맑은 고딕" w:eastAsia="맑은 고딕"/>
           <w:sz w:val="21"/>
         </w:rPr>
-        <w:t>해설: `Redo Apply is stopped`(16766) 때문에 지연이 커졌고 그것이 임계값을 넘어 `apply lag has exceeded specified threshold`(16853)가 됐다. **고쳐야 할 것은 하나뿐이다.**</w:t>
+        <w:t xml:space="preserve">해설: </w:t>
+      </w:r>
+      <w:r>
+        <w:rPr>
+          <w:rFonts w:ascii="Consolas" w:hAnsi="Consolas" w:eastAsia="맑은 고딕"/>
+          <w:sz w:val="21"/>
+        </w:rPr>
+        <w:t xml:space="preserve">Redo Apply is stopped</w:t>
+      </w:r>
+      <w:r>
+        <w:rPr>
+          <w:rFonts w:ascii="맑은 고딕" w:hAnsi="맑은 고딕" w:eastAsia="맑은 고딕"/>
+          <w:sz w:val="21"/>
+        </w:rPr>
+        <w:t xml:space="preserve">(16766) 때문에 지연이 커졌고 그것이 임계값을 넘어 </w:t>
+      </w:r>
+      <w:r>
+        <w:rPr>
+          <w:rFonts w:ascii="Consolas" w:hAnsi="Consolas" w:eastAsia="맑은 고딕"/>
+          <w:sz w:val="21"/>
+        </w:rPr>
+        <w:t xml:space="preserve">apply lag has exceeded specified threshold</w:t>
+      </w:r>
+      <w:r>
+        <w:rPr>
+          <w:rFonts w:ascii="맑은 고딕" w:hAnsi="맑은 고딕" w:eastAsia="맑은 고딕"/>
+          <w:sz w:val="21"/>
+        </w:rPr>
+        <w:t xml:space="preserve">(16853)가 됐다. </w:t>
+      </w:r>
+      <w:r>
+        <w:rPr>
+          <w:rFonts w:ascii="맑은 고딕" w:hAnsi="맑은 고딕" w:eastAsia="맑은 고딕"/>
+          <w:b/>
+          <w:sz w:val="21"/>
+        </w:rPr>
+        <w:t xml:space="preserve">고쳐야 할 것은 하나뿐이다.</w:t>
       </w:r>
     </w:p>
     <w:p>
@@ -962,7 +2411,7 @@
           <w:b/>
           <w:sz w:val="21"/>
         </w:rPr>
-        <w:t>[상-09] 정답: ① 적용이 멈춘 구체적 이유 — 알림 로그를 봐야 한다</w:t>
+        <w:t>[상-09] 정답: ④ 적용이 멈춘 구체적 이유 — 알림 로그를 봐야 한다</w:t>
       </w:r>
     </w:p>
     <w:p>
@@ -971,7 +2420,21 @@
           <w:rFonts w:ascii="맑은 고딕" w:hAnsi="맑은 고딕" w:eastAsia="맑은 고딕"/>
           <w:sz w:val="21"/>
         </w:rPr>
-        <w:t>해설: Broker는 "멈췄다"까지만 말한다. 실습에서 그 이유는 알림 로그의 `ORA-00600 [krr_parse_lwn_header]`에 있었고, Broker 화면에는 그 흔적이 전혀 없었다.</w:t>
+        <w:t xml:space="preserve">해설: Broker는 "멈췄다"까지만 말한다. 실습에서 그 이유는 알림 로그의 </w:t>
+      </w:r>
+      <w:r>
+        <w:rPr>
+          <w:rFonts w:ascii="Consolas" w:hAnsi="Consolas" w:eastAsia="맑은 고딕"/>
+          <w:sz w:val="21"/>
+        </w:rPr>
+        <w:t xml:space="preserve">ORA-00600 [krr_parse_lwn_header]</w:t>
+      </w:r>
+      <w:r>
+        <w:rPr>
+          <w:rFonts w:ascii="맑은 고딕" w:hAnsi="맑은 고딕" w:eastAsia="맑은 고딕"/>
+          <w:sz w:val="21"/>
+        </w:rPr>
+        <w:t xml:space="preserve">에 있었고, Broker 화면에는 그 흔적이 전혀 없었다.</w:t>
       </w:r>
     </w:p>
     <w:p>
@@ -981,7 +2444,7 @@
           <w:b/>
           <w:sz w:val="21"/>
         </w:rPr>
-        <w:t>[상-10] 정답: ① SCOPE=BOTH로 설정한 DG_BROKER_START와 디스크의 구성 파일</w:t>
+        <w:t>[상-10] 정답: ④ SCOPE=BOTH로 설정한 DG_BROKER_START와 디스크의 구성 파일</w:t>
       </w:r>
     </w:p>
     <w:p>
@@ -990,10 +2453,48 @@
           <w:rFonts w:ascii="맑은 고딕" w:hAnsi="맑은 고딕" w:eastAsia="맑은 고딕"/>
           <w:sz w:val="21"/>
         </w:rPr>
-        <w:t>해설: 실측에서 양쪽을 정상 종료하고 VM을 껐다 올린 뒤에도 `Configuration Status: SUCCESS`, `Real Time Query: ON`이 그대로였다. **Broker가 MRP를 스스로 띄웠고 우리는 SQL을 실행하지 않았다.**</w:t>
+        <w:t xml:space="preserve">해설: 실측에서 양쪽을 정상 종료하고 VM을 껐다 올린 뒤에도 </w:t>
+      </w:r>
+      <w:r>
+        <w:rPr>
+          <w:rFonts w:ascii="Consolas" w:hAnsi="Consolas" w:eastAsia="맑은 고딕"/>
+          <w:sz w:val="21"/>
+        </w:rPr>
+        <w:t xml:space="preserve">Configuration Status: SUCCESS</w:t>
+      </w:r>
+      <w:r>
+        <w:rPr>
+          <w:rFonts w:ascii="맑은 고딕" w:hAnsi="맑은 고딕" w:eastAsia="맑은 고딕"/>
+          <w:sz w:val="21"/>
+        </w:rPr>
+        <w:t xml:space="preserve">, </w:t>
+      </w:r>
+      <w:r>
+        <w:rPr>
+          <w:rFonts w:ascii="Consolas" w:hAnsi="Consolas" w:eastAsia="맑은 고딕"/>
+          <w:sz w:val="21"/>
+        </w:rPr>
+        <w:t xml:space="preserve">Real Time Query: ON</w:t>
+      </w:r>
+      <w:r>
+        <w:rPr>
+          <w:rFonts w:ascii="맑은 고딕" w:hAnsi="맑은 고딕" w:eastAsia="맑은 고딕"/>
+          <w:sz w:val="21"/>
+        </w:rPr>
+        <w:t xml:space="preserve">이 그대로였다. </w:t>
+      </w:r>
+      <w:r>
+        <w:rPr>
+          <w:rFonts w:ascii="맑은 고딕" w:hAnsi="맑은 고딕" w:eastAsia="맑은 고딕"/>
+          <w:b/>
+          <w:sz w:val="21"/>
+        </w:rPr>
+        <w:t xml:space="preserve">Broker가 MRP를 스스로 띄웠고 우리는 SQL을 실행하지 않았다.</w:t>
       </w:r>
     </w:p>
     <w:sectPr>
+      <w:headerReference w:type="default" r:id="rId9"/>
+      <w:footerReference w:type="default" r:id="rId10"/>
       <w:pgSz w:w="12240" w:h="15840"/>
       <w:pgMar w:top="1440" w:right="1800" w:bottom="1440" w:left="1800" w:header="720" w:footer="720" w:gutter="0"/>
       <w:cols w:space="720"/>
@@ -1001,6 +2502,26 @@
     </w:sectPr>
   </w:body>
 </w:document>
+</file>
+
+<file path=word/footer1.xml><?xml version="1.0" encoding="utf-8"?>
+<w:ftr xmlns:m="http://schemas.openxmlformats.org/officeDocument/2006/math" xmlns:mc="http://schemas.openxmlformats.org/markup-compatibility/2006" xmlns:mo="http://schemas.microsoft.com/office/mac/office/2008/main" xmlns:mv="urn:schemas-microsoft-com:mac:vml" xmlns:o="urn:schemas-microsoft-com:office:office" xmlns:r="http://schemas.openxmlformats.org/officeDocument/2006/relationships" xmlns:v="urn:schemas-microsoft-com:vml" xmlns:w10="urn:schemas-microsoft-com:office:word" xmlns:w14="http://schemas.microsoft.com/office/word/2010/wordml" xmlns:w="http://schemas.openxmlformats.org/wordprocessingml/2006/main" xmlns:wne="http://schemas.microsoft.com/office/word/2006/wordml" xmlns:wp14="http://schemas.microsoft.com/office/word/2010/wordprocessingDrawing" xmlns:wp="http://schemas.openxmlformats.org/drawingml/2006/wordprocessingDrawing" xmlns:wpc="http://schemas.microsoft.com/office/word/2010/wordprocessingCanvas" xmlns:wpg="http://schemas.microsoft.com/office/word/2010/wordprocessingGroup" xmlns:wpi="http://schemas.microsoft.com/office/word/2010/wordprocessingInk" xmlns:wps="http://schemas.microsoft.com/office/word/2010/wordprocessingShape" mc:Ignorable="w14 wp14">
+  <w:p>
+    <w:pPr>
+      <w:pStyle w:val="Footer"/>
+    </w:pPr>
+  </w:p>
+</w:ftr>
+</file>
+
+<file path=word/header1.xml><?xml version="1.0" encoding="utf-8"?>
+<w:hdr xmlns:m="http://schemas.openxmlformats.org/officeDocument/2006/math" xmlns:mc="http://schemas.openxmlformats.org/markup-compatibility/2006" xmlns:mo="http://schemas.microsoft.com/office/mac/office/2008/main" xmlns:mv="urn:schemas-microsoft-com:mac:vml" xmlns:o="urn:schemas-microsoft-com:office:office" xmlns:r="http://schemas.openxmlformats.org/officeDocument/2006/relationships" xmlns:v="urn:schemas-microsoft-com:vml" xmlns:w10="urn:schemas-microsoft-com:office:word" xmlns:w14="http://schemas.microsoft.com/office/word/2010/wordml" xmlns:w="http://schemas.openxmlformats.org/wordprocessingml/2006/main" xmlns:wne="http://schemas.microsoft.com/office/word/2006/wordml" xmlns:wp14="http://schemas.microsoft.com/office/word/2010/wordprocessingDrawing" xmlns:wp="http://schemas.openxmlformats.org/drawingml/2006/wordprocessingDrawing" xmlns:wpc="http://schemas.microsoft.com/office/word/2010/wordprocessingCanvas" xmlns:wpg="http://schemas.microsoft.com/office/word/2010/wordprocessingGroup" xmlns:wpi="http://schemas.microsoft.com/office/word/2010/wordprocessingInk" xmlns:wps="http://schemas.microsoft.com/office/word/2010/wordprocessingShape" mc:Ignorable="w14 wp14">
+  <w:p>
+    <w:pPr>
+      <w:pStyle w:val="Header"/>
+    </w:pPr>
+  </w:p>
+</w:hdr>
 </file>
 
 <file path=word/numbering.xml><?xml version="1.0" encoding="utf-8"?>
